--- a/ind/docx/55.content.docx
+++ b/ind/docx/55.content.docx
@@ -19,7 +19,7 @@
         <w:rPr>
           <w:lang w:val="id_ID" w:bidi="id_ID"/>
         </w:rPr>
-        <w:t>Resource: Tyndale Open Study Notes</w:t>
+        <w:t>Resource: Aquifer Open Study Notes</w:t>
       </w:r>
       <w:r>
         <w:rPr>
@@ -112,7 +112,7 @@
         <w:rPr>
           <w:lang w:val="id_ID" w:bidi="id_ID"/>
         </w:rPr>
-        <w:t>Tyndale Open Study Notes</w:t>
+        <w:t>Aquifer Open Study Notes</w:t>
       </w:r>
     </w:p>
     <w:p>

--- a/ind/docx/55.content.docx
+++ b/ind/docx/55.content.docx
@@ -233,126 +233,78 @@
         </w:rPr>
         <w:t xml:space="preserve">janji tentang hidup: Lihat </w:t>
       </w:r>
-      <w:hyperlink r:id="rId13">
-        <w:r>
-          <w:rPr>
-            <w:lang w:val="id_ID" w:bidi="id_ID"/>
-          </w:rPr>
-          <w:rPr>
-            <w:color w:val="0000EE"/>
-            <w:u w:val="single"/>
-          </w:rPr>
-          <w:t>Rm. 4:13–17</w:t>
-        </w:r>
-      </w:hyperlink>
+      <w:r>
+        <w:rPr>
+          <w:lang w:val="id_ID" w:bidi="id_ID"/>
+        </w:rPr>
+        <w:t>Rm. 4:13–17</w:t>
+      </w:r>
       <w:r>
         <w:rPr>
           <w:lang w:val="id_ID" w:bidi="id_ID"/>
         </w:rPr>
         <w:t>. Surat kepada Timotius ini merayakan kebangkitan Kristus (</w:t>
       </w:r>
-      <w:hyperlink r:id="rId14">
-        <w:r>
-          <w:rPr>
-            <w:lang w:val="id_ID" w:bidi="id_ID"/>
-          </w:rPr>
-          <w:rPr>
-            <w:color w:val="0000EE"/>
-            <w:u w:val="single"/>
-          </w:rPr>
-          <w:t>2Tim. 2:8</w:t>
-        </w:r>
-      </w:hyperlink>
+      <w:r>
+        <w:rPr>
+          <w:lang w:val="id_ID" w:bidi="id_ID"/>
+        </w:rPr>
+        <w:t>2Tim. 2:8</w:t>
+      </w:r>
       <w:r>
         <w:rPr>
           <w:lang w:val="id_ID" w:bidi="id_ID"/>
         </w:rPr>
         <w:t>) dan kehidupan yang dihasilkan darinya (</w:t>
       </w:r>
-      <w:hyperlink r:id="rId14">
-        <w:r>
-          <w:rPr>
-            <w:lang w:val="id_ID" w:bidi="id_ID"/>
-          </w:rPr>
-          <w:rPr>
-            <w:color w:val="0000EE"/>
-            <w:u w:val="single"/>
-          </w:rPr>
-          <w:t xml:space="preserve">2Tim. </w:t>
-        </w:r>
-      </w:hyperlink>
-      <w:hyperlink r:id="rId15">
-        <w:r>
-          <w:rPr>
-            <w:lang w:val="id_ID" w:bidi="id_ID"/>
-          </w:rPr>
-          <w:rPr>
-            <w:color w:val="0000EE"/>
-            <w:u w:val="single"/>
-          </w:rPr>
-          <w:t>1:10</w:t>
-        </w:r>
-      </w:hyperlink>
+      <w:r>
+        <w:rPr>
+          <w:lang w:val="id_ID" w:bidi="id_ID"/>
+        </w:rPr>
+        <w:t xml:space="preserve">2Tim. </w:t>
+      </w:r>
+      <w:r>
+        <w:rPr>
+          <w:lang w:val="id_ID" w:bidi="id_ID"/>
+        </w:rPr>
+        <w:t>1:10</w:t>
+      </w:r>
       <w:r>
         <w:rPr>
           <w:lang w:val="id_ID" w:bidi="id_ID"/>
         </w:rPr>
         <w:t>) sebagai jawaban atas penderitaan dan kematian orang saleh (</w:t>
       </w:r>
-      <w:hyperlink r:id="rId14">
-        <w:r>
-          <w:rPr>
-            <w:lang w:val="id_ID" w:bidi="id_ID"/>
-          </w:rPr>
-          <w:rPr>
-            <w:color w:val="0000EE"/>
-            <w:u w:val="single"/>
-          </w:rPr>
-          <w:t xml:space="preserve">2Tim. </w:t>
-        </w:r>
-      </w:hyperlink>
-      <w:hyperlink r:id="rId16">
-        <w:r>
-          <w:rPr>
-            <w:lang w:val="id_ID" w:bidi="id_ID"/>
-          </w:rPr>
-          <w:rPr>
-            <w:color w:val="0000EE"/>
-            <w:u w:val="single"/>
-          </w:rPr>
-          <w:t>3:12</w:t>
-        </w:r>
-      </w:hyperlink>
+      <w:r>
+        <w:rPr>
+          <w:lang w:val="id_ID" w:bidi="id_ID"/>
+        </w:rPr>
+        <w:t xml:space="preserve">2Tim. </w:t>
+      </w:r>
+      <w:r>
+        <w:rPr>
+          <w:lang w:val="id_ID" w:bidi="id_ID"/>
+        </w:rPr>
+        <w:t>3:12</w:t>
+      </w:r>
       <w:r>
         <w:rPr>
           <w:lang w:val="id_ID" w:bidi="id_ID"/>
         </w:rPr>
         <w:t>). Kehidupan Paulus sendiri mencerminkan harapan ini (</w:t>
       </w:r>
-      <w:hyperlink r:id="rId14">
-        <w:r>
-          <w:rPr>
-            <w:lang w:val="id_ID" w:bidi="id_ID"/>
-          </w:rPr>
-          <w:rPr>
-            <w:color w:val="0000EE"/>
-            <w:u w:val="single"/>
-          </w:rPr>
-          <w:t xml:space="preserve">2Tim. </w:t>
-        </w:r>
-      </w:hyperlink>
-      <w:hyperlink r:id="rId17">
-        <w:r>
-          <w:rPr>
-            <w:lang w:val="id_ID" w:bidi="id_ID"/>
-          </w:rPr>
-          <w:rPr>
-            <w:color w:val="0000EE"/>
-            <w:u w:val="single"/>
-          </w:rPr>
-          <w:t>4:17–18</w:t>
-        </w:r>
-      </w:hyperlink>
+      <w:r>
+        <w:rPr>
+          <w:lang w:val="id_ID" w:bidi="id_ID"/>
+        </w:rPr>
+        <w:t xml:space="preserve">2Tim. </w:t>
+      </w:r>
+      <w:r>
+        <w:rPr>
+          <w:lang w:val="id_ID" w:bidi="id_ID"/>
+        </w:rPr>
+        <w:t>4:17–18</w:t>
+      </w:r>
       <w:r>
         <w:rPr>
           <w:lang w:val="id_ID" w:bidi="id_ID"/>
@@ -467,108 +419,72 @@
         </w:rPr>
         <w:t xml:space="preserve">seperti yang dilakukan nenek moyangku: Lihat </w:t>
       </w:r>
-      <w:hyperlink r:id="rId18">
-        <w:r>
-          <w:rPr>
-            <w:lang w:val="id_ID" w:bidi="id_ID"/>
-          </w:rPr>
-          <w:rPr>
-            <w:color w:val="0000EE"/>
-            <w:u w:val="single"/>
-          </w:rPr>
-          <w:t>Flp. 3:5</w:t>
-        </w:r>
-      </w:hyperlink>
+      <w:r>
+        <w:rPr>
+          <w:lang w:val="id_ID" w:bidi="id_ID"/>
+        </w:rPr>
+        <w:t>Flp. 3:5</w:t>
+      </w:r>
       <w:r>
         <w:rPr>
           <w:lang w:val="id_ID" w:bidi="id_ID"/>
         </w:rPr>
         <w:t xml:space="preserve">; bandingkan dengan </w:t>
       </w:r>
-      <w:hyperlink r:id="rId19">
-        <w:r>
-          <w:rPr>
-            <w:lang w:val="id_ID" w:bidi="id_ID"/>
-          </w:rPr>
-          <w:rPr>
-            <w:color w:val="0000EE"/>
-            <w:u w:val="single"/>
-          </w:rPr>
-          <w:t>Ul. 6:4–9</w:t>
-        </w:r>
-      </w:hyperlink>
+      <w:r>
+        <w:rPr>
+          <w:lang w:val="id_ID" w:bidi="id_ID"/>
+        </w:rPr>
+        <w:t>Ul. 6:4–9</w:t>
+      </w:r>
       <w:r>
         <w:rPr>
           <w:lang w:val="id_ID" w:bidi="id_ID"/>
         </w:rPr>
         <w:t xml:space="preserve">. • Dengan hati nurani yang murni: Ini mungkin berkaitan dengan ajaran sesat (lihat </w:t>
       </w:r>
-      <w:hyperlink r:id="rId20">
-        <w:r>
-          <w:rPr>
-            <w:lang w:val="id_ID" w:bidi="id_ID"/>
-          </w:rPr>
-          <w:rPr>
-            <w:color w:val="0000EE"/>
-            <w:u w:val="single"/>
-          </w:rPr>
-          <w:t>2Tim. 2:17–18</w:t>
-        </w:r>
-      </w:hyperlink>
+      <w:r>
+        <w:rPr>
+          <w:lang w:val="id_ID" w:bidi="id_ID"/>
+        </w:rPr>
+        <w:t>2Tim. 2:17–18</w:t>
+      </w:r>
       <w:r>
         <w:rPr>
           <w:lang w:val="id_ID" w:bidi="id_ID"/>
         </w:rPr>
         <w:t xml:space="preserve">; lihat juga </w:t>
       </w:r>
-      <w:hyperlink r:id="rId21">
-        <w:r>
-          <w:rPr>
-            <w:lang w:val="id_ID" w:bidi="id_ID"/>
-          </w:rPr>
-          <w:rPr>
-            <w:color w:val="0000EE"/>
-            <w:u w:val="single"/>
-          </w:rPr>
-          <w:t>1Tim. 1:5</w:t>
-        </w:r>
-      </w:hyperlink>
+      <w:r>
+        <w:rPr>
+          <w:lang w:val="id_ID" w:bidi="id_ID"/>
+        </w:rPr>
+        <w:t>1Tim. 1:5</w:t>
+      </w:r>
       <w:r>
         <w:rPr>
           <w:lang w:val="id_ID" w:bidi="id_ID"/>
         </w:rPr>
         <w:t xml:space="preserve">) atau dengan pembelaan diri Paulus secara hukum pada peristiwa sebelumnya (lihat </w:t>
       </w:r>
-      <w:hyperlink r:id="rId22">
-        <w:r>
-          <w:rPr>
-            <w:lang w:val="id_ID" w:bidi="id_ID"/>
-          </w:rPr>
-          <w:rPr>
-            <w:color w:val="0000EE"/>
-            <w:u w:val="single"/>
-          </w:rPr>
-          <w:t>Kisah. 23:1</w:t>
-        </w:r>
-      </w:hyperlink>
-      <w:r>
-        <w:rPr>
-          <w:lang w:val="id_ID" w:bidi="id_ID"/>
-        </w:rPr>
-        <w:t xml:space="preserve">; </w:t>
-      </w:r>
-      <w:hyperlink r:id="rId23">
-        <w:r>
-          <w:rPr>
-            <w:lang w:val="id_ID" w:bidi="id_ID"/>
-          </w:rPr>
-          <w:rPr>
-            <w:color w:val="0000EE"/>
-            <w:u w:val="single"/>
-          </w:rPr>
-          <w:t>24:14–16</w:t>
-        </w:r>
-      </w:hyperlink>
+      <w:r>
+        <w:rPr>
+          <w:lang w:val="id_ID" w:bidi="id_ID"/>
+        </w:rPr>
+        <w:t>Kisah. 23:1</w:t>
+      </w:r>
+      <w:r>
+        <w:rPr>
+          <w:lang w:val="id_ID" w:bidi="id_ID"/>
+        </w:rPr>
+        <w:t xml:space="preserve">; </w:t>
+      </w:r>
+      <w:r>
+        <w:rPr>
+          <w:lang w:val="id_ID" w:bidi="id_ID"/>
+        </w:rPr>
+        <w:t>24:14–16</w:t>
+      </w:r>
       <w:r>
         <w:rPr>
           <w:lang w:val="id_ID" w:bidi="id_ID"/>
@@ -623,54 +539,36 @@
         </w:rPr>
         <w:t xml:space="preserve">Ucapan syukur dan doa merupakan bagian standar dari surat-surat Paulus (misalnya, </w:t>
       </w:r>
-      <w:hyperlink r:id="rId24">
-        <w:r>
-          <w:rPr>
-            <w:lang w:val="id_ID" w:bidi="id_ID"/>
-          </w:rPr>
-          <w:rPr>
-            <w:color w:val="0000EE"/>
-            <w:u w:val="single"/>
-          </w:rPr>
-          <w:t>Rm. 1:8–12</w:t>
-        </w:r>
-      </w:hyperlink>
-      <w:r>
-        <w:rPr>
-          <w:lang w:val="id_ID" w:bidi="id_ID"/>
-        </w:rPr>
-        <w:t xml:space="preserve">; </w:t>
-      </w:r>
-      <w:hyperlink r:id="rId25">
-        <w:r>
-          <w:rPr>
-            <w:lang w:val="id_ID" w:bidi="id_ID"/>
-          </w:rPr>
-          <w:rPr>
-            <w:color w:val="0000EE"/>
-            <w:u w:val="single"/>
-          </w:rPr>
-          <w:t>Kol. 1:3–14</w:t>
-        </w:r>
-      </w:hyperlink>
+      <w:r>
+        <w:rPr>
+          <w:lang w:val="id_ID" w:bidi="id_ID"/>
+        </w:rPr>
+        <w:t>Rm. 1:8–12</w:t>
+      </w:r>
+      <w:r>
+        <w:rPr>
+          <w:lang w:val="id_ID" w:bidi="id_ID"/>
+        </w:rPr>
+        <w:t xml:space="preserve">; </w:t>
+      </w:r>
+      <w:r>
+        <w:rPr>
+          <w:lang w:val="id_ID" w:bidi="id_ID"/>
+        </w:rPr>
+        <w:t>Kol. 1:3–14</w:t>
+      </w:r>
       <w:r>
         <w:rPr>
           <w:lang w:val="id_ID" w:bidi="id_ID"/>
         </w:rPr>
         <w:t xml:space="preserve">; bandingkan </w:t>
       </w:r>
-      <w:hyperlink r:id="rId26">
-        <w:r>
-          <w:rPr>
-            <w:lang w:val="id_ID" w:bidi="id_ID"/>
-          </w:rPr>
-          <w:rPr>
-            <w:color w:val="0000EE"/>
-            <w:u w:val="single"/>
-          </w:rPr>
-          <w:t>Gal. 1:6–10</w:t>
-        </w:r>
-      </w:hyperlink>
+      <w:r>
+        <w:rPr>
+          <w:lang w:val="id_ID" w:bidi="id_ID"/>
+        </w:rPr>
+        <w:t>Gal. 1:6–10</w:t>
+      </w:r>
       <w:r>
         <w:rPr>
           <w:lang w:val="id_ID" w:bidi="id_ID"/>
@@ -737,36 +635,24 @@
         </w:rPr>
         <w:t xml:space="preserve">). • air matamu: Mereka mungkin terakhir kali berpisah ketika Paulus dipindahkan ke Roma dalam keadaan sebagai tahanan (bdk. </w:t>
       </w:r>
-      <w:hyperlink r:id="rId27">
-        <w:r>
-          <w:rPr>
-            <w:lang w:val="id_ID" w:bidi="id_ID"/>
-          </w:rPr>
-          <w:rPr>
-            <w:color w:val="0000EE"/>
-            <w:u w:val="single"/>
-          </w:rPr>
-          <w:t>Kisah. 20:37–38</w:t>
-        </w:r>
-      </w:hyperlink>
-      <w:r>
-        <w:rPr>
-          <w:lang w:val="id_ID" w:bidi="id_ID"/>
-        </w:rPr>
-        <w:t xml:space="preserve">; </w:t>
-      </w:r>
-      <w:hyperlink r:id="rId28">
-        <w:r>
-          <w:rPr>
-            <w:lang w:val="id_ID" w:bidi="id_ID"/>
-          </w:rPr>
-          <w:rPr>
-            <w:color w:val="0000EE"/>
-            <w:u w:val="single"/>
-          </w:rPr>
-          <w:t>21:12–14</w:t>
-        </w:r>
-      </w:hyperlink>
+      <w:r>
+        <w:rPr>
+          <w:lang w:val="id_ID" w:bidi="id_ID"/>
+        </w:rPr>
+        <w:t>Kisah. 20:37–38</w:t>
+      </w:r>
+      <w:r>
+        <w:rPr>
+          <w:lang w:val="id_ID" w:bidi="id_ID"/>
+        </w:rPr>
+        <w:t xml:space="preserve">; </w:t>
+      </w:r>
+      <w:r>
+        <w:rPr>
+          <w:lang w:val="id_ID" w:bidi="id_ID"/>
+        </w:rPr>
+        <w:t>21:12–14</w:t>
+      </w:r>
       <w:r>
         <w:rPr>
           <w:lang w:val="id_ID" w:bidi="id_ID"/>
@@ -821,54 +707,36 @@
         </w:rPr>
         <w:t xml:space="preserve">Untuk mengetahui asal-usul Timotius, lihat </w:t>
       </w:r>
-      <w:hyperlink r:id="rId29">
-        <w:r>
-          <w:rPr>
-            <w:lang w:val="id_ID" w:bidi="id_ID"/>
-          </w:rPr>
-          <w:rPr>
-            <w:color w:val="0000EE"/>
-            <w:u w:val="single"/>
-          </w:rPr>
-          <w:t>Kisah Para Rasul 16:1–3</w:t>
-        </w:r>
-      </w:hyperlink>
-      <w:r>
-        <w:rPr>
-          <w:lang w:val="id_ID" w:bidi="id_ID"/>
-        </w:rPr>
-        <w:t xml:space="preserve">; </w:t>
-      </w:r>
-      <w:hyperlink r:id="rId30">
-        <w:r>
-          <w:rPr>
-            <w:lang w:val="id_ID" w:bidi="id_ID"/>
-          </w:rPr>
-          <w:rPr>
-            <w:color w:val="0000EE"/>
-            <w:u w:val="single"/>
-          </w:rPr>
-          <w:t>1Tim. 1:2</w:t>
-        </w:r>
-      </w:hyperlink>
+      <w:r>
+        <w:rPr>
+          <w:lang w:val="id_ID" w:bidi="id_ID"/>
+        </w:rPr>
+        <w:t>Kisah Para Rasul 16:1–3</w:t>
+      </w:r>
+      <w:r>
+        <w:rPr>
+          <w:lang w:val="id_ID" w:bidi="id_ID"/>
+        </w:rPr>
+        <w:t xml:space="preserve">; </w:t>
+      </w:r>
+      <w:r>
+        <w:rPr>
+          <w:lang w:val="id_ID" w:bidi="id_ID"/>
+        </w:rPr>
+        <w:t>1Tim. 1:2</w:t>
+      </w:r>
       <w:r>
         <w:rPr>
           <w:lang w:val="id_ID" w:bidi="id_ID"/>
         </w:rPr>
         <w:t>. • Iman di sini merujuk pada iman Kristen, tetapi warisan keyahudian Timotius melalui nenek dan ibunya menunjukkan bagaimana dia berakar pada pengajaran Perjanjian Lama (</w:t>
       </w:r>
-      <w:hyperlink r:id="rId31">
-        <w:r>
-          <w:rPr>
-            <w:lang w:val="id_ID" w:bidi="id_ID"/>
-          </w:rPr>
-          <w:rPr>
-            <w:color w:val="0000EE"/>
-            <w:u w:val="single"/>
-          </w:rPr>
-          <w:t>2Tim. 3:14–15</w:t>
-        </w:r>
-      </w:hyperlink>
+      <w:r>
+        <w:rPr>
+          <w:lang w:val="id_ID" w:bidi="id_ID"/>
+        </w:rPr>
+        <w:t>2Tim. 3:14–15</w:t>
+      </w:r>
       <w:r>
         <w:rPr>
           <w:lang w:val="id_ID" w:bidi="id_ID"/>
@@ -923,108 +791,72 @@
         </w:rPr>
         <w:t xml:space="preserve">Paulus dengan lembut namun tegas memanggil Timotius ke Roma (lihat juga </w:t>
       </w:r>
-      <w:hyperlink r:id="rId32">
-        <w:r>
-          <w:rPr>
-            <w:lang w:val="id_ID" w:bidi="id_ID"/>
-          </w:rPr>
-          <w:rPr>
-            <w:color w:val="0000EE"/>
-            <w:u w:val="single"/>
-          </w:rPr>
-          <w:t>4:9</w:t>
-        </w:r>
-      </w:hyperlink>
+      <w:r>
+        <w:rPr>
+          <w:lang w:val="id_ID" w:bidi="id_ID"/>
+        </w:rPr>
+        <w:t>4:9</w:t>
+      </w:r>
       <w:r>
         <w:rPr>
           <w:lang w:val="id_ID" w:bidi="id_ID"/>
         </w:rPr>
         <w:t xml:space="preserve">, </w:t>
       </w:r>
-      <w:hyperlink r:id="rId33">
-        <w:r>
-          <w:rPr>
-            <w:lang w:val="id_ID" w:bidi="id_ID"/>
-          </w:rPr>
-          <w:rPr>
-            <w:color w:val="0000EE"/>
-            <w:u w:val="single"/>
-          </w:rPr>
-          <w:t>21</w:t>
-        </w:r>
-      </w:hyperlink>
+      <w:r>
+        <w:rPr>
+          <w:lang w:val="id_ID" w:bidi="id_ID"/>
+        </w:rPr>
+        <w:t>21</w:t>
+      </w:r>
       <w:r>
         <w:rPr>
           <w:lang w:val="id_ID" w:bidi="id_ID"/>
         </w:rPr>
         <w:t xml:space="preserve">; bandingkan </w:t>
       </w:r>
-      <w:hyperlink r:id="rId34">
-        <w:r>
-          <w:rPr>
-            <w:lang w:val="id_ID" w:bidi="id_ID"/>
-          </w:rPr>
-          <w:rPr>
-            <w:color w:val="0000EE"/>
-            <w:u w:val="single"/>
-          </w:rPr>
-          <w:t>1Tim. 1:3–11</w:t>
-        </w:r>
-      </w:hyperlink>
+      <w:r>
+        <w:rPr>
+          <w:lang w:val="id_ID" w:bidi="id_ID"/>
+        </w:rPr>
+        <w:t>1Tim. 1:3–11</w:t>
+      </w:r>
       <w:r>
         <w:rPr>
           <w:lang w:val="id_ID" w:bidi="id_ID"/>
         </w:rPr>
         <w:t xml:space="preserve">, </w:t>
       </w:r>
-      <w:hyperlink r:id="rId35">
-        <w:r>
-          <w:rPr>
-            <w:lang w:val="id_ID" w:bidi="id_ID"/>
-          </w:rPr>
-          <w:rPr>
-            <w:color w:val="0000EE"/>
-            <w:u w:val="single"/>
-          </w:rPr>
-          <w:t>12–17</w:t>
-        </w:r>
-      </w:hyperlink>
+      <w:r>
+        <w:rPr>
+          <w:lang w:val="id_ID" w:bidi="id_ID"/>
+        </w:rPr>
+        <w:t>12–17</w:t>
+      </w:r>
       <w:r>
         <w:rPr>
           <w:lang w:val="id_ID" w:bidi="id_ID"/>
         </w:rPr>
         <w:t xml:space="preserve">). Penderitaan tampaknya tak terhindarkan jika Timotius tetap setia, dan Paulus ingin memperkuat tekad Timotius. • Rujukan kepada Roh dalam </w:t>
       </w:r>
-      <w:hyperlink r:id="rId36">
-        <w:r>
-          <w:rPr>
-            <w:lang w:val="id_ID" w:bidi="id_ID"/>
-          </w:rPr>
-          <w:rPr>
-            <w:color w:val="0000EE"/>
-            <w:u w:val="single"/>
-          </w:rPr>
-          <w:t>2Tim. 1:6–7</w:t>
-        </w:r>
-      </w:hyperlink>
+      <w:r>
+        <w:rPr>
+          <w:lang w:val="id_ID" w:bidi="id_ID"/>
+        </w:rPr>
+        <w:t>2Tim. 1:6–7</w:t>
+      </w:r>
       <w:r>
         <w:rPr>
           <w:lang w:val="id_ID" w:bidi="id_ID"/>
         </w:rPr>
         <w:t xml:space="preserve"> dan </w:t>
       </w:r>
-      <w:hyperlink r:id="rId37">
-        <w:r>
-          <w:rPr>
-            <w:lang w:val="id_ID" w:bidi="id_ID"/>
-          </w:rPr>
-          <w:rPr>
-            <w:color w:val="0000EE"/>
-            <w:u w:val="single"/>
-          </w:rPr>
-          <w:t>1:14</w:t>
-        </w:r>
-      </w:hyperlink>
+      <w:r>
+        <w:rPr>
+          <w:lang w:val="id_ID" w:bidi="id_ID"/>
+        </w:rPr>
+        <w:t>1:14</w:t>
+      </w:r>
       <w:r>
         <w:rPr>
           <w:lang w:val="id_ID" w:bidi="id_ID"/>
@@ -1092,180 +924,120 @@
         </w:rPr>
         <w:t xml:space="preserve">mengobarkan: Pekerjaan Roh tidak terjadi secara otomatis, itu harus dikembangkan (lihat </w:t>
       </w:r>
-      <w:hyperlink r:id="rId38">
-        <w:r>
-          <w:rPr>
-            <w:lang w:val="id_ID" w:bidi="id_ID"/>
-          </w:rPr>
-          <w:rPr>
-            <w:color w:val="0000EE"/>
-            <w:u w:val="single"/>
-          </w:rPr>
-          <w:t>Ef. 5:18–21</w:t>
-        </w:r>
-      </w:hyperlink>
-      <w:r>
-        <w:rPr>
-          <w:lang w:val="id_ID" w:bidi="id_ID"/>
-        </w:rPr>
-        <w:t xml:space="preserve">; </w:t>
-      </w:r>
-      <w:hyperlink r:id="rId39">
-        <w:r>
-          <w:rPr>
-            <w:lang w:val="id_ID" w:bidi="id_ID"/>
-          </w:rPr>
-          <w:rPr>
-            <w:color w:val="0000EE"/>
-            <w:u w:val="single"/>
-          </w:rPr>
-          <w:t>1Tes. 5:19–20</w:t>
-        </w:r>
-      </w:hyperlink>
+      <w:r>
+        <w:rPr>
+          <w:lang w:val="id_ID" w:bidi="id_ID"/>
+        </w:rPr>
+        <w:t>Ef. 5:18–21</w:t>
+      </w:r>
+      <w:r>
+        <w:rPr>
+          <w:lang w:val="id_ID" w:bidi="id_ID"/>
+        </w:rPr>
+        <w:t xml:space="preserve">; </w:t>
+      </w:r>
+      <w:r>
+        <w:rPr>
+          <w:lang w:val="id_ID" w:bidi="id_ID"/>
+        </w:rPr>
+        <w:t>1Tes. 5:19–20</w:t>
+      </w:r>
       <w:r>
         <w:rPr>
           <w:lang w:val="id_ID" w:bidi="id_ID"/>
         </w:rPr>
         <w:t xml:space="preserve">; bdk. </w:t>
       </w:r>
-      <w:hyperlink r:id="rId40">
-        <w:r>
-          <w:rPr>
-            <w:lang w:val="id_ID" w:bidi="id_ID"/>
-          </w:rPr>
-          <w:rPr>
-            <w:color w:val="0000EE"/>
-            <w:u w:val="single"/>
-          </w:rPr>
-          <w:t>Kisah. 4:31</w:t>
-        </w:r>
-      </w:hyperlink>
-      <w:r>
-        <w:rPr>
-          <w:lang w:val="id_ID" w:bidi="id_ID"/>
-        </w:rPr>
-        <w:t xml:space="preserve">; </w:t>
-      </w:r>
-      <w:hyperlink r:id="rId41">
-        <w:r>
-          <w:rPr>
-            <w:lang w:val="id_ID" w:bidi="id_ID"/>
-          </w:rPr>
-          <w:rPr>
-            <w:color w:val="0000EE"/>
-            <w:u w:val="single"/>
-          </w:rPr>
-          <w:t>7:55</w:t>
-        </w:r>
-      </w:hyperlink>
-      <w:r>
-        <w:rPr>
-          <w:lang w:val="id_ID" w:bidi="id_ID"/>
-        </w:rPr>
-        <w:t xml:space="preserve">; </w:t>
-      </w:r>
-      <w:hyperlink r:id="rId42">
-        <w:r>
-          <w:rPr>
-            <w:lang w:val="id_ID" w:bidi="id_ID"/>
-          </w:rPr>
-          <w:rPr>
-            <w:color w:val="0000EE"/>
-            <w:u w:val="single"/>
-          </w:rPr>
-          <w:t>13:9</w:t>
-        </w:r>
-      </w:hyperlink>
+      <w:r>
+        <w:rPr>
+          <w:lang w:val="id_ID" w:bidi="id_ID"/>
+        </w:rPr>
+        <w:t>Kisah. 4:31</w:t>
+      </w:r>
+      <w:r>
+        <w:rPr>
+          <w:lang w:val="id_ID" w:bidi="id_ID"/>
+        </w:rPr>
+        <w:t xml:space="preserve">; </w:t>
+      </w:r>
+      <w:r>
+        <w:rPr>
+          <w:lang w:val="id_ID" w:bidi="id_ID"/>
+        </w:rPr>
+        <w:t>7:55</w:t>
+      </w:r>
+      <w:r>
+        <w:rPr>
+          <w:lang w:val="id_ID" w:bidi="id_ID"/>
+        </w:rPr>
+        <w:t xml:space="preserve">; </w:t>
+      </w:r>
+      <w:r>
+        <w:rPr>
+          <w:lang w:val="id_ID" w:bidi="id_ID"/>
+        </w:rPr>
+        <w:t>13:9</w:t>
+      </w:r>
       <w:r>
         <w:rPr>
           <w:lang w:val="id_ID" w:bidi="id_ID"/>
         </w:rPr>
         <w:t xml:space="preserve">). • Karunia rohani adalah pemberdayaan yang dilakukan Roh Kudus untuk pelayanan (lihat </w:t>
       </w:r>
-      <w:hyperlink r:id="rId43">
-        <w:r>
-          <w:rPr>
-            <w:lang w:val="id_ID" w:bidi="id_ID"/>
-          </w:rPr>
-          <w:rPr>
-            <w:color w:val="0000EE"/>
-            <w:u w:val="single"/>
-          </w:rPr>
-          <w:t>1Kor. 12:1–14:40</w:t>
-        </w:r>
-      </w:hyperlink>
+      <w:r>
+        <w:rPr>
+          <w:lang w:val="id_ID" w:bidi="id_ID"/>
+        </w:rPr>
+        <w:t>1Kor. 12:1–14:40</w:t>
+      </w:r>
       <w:r>
         <w:rPr>
           <w:lang w:val="id_ID" w:bidi="id_ID"/>
         </w:rPr>
         <w:t xml:space="preserve">; bdk. </w:t>
       </w:r>
-      <w:hyperlink r:id="rId44">
-        <w:r>
-          <w:rPr>
-            <w:lang w:val="id_ID" w:bidi="id_ID"/>
-          </w:rPr>
-          <w:rPr>
-            <w:color w:val="0000EE"/>
-            <w:u w:val="single"/>
-          </w:rPr>
-          <w:t>Kisah. 6:3</w:t>
-        </w:r>
-      </w:hyperlink>
+      <w:r>
+        <w:rPr>
+          <w:lang w:val="id_ID" w:bidi="id_ID"/>
+        </w:rPr>
+        <w:t>Kisah. 6:3</w:t>
+      </w:r>
       <w:r>
         <w:rPr>
           <w:lang w:val="id_ID" w:bidi="id_ID"/>
         </w:rPr>
         <w:t xml:space="preserve">, </w:t>
       </w:r>
-      <w:hyperlink r:id="rId45">
-        <w:r>
-          <w:rPr>
-            <w:lang w:val="id_ID" w:bidi="id_ID"/>
-          </w:rPr>
-          <w:rPr>
-            <w:color w:val="0000EE"/>
-            <w:u w:val="single"/>
-          </w:rPr>
-          <w:t>5</w:t>
-        </w:r>
-      </w:hyperlink>
-      <w:r>
-        <w:rPr>
-          <w:lang w:val="id_ID" w:bidi="id_ID"/>
-        </w:rPr>
-        <w:t xml:space="preserve">; </w:t>
-      </w:r>
-      <w:hyperlink r:id="rId46">
-        <w:r>
-          <w:rPr>
-            <w:lang w:val="id_ID" w:bidi="id_ID"/>
-          </w:rPr>
-          <w:rPr>
-            <w:color w:val="0000EE"/>
-            <w:u w:val="single"/>
-          </w:rPr>
-          <w:t>11:24</w:t>
-        </w:r>
-      </w:hyperlink>
+      <w:r>
+        <w:rPr>
+          <w:lang w:val="id_ID" w:bidi="id_ID"/>
+        </w:rPr>
+        <w:t>5</w:t>
+      </w:r>
+      <w:r>
+        <w:rPr>
+          <w:lang w:val="id_ID" w:bidi="id_ID"/>
+        </w:rPr>
+        <w:t xml:space="preserve">; </w:t>
+      </w:r>
+      <w:r>
+        <w:rPr>
+          <w:lang w:val="id_ID" w:bidi="id_ID"/>
+        </w:rPr>
+        <w:t>11:24</w:t>
+      </w:r>
       <w:r>
         <w:rPr>
           <w:lang w:val="id_ID" w:bidi="id_ID"/>
         </w:rPr>
         <w:t>). • oleh penumpangan tanganku atasmu: Paulus dan para penatua (</w:t>
       </w:r>
-      <w:hyperlink r:id="rId47">
-        <w:r>
-          <w:rPr>
-            <w:lang w:val="id_ID" w:bidi="id_ID"/>
-          </w:rPr>
-          <w:rPr>
-            <w:color w:val="0000EE"/>
-            <w:u w:val="single"/>
-          </w:rPr>
-          <w:t>1Tim. 4:14</w:t>
-        </w:r>
-      </w:hyperlink>
+      <w:r>
+        <w:rPr>
+          <w:lang w:val="id_ID" w:bidi="id_ID"/>
+        </w:rPr>
+        <w:t>1Tim. 4:14</w:t>
+      </w:r>
       <w:r>
         <w:rPr>
           <w:lang w:val="id_ID" w:bidi="id_ID"/>
@@ -1320,72 +1092,48 @@
         </w:rPr>
         <w:t>Ayat ini merangkum surat tersebut. Timotius mungkin akan menghadapi penderitaan (</w:t>
       </w:r>
-      <w:hyperlink r:id="rId48">
-        <w:r>
-          <w:rPr>
-            <w:lang w:val="id_ID" w:bidi="id_ID"/>
-          </w:rPr>
-          <w:rPr>
-            <w:color w:val="0000EE"/>
-            <w:u w:val="single"/>
-          </w:rPr>
-          <w:t>2:3</w:t>
-        </w:r>
-      </w:hyperlink>
-      <w:r>
-        <w:rPr>
-          <w:lang w:val="id_ID" w:bidi="id_ID"/>
-        </w:rPr>
-        <w:t xml:space="preserve">; </w:t>
-      </w:r>
-      <w:hyperlink r:id="rId16">
-        <w:r>
-          <w:rPr>
-            <w:lang w:val="id_ID" w:bidi="id_ID"/>
-          </w:rPr>
-          <w:rPr>
-            <w:color w:val="0000EE"/>
-            <w:u w:val="single"/>
-          </w:rPr>
-          <w:t>3:12</w:t>
-        </w:r>
-      </w:hyperlink>
-      <w:r>
-        <w:rPr>
-          <w:lang w:val="id_ID" w:bidi="id_ID"/>
-        </w:rPr>
-        <w:t xml:space="preserve">; </w:t>
-      </w:r>
-      <w:hyperlink r:id="rId49">
-        <w:r>
-          <w:rPr>
-            <w:lang w:val="id_ID" w:bidi="id_ID"/>
-          </w:rPr>
-          <w:rPr>
-            <w:color w:val="0000EE"/>
-            <w:u w:val="single"/>
-          </w:rPr>
-          <w:t>4:5</w:t>
-        </w:r>
-      </w:hyperlink>
+      <w:r>
+        <w:rPr>
+          <w:lang w:val="id_ID" w:bidi="id_ID"/>
+        </w:rPr>
+        <w:t>2:3</w:t>
+      </w:r>
+      <w:r>
+        <w:rPr>
+          <w:lang w:val="id_ID" w:bidi="id_ID"/>
+        </w:rPr>
+        <w:t xml:space="preserve">; </w:t>
+      </w:r>
+      <w:r>
+        <w:rPr>
+          <w:lang w:val="id_ID" w:bidi="id_ID"/>
+        </w:rPr>
+        <w:t>3:12</w:t>
+      </w:r>
+      <w:r>
+        <w:rPr>
+          <w:lang w:val="id_ID" w:bidi="id_ID"/>
+        </w:rPr>
+        <w:t xml:space="preserve">; </w:t>
+      </w:r>
+      <w:r>
+        <w:rPr>
+          <w:lang w:val="id_ID" w:bidi="id_ID"/>
+        </w:rPr>
+        <w:t>4:5</w:t>
+      </w:r>
       <w:r>
         <w:rPr>
           <w:lang w:val="id_ID" w:bidi="id_ID"/>
         </w:rPr>
         <w:t xml:space="preserve">; lihat </w:t>
       </w:r>
-      <w:hyperlink r:id="rId50">
-        <w:r>
-          <w:rPr>
-            <w:lang w:val="id_ID" w:bidi="id_ID"/>
-          </w:rPr>
-          <w:rPr>
-            <w:color w:val="0000EE"/>
-            <w:u w:val="single"/>
-          </w:rPr>
-          <w:t>Ibr. 13:23</w:t>
-        </w:r>
-      </w:hyperlink>
+      <w:r>
+        <w:rPr>
+          <w:lang w:val="id_ID" w:bidi="id_ID"/>
+        </w:rPr>
+        <w:t>Ibr. 13:23</w:t>
+      </w:r>
       <w:r>
         <w:rPr>
           <w:lang w:val="id_ID" w:bidi="id_ID"/>
@@ -1440,360 +1188,240 @@
         </w:rPr>
         <w:t>Bagian ini menekankan pentingnya ketaatan (</w:t>
       </w:r>
-      <w:hyperlink r:id="rId51">
-        <w:r>
-          <w:rPr>
-            <w:lang w:val="id_ID" w:bidi="id_ID"/>
-          </w:rPr>
-          <w:rPr>
-            <w:color w:val="0000EE"/>
-            <w:u w:val="single"/>
-          </w:rPr>
-          <w:t>2Tim. 1:8</w:t>
-        </w:r>
-      </w:hyperlink>
+      <w:r>
+        <w:rPr>
+          <w:lang w:val="id_ID" w:bidi="id_ID"/>
+        </w:rPr>
+        <w:t>2Tim. 1:8</w:t>
+      </w:r>
       <w:r>
         <w:rPr>
           <w:lang w:val="id_ID" w:bidi="id_ID"/>
         </w:rPr>
         <w:t xml:space="preserve">) dan menguatkan Timotius untuk itu (lihat </w:t>
       </w:r>
-      <w:hyperlink r:id="rId52">
-        <w:r>
-          <w:rPr>
-            <w:lang w:val="id_ID" w:bidi="id_ID"/>
-          </w:rPr>
-          <w:rPr>
-            <w:color w:val="0000EE"/>
-            <w:u w:val="single"/>
-          </w:rPr>
-          <w:t>1Tim. 1:15</w:t>
-        </w:r>
-      </w:hyperlink>
-      <w:r>
-        <w:rPr>
-          <w:lang w:val="id_ID" w:bidi="id_ID"/>
-        </w:rPr>
-        <w:t xml:space="preserve">; </w:t>
-      </w:r>
-      <w:hyperlink r:id="rId53">
-        <w:r>
-          <w:rPr>
-            <w:lang w:val="id_ID" w:bidi="id_ID"/>
-          </w:rPr>
-          <w:rPr>
-            <w:color w:val="0000EE"/>
-            <w:u w:val="single"/>
-          </w:rPr>
-          <w:t>2:5–6</w:t>
-        </w:r>
-      </w:hyperlink>
+      <w:r>
+        <w:rPr>
+          <w:lang w:val="id_ID" w:bidi="id_ID"/>
+        </w:rPr>
+        <w:t>1Tim. 1:15</w:t>
+      </w:r>
+      <w:r>
+        <w:rPr>
+          <w:lang w:val="id_ID" w:bidi="id_ID"/>
+        </w:rPr>
+        <w:t xml:space="preserve">; </w:t>
+      </w:r>
+      <w:r>
+        <w:rPr>
+          <w:lang w:val="id_ID" w:bidi="id_ID"/>
+        </w:rPr>
+        <w:t>2:5–6</w:t>
+      </w:r>
       <w:r>
         <w:rPr>
           <w:lang w:val="id_ID" w:bidi="id_ID"/>
         </w:rPr>
         <w:t xml:space="preserve">). • Allah menyelamatkan kita melalui Kristus Yesus, Juruselamat kita: Allah dan Kristus digambarkan secara bergantian dalam peran Juruselamat (lihat </w:t>
       </w:r>
-      <w:hyperlink r:id="rId54">
-        <w:r>
-          <w:rPr>
-            <w:lang w:val="id_ID" w:bidi="id_ID"/>
-          </w:rPr>
-          <w:rPr>
-            <w:color w:val="0000EE"/>
-            <w:u w:val="single"/>
-          </w:rPr>
-          <w:t>1Tim. 1:1</w:t>
-        </w:r>
-      </w:hyperlink>
-      <w:r>
-        <w:rPr>
-          <w:lang w:val="id_ID" w:bidi="id_ID"/>
-        </w:rPr>
-        <w:t xml:space="preserve">; </w:t>
-      </w:r>
-      <w:hyperlink r:id="rId55">
-        <w:r>
-          <w:rPr>
-            <w:lang w:val="id_ID" w:bidi="id_ID"/>
-          </w:rPr>
-          <w:rPr>
-            <w:color w:val="0000EE"/>
-            <w:u w:val="single"/>
-          </w:rPr>
-          <w:t>2:3–4</w:t>
-        </w:r>
-      </w:hyperlink>
+      <w:r>
+        <w:rPr>
+          <w:lang w:val="id_ID" w:bidi="id_ID"/>
+        </w:rPr>
+        <w:t>1Tim. 1:1</w:t>
+      </w:r>
+      <w:r>
+        <w:rPr>
+          <w:lang w:val="id_ID" w:bidi="id_ID"/>
+        </w:rPr>
+        <w:t xml:space="preserve">; </w:t>
+      </w:r>
+      <w:r>
+        <w:rPr>
+          <w:lang w:val="id_ID" w:bidi="id_ID"/>
+        </w:rPr>
+        <w:t>2:3–4</w:t>
+      </w:r>
       <w:r>
         <w:rPr>
           <w:lang w:val="id_ID" w:bidi="id_ID"/>
         </w:rPr>
         <w:t xml:space="preserve">). • memanggil kita dengan panggilan kudus: Keselamatan dan kesalehan saling berkaitan (lihat </w:t>
       </w:r>
-      <w:hyperlink r:id="rId56">
-        <w:r>
-          <w:rPr>
-            <w:lang w:val="id_ID" w:bidi="id_ID"/>
-          </w:rPr>
-          <w:rPr>
-            <w:color w:val="0000EE"/>
-            <w:u w:val="single"/>
-          </w:rPr>
-          <w:t>1Tim. 3:14–16</w:t>
-        </w:r>
-      </w:hyperlink>
-      <w:r>
-        <w:rPr>
-          <w:lang w:val="id_ID" w:bidi="id_ID"/>
-        </w:rPr>
-        <w:t xml:space="preserve">; </w:t>
-      </w:r>
-      <w:hyperlink r:id="rId57">
-        <w:r>
-          <w:rPr>
-            <w:lang w:val="id_ID" w:bidi="id_ID"/>
-          </w:rPr>
-          <w:rPr>
-            <w:color w:val="0000EE"/>
-            <w:u w:val="single"/>
-          </w:rPr>
-          <w:t>5:8</w:t>
-        </w:r>
-      </w:hyperlink>
-      <w:r>
-        <w:rPr>
-          <w:lang w:val="id_ID" w:bidi="id_ID"/>
-        </w:rPr>
-        <w:t xml:space="preserve">; </w:t>
-      </w:r>
-      <w:hyperlink r:id="rId58">
-        <w:r>
-          <w:rPr>
-            <w:lang w:val="id_ID" w:bidi="id_ID"/>
-          </w:rPr>
-          <w:rPr>
-            <w:color w:val="0000EE"/>
-            <w:u w:val="single"/>
-          </w:rPr>
-          <w:t>Titus 2:11–14</w:t>
-        </w:r>
-      </w:hyperlink>
-      <w:r>
-        <w:rPr>
-          <w:lang w:val="id_ID" w:bidi="id_ID"/>
-        </w:rPr>
-        <w:t xml:space="preserve">; </w:t>
-      </w:r>
-      <w:hyperlink r:id="rId59">
-        <w:r>
-          <w:rPr>
-            <w:lang w:val="id_ID" w:bidi="id_ID"/>
-          </w:rPr>
-          <w:rPr>
-            <w:color w:val="0000EE"/>
-            <w:u w:val="single"/>
-          </w:rPr>
-          <w:t>3:4–7</w:t>
-        </w:r>
-      </w:hyperlink>
-      <w:r>
-        <w:rPr>
-          <w:lang w:val="id_ID" w:bidi="id_ID"/>
-        </w:rPr>
-        <w:t xml:space="preserve">; </w:t>
-      </w:r>
-      <w:hyperlink r:id="rId60">
-        <w:r>
-          <w:rPr>
-            <w:lang w:val="id_ID" w:bidi="id_ID"/>
-          </w:rPr>
-          <w:rPr>
-            <w:color w:val="0000EE"/>
-            <w:u w:val="single"/>
-          </w:rPr>
-          <w:t>Efs. 2:10</w:t>
-        </w:r>
-      </w:hyperlink>
+      <w:r>
+        <w:rPr>
+          <w:lang w:val="id_ID" w:bidi="id_ID"/>
+        </w:rPr>
+        <w:t>1Tim. 3:14–16</w:t>
+      </w:r>
+      <w:r>
+        <w:rPr>
+          <w:lang w:val="id_ID" w:bidi="id_ID"/>
+        </w:rPr>
+        <w:t xml:space="preserve">; </w:t>
+      </w:r>
+      <w:r>
+        <w:rPr>
+          <w:lang w:val="id_ID" w:bidi="id_ID"/>
+        </w:rPr>
+        <w:t>5:8</w:t>
+      </w:r>
+      <w:r>
+        <w:rPr>
+          <w:lang w:val="id_ID" w:bidi="id_ID"/>
+        </w:rPr>
+        <w:t xml:space="preserve">; </w:t>
+      </w:r>
+      <w:r>
+        <w:rPr>
+          <w:lang w:val="id_ID" w:bidi="id_ID"/>
+        </w:rPr>
+        <w:t>Titus 2:11–14</w:t>
+      </w:r>
+      <w:r>
+        <w:rPr>
+          <w:lang w:val="id_ID" w:bidi="id_ID"/>
+        </w:rPr>
+        <w:t xml:space="preserve">; </w:t>
+      </w:r>
+      <w:r>
+        <w:rPr>
+          <w:lang w:val="id_ID" w:bidi="id_ID"/>
+        </w:rPr>
+        <w:t>3:4–7</w:t>
+      </w:r>
+      <w:r>
+        <w:rPr>
+          <w:lang w:val="id_ID" w:bidi="id_ID"/>
+        </w:rPr>
+        <w:t xml:space="preserve">; </w:t>
+      </w:r>
+      <w:r>
+        <w:rPr>
+          <w:lang w:val="id_ID" w:bidi="id_ID"/>
+        </w:rPr>
+        <w:t>Efs. 2:10</w:t>
+      </w:r>
       <w:r>
         <w:rPr>
           <w:lang w:val="id_ID" w:bidi="id_ID"/>
         </w:rPr>
         <w:t xml:space="preserve">). • bukan berdasarkan perbuatan kita: Kita sebenarnya layak mendapatkan hukuman (lihat </w:t>
       </w:r>
-      <w:hyperlink r:id="rId61">
-        <w:r>
-          <w:rPr>
-            <w:lang w:val="id_ID" w:bidi="id_ID"/>
-          </w:rPr>
-          <w:rPr>
-            <w:color w:val="0000EE"/>
-            <w:u w:val="single"/>
-          </w:rPr>
-          <w:t>Rm. 3:23–24</w:t>
-        </w:r>
-      </w:hyperlink>
-      <w:r>
-        <w:rPr>
-          <w:lang w:val="id_ID" w:bidi="id_ID"/>
-        </w:rPr>
-        <w:t xml:space="preserve">; </w:t>
-      </w:r>
-      <w:hyperlink r:id="rId62">
-        <w:r>
-          <w:rPr>
-            <w:lang w:val="id_ID" w:bidi="id_ID"/>
-          </w:rPr>
-          <w:rPr>
-            <w:color w:val="0000EE"/>
-            <w:u w:val="single"/>
-          </w:rPr>
-          <w:t>5:6–11</w:t>
-        </w:r>
-      </w:hyperlink>
-      <w:r>
-        <w:rPr>
-          <w:lang w:val="id_ID" w:bidi="id_ID"/>
-        </w:rPr>
-        <w:t xml:space="preserve">; </w:t>
-      </w:r>
-      <w:hyperlink r:id="rId63">
-        <w:r>
-          <w:rPr>
-            <w:lang w:val="id_ID" w:bidi="id_ID"/>
-          </w:rPr>
-          <w:rPr>
-            <w:color w:val="0000EE"/>
-            <w:u w:val="single"/>
-          </w:rPr>
-          <w:t>Efs. 2:8–9</w:t>
-        </w:r>
-      </w:hyperlink>
-      <w:r>
-        <w:rPr>
-          <w:lang w:val="id_ID" w:bidi="id_ID"/>
-        </w:rPr>
-        <w:t xml:space="preserve">; </w:t>
-      </w:r>
-      <w:hyperlink r:id="rId64">
-        <w:r>
-          <w:rPr>
-            <w:lang w:val="id_ID" w:bidi="id_ID"/>
-          </w:rPr>
-          <w:rPr>
-            <w:color w:val="0000EE"/>
-            <w:u w:val="single"/>
-          </w:rPr>
-          <w:t>Titus 3:5</w:t>
-        </w:r>
-      </w:hyperlink>
+      <w:r>
+        <w:rPr>
+          <w:lang w:val="id_ID" w:bidi="id_ID"/>
+        </w:rPr>
+        <w:t>Rm. 3:23–24</w:t>
+      </w:r>
+      <w:r>
+        <w:rPr>
+          <w:lang w:val="id_ID" w:bidi="id_ID"/>
+        </w:rPr>
+        <w:t xml:space="preserve">; </w:t>
+      </w:r>
+      <w:r>
+        <w:rPr>
+          <w:lang w:val="id_ID" w:bidi="id_ID"/>
+        </w:rPr>
+        <w:t>5:6–11</w:t>
+      </w:r>
+      <w:r>
+        <w:rPr>
+          <w:lang w:val="id_ID" w:bidi="id_ID"/>
+        </w:rPr>
+        <w:t xml:space="preserve">; </w:t>
+      </w:r>
+      <w:r>
+        <w:rPr>
+          <w:lang w:val="id_ID" w:bidi="id_ID"/>
+        </w:rPr>
+        <w:t>Efs. 2:8–9</w:t>
+      </w:r>
+      <w:r>
+        <w:rPr>
+          <w:lang w:val="id_ID" w:bidi="id_ID"/>
+        </w:rPr>
+        <w:t xml:space="preserve">; </w:t>
+      </w:r>
+      <w:r>
+        <w:rPr>
+          <w:lang w:val="id_ID" w:bidi="id_ID"/>
+        </w:rPr>
+        <w:t>Titus 3:5</w:t>
+      </w:r>
       <w:r>
         <w:rPr>
           <w:lang w:val="id_ID" w:bidi="id_ID"/>
         </w:rPr>
         <w:t xml:space="preserve">). • itu adalah rencana-Nya sejak sebelum permulaan waktu: Lihat </w:t>
       </w:r>
-      <w:hyperlink r:id="rId65">
-        <w:r>
-          <w:rPr>
-            <w:lang w:val="id_ID" w:bidi="id_ID"/>
-          </w:rPr>
-          <w:rPr>
-            <w:color w:val="0000EE"/>
-            <w:u w:val="single"/>
-          </w:rPr>
-          <w:t>Titus 1:2</w:t>
-        </w:r>
-      </w:hyperlink>
-      <w:r>
-        <w:rPr>
-          <w:lang w:val="id_ID" w:bidi="id_ID"/>
-        </w:rPr>
-        <w:t xml:space="preserve">; </w:t>
-      </w:r>
-      <w:hyperlink r:id="rId66">
-        <w:r>
-          <w:rPr>
-            <w:lang w:val="id_ID" w:bidi="id_ID"/>
-          </w:rPr>
-          <w:rPr>
-            <w:color w:val="0000EE"/>
-            <w:u w:val="single"/>
-          </w:rPr>
-          <w:t>Yohanes 17:24</w:t>
-        </w:r>
-      </w:hyperlink>
-      <w:r>
-        <w:rPr>
-          <w:lang w:val="id_ID" w:bidi="id_ID"/>
-        </w:rPr>
-        <w:t xml:space="preserve">; </w:t>
-      </w:r>
-      <w:hyperlink r:id="rId67">
-        <w:r>
-          <w:rPr>
-            <w:lang w:val="id_ID" w:bidi="id_ID"/>
-          </w:rPr>
-          <w:rPr>
-            <w:color w:val="0000EE"/>
-            <w:u w:val="single"/>
-          </w:rPr>
-          <w:t>Efs. 1:4</w:t>
-        </w:r>
-      </w:hyperlink>
+      <w:r>
+        <w:rPr>
+          <w:lang w:val="id_ID" w:bidi="id_ID"/>
+        </w:rPr>
+        <w:t>Titus 1:2</w:t>
+      </w:r>
+      <w:r>
+        <w:rPr>
+          <w:lang w:val="id_ID" w:bidi="id_ID"/>
+        </w:rPr>
+        <w:t xml:space="preserve">; </w:t>
+      </w:r>
+      <w:r>
+        <w:rPr>
+          <w:lang w:val="id_ID" w:bidi="id_ID"/>
+        </w:rPr>
+        <w:t>Yohanes 17:24</w:t>
+      </w:r>
+      <w:r>
+        <w:rPr>
+          <w:lang w:val="id_ID" w:bidi="id_ID"/>
+        </w:rPr>
+        <w:t xml:space="preserve">; </w:t>
+      </w:r>
+      <w:r>
+        <w:rPr>
+          <w:lang w:val="id_ID" w:bidi="id_ID"/>
+        </w:rPr>
+        <w:t>Efs. 1:4</w:t>
+      </w:r>
       <w:r>
         <w:rPr>
           <w:lang w:val="id_ID" w:bidi="id_ID"/>
         </w:rPr>
         <w:t xml:space="preserve">, </w:t>
       </w:r>
-      <w:hyperlink r:id="rId68">
-        <w:r>
-          <w:rPr>
-            <w:lang w:val="id_ID" w:bidi="id_ID"/>
-          </w:rPr>
-          <w:rPr>
-            <w:color w:val="0000EE"/>
-            <w:u w:val="single"/>
-          </w:rPr>
-          <w:t>11</w:t>
-        </w:r>
-      </w:hyperlink>
-      <w:r>
-        <w:rPr>
-          <w:lang w:val="id_ID" w:bidi="id_ID"/>
-        </w:rPr>
-        <w:t xml:space="preserve">; </w:t>
-      </w:r>
-      <w:hyperlink r:id="rId69">
-        <w:r>
-          <w:rPr>
-            <w:lang w:val="id_ID" w:bidi="id_ID"/>
-          </w:rPr>
-          <w:rPr>
-            <w:color w:val="0000EE"/>
-            <w:u w:val="single"/>
-          </w:rPr>
-          <w:t>1Ptr. 1:20</w:t>
-        </w:r>
-      </w:hyperlink>
-      <w:r>
-        <w:rPr>
-          <w:lang w:val="id_ID" w:bidi="id_ID"/>
-        </w:rPr>
-        <w:t xml:space="preserve">; </w:t>
-      </w:r>
-      <w:hyperlink r:id="rId70">
-        <w:r>
-          <w:rPr>
-            <w:lang w:val="id_ID" w:bidi="id_ID"/>
-          </w:rPr>
-          <w:rPr>
-            <w:color w:val="0000EE"/>
-            <w:u w:val="single"/>
-          </w:rPr>
-          <w:t>Why. 13:8</w:t>
-        </w:r>
-      </w:hyperlink>
+      <w:r>
+        <w:rPr>
+          <w:lang w:val="id_ID" w:bidi="id_ID"/>
+        </w:rPr>
+        <w:t>11</w:t>
+      </w:r>
+      <w:r>
+        <w:rPr>
+          <w:lang w:val="id_ID" w:bidi="id_ID"/>
+        </w:rPr>
+        <w:t xml:space="preserve">; </w:t>
+      </w:r>
+      <w:r>
+        <w:rPr>
+          <w:lang w:val="id_ID" w:bidi="id_ID"/>
+        </w:rPr>
+        <w:t>1Ptr. 1:20</w:t>
+      </w:r>
+      <w:r>
+        <w:rPr>
+          <w:lang w:val="id_ID" w:bidi="id_ID"/>
+        </w:rPr>
+        <w:t xml:space="preserve">; </w:t>
+      </w:r>
+      <w:r>
+        <w:rPr>
+          <w:lang w:val="id_ID" w:bidi="id_ID"/>
+        </w:rPr>
+        <w:t>Why. 13:8</w:t>
+      </w:r>
       <w:r>
         <w:rPr>
           <w:lang w:val="id_ID" w:bidi="id_ID"/>
@@ -1848,36 +1476,24 @@
         </w:rPr>
         <w:t xml:space="preserve">Pemberian kasih karunia Allah telah dinyatakan dengan jelas dalam sejarah oleh Kristus Yesus (lihat </w:t>
       </w:r>
-      <w:hyperlink r:id="rId71">
-        <w:r>
-          <w:rPr>
-            <w:lang w:val="id_ID" w:bidi="id_ID"/>
-          </w:rPr>
-          <w:rPr>
-            <w:color w:val="0000EE"/>
-            <w:u w:val="single"/>
-          </w:rPr>
-          <w:t>Rm. 16:26</w:t>
-        </w:r>
-      </w:hyperlink>
-      <w:r>
-        <w:rPr>
-          <w:lang w:val="id_ID" w:bidi="id_ID"/>
-        </w:rPr>
-        <w:t xml:space="preserve">; </w:t>
-      </w:r>
-      <w:hyperlink r:id="rId69">
-        <w:r>
-          <w:rPr>
-            <w:lang w:val="id_ID" w:bidi="id_ID"/>
-          </w:rPr>
-          <w:rPr>
-            <w:color w:val="0000EE"/>
-            <w:u w:val="single"/>
-          </w:rPr>
-          <w:t>1Ptr. 1:20</w:t>
-        </w:r>
-      </w:hyperlink>
+      <w:r>
+        <w:rPr>
+          <w:lang w:val="id_ID" w:bidi="id_ID"/>
+        </w:rPr>
+        <w:t>Rm. 16:26</w:t>
+      </w:r>
+      <w:r>
+        <w:rPr>
+          <w:lang w:val="id_ID" w:bidi="id_ID"/>
+        </w:rPr>
+        <w:t xml:space="preserve">; </w:t>
+      </w:r>
+      <w:r>
+        <w:rPr>
+          <w:lang w:val="id_ID" w:bidi="id_ID"/>
+        </w:rPr>
+        <w:t>1Ptr. 1:20</w:t>
+      </w:r>
       <w:r>
         <w:rPr>
           <w:lang w:val="id_ID" w:bidi="id_ID"/>
@@ -1896,162 +1512,108 @@
         </w:rPr>
         <w:t xml:space="preserve">. • mematahkan kuasa maut: Lihat </w:t>
       </w:r>
-      <w:hyperlink r:id="rId72">
-        <w:r>
-          <w:rPr>
-            <w:lang w:val="id_ID" w:bidi="id_ID"/>
-          </w:rPr>
-          <w:rPr>
-            <w:color w:val="0000EE"/>
-            <w:u w:val="single"/>
-          </w:rPr>
-          <w:t>1Kor. 15:26</w:t>
-        </w:r>
-      </w:hyperlink>
-      <w:r>
-        <w:rPr>
-          <w:lang w:val="id_ID" w:bidi="id_ID"/>
-        </w:rPr>
-        <w:t xml:space="preserve">; </w:t>
-      </w:r>
-      <w:hyperlink r:id="rId73">
-        <w:r>
-          <w:rPr>
-            <w:lang w:val="id_ID" w:bidi="id_ID"/>
-          </w:rPr>
-          <w:rPr>
-            <w:color w:val="0000EE"/>
-            <w:u w:val="single"/>
-          </w:rPr>
-          <w:t>2Tes. 2:8</w:t>
-        </w:r>
-      </w:hyperlink>
-      <w:r>
-        <w:rPr>
-          <w:lang w:val="id_ID" w:bidi="id_ID"/>
-        </w:rPr>
-        <w:t xml:space="preserve">; </w:t>
-      </w:r>
-      <w:hyperlink r:id="rId74">
-        <w:r>
-          <w:rPr>
-            <w:lang w:val="id_ID" w:bidi="id_ID"/>
-          </w:rPr>
-          <w:rPr>
-            <w:color w:val="0000EE"/>
-            <w:u w:val="single"/>
-          </w:rPr>
-          <w:t>Ibr. 2:14</w:t>
-        </w:r>
-      </w:hyperlink>
+      <w:r>
+        <w:rPr>
+          <w:lang w:val="id_ID" w:bidi="id_ID"/>
+        </w:rPr>
+        <w:t>1Kor. 15:26</w:t>
+      </w:r>
+      <w:r>
+        <w:rPr>
+          <w:lang w:val="id_ID" w:bidi="id_ID"/>
+        </w:rPr>
+        <w:t xml:space="preserve">; </w:t>
+      </w:r>
+      <w:r>
+        <w:rPr>
+          <w:lang w:val="id_ID" w:bidi="id_ID"/>
+        </w:rPr>
+        <w:t>2Tes. 2:8</w:t>
+      </w:r>
+      <w:r>
+        <w:rPr>
+          <w:lang w:val="id_ID" w:bidi="id_ID"/>
+        </w:rPr>
+        <w:t xml:space="preserve">; </w:t>
+      </w:r>
+      <w:r>
+        <w:rPr>
+          <w:lang w:val="id_ID" w:bidi="id_ID"/>
+        </w:rPr>
+        <w:t>Ibr. 2:14</w:t>
+      </w:r>
       <w:r>
         <w:rPr>
           <w:lang w:val="id_ID" w:bidi="id_ID"/>
         </w:rPr>
         <w:t xml:space="preserve">. • mendatangkan hidup: Lihat </w:t>
       </w:r>
-      <w:hyperlink r:id="rId75">
-        <w:r>
-          <w:rPr>
-            <w:lang w:val="id_ID" w:bidi="id_ID"/>
-          </w:rPr>
-          <w:rPr>
-            <w:color w:val="0000EE"/>
-            <w:u w:val="single"/>
-          </w:rPr>
-          <w:t>2Tim. 1:1</w:t>
-        </w:r>
-      </w:hyperlink>
-      <w:r>
-        <w:rPr>
-          <w:lang w:val="id_ID" w:bidi="id_ID"/>
-        </w:rPr>
-        <w:t xml:space="preserve">; </w:t>
-      </w:r>
-      <w:hyperlink r:id="rId76">
-        <w:r>
-          <w:rPr>
-            <w:lang w:val="id_ID" w:bidi="id_ID"/>
-          </w:rPr>
-          <w:rPr>
-            <w:color w:val="0000EE"/>
-            <w:u w:val="single"/>
-          </w:rPr>
-          <w:t>1Kor. 15:53–54</w:t>
-        </w:r>
-      </w:hyperlink>
-      <w:r>
-        <w:rPr>
-          <w:lang w:val="id_ID" w:bidi="id_ID"/>
-        </w:rPr>
-        <w:t xml:space="preserve">; </w:t>
-      </w:r>
-      <w:hyperlink r:id="rId65">
-        <w:r>
-          <w:rPr>
-            <w:lang w:val="id_ID" w:bidi="id_ID"/>
-          </w:rPr>
-          <w:rPr>
-            <w:color w:val="0000EE"/>
-            <w:u w:val="single"/>
-          </w:rPr>
-          <w:t>Titus 1:2</w:t>
-        </w:r>
-      </w:hyperlink>
+      <w:r>
+        <w:rPr>
+          <w:lang w:val="id_ID" w:bidi="id_ID"/>
+        </w:rPr>
+        <w:t>2Tim. 1:1</w:t>
+      </w:r>
+      <w:r>
+        <w:rPr>
+          <w:lang w:val="id_ID" w:bidi="id_ID"/>
+        </w:rPr>
+        <w:t xml:space="preserve">; </w:t>
+      </w:r>
+      <w:r>
+        <w:rPr>
+          <w:lang w:val="id_ID" w:bidi="id_ID"/>
+        </w:rPr>
+        <w:t>1Kor. 15:53–54</w:t>
+      </w:r>
+      <w:r>
+        <w:rPr>
+          <w:lang w:val="id_ID" w:bidi="id_ID"/>
+        </w:rPr>
+        <w:t xml:space="preserve">; </w:t>
+      </w:r>
+      <w:r>
+        <w:rPr>
+          <w:lang w:val="id_ID" w:bidi="id_ID"/>
+        </w:rPr>
+        <w:t>Titus 1:2</w:t>
+      </w:r>
       <w:r>
         <w:rPr>
           <w:lang w:val="id_ID" w:bidi="id_ID"/>
         </w:rPr>
         <w:t xml:space="preserve">. • yang oleh Injil: Keselamatan disediakan oleh Kristus, tetapi efeknya disampaikan melalui pemberitaan Kabar Baik (lihat </w:t>
       </w:r>
-      <w:hyperlink r:id="rId77">
-        <w:r>
-          <w:rPr>
-            <w:lang w:val="id_ID" w:bidi="id_ID"/>
-          </w:rPr>
-          <w:rPr>
-            <w:color w:val="0000EE"/>
-            <w:u w:val="single"/>
-          </w:rPr>
-          <w:t>Titus 1:2–3</w:t>
-        </w:r>
-      </w:hyperlink>
-      <w:r>
-        <w:rPr>
-          <w:lang w:val="id_ID" w:bidi="id_ID"/>
-        </w:rPr>
-        <w:t xml:space="preserve">; </w:t>
-      </w:r>
-      <w:hyperlink r:id="rId78">
-        <w:r>
-          <w:rPr>
-            <w:lang w:val="id_ID" w:bidi="id_ID"/>
-          </w:rPr>
-          <w:rPr>
-            <w:color w:val="0000EE"/>
-            <w:u w:val="single"/>
-          </w:rPr>
-          <w:t>Rm. 1:16–17</w:t>
-        </w:r>
-      </w:hyperlink>
-      <w:r>
-        <w:rPr>
-          <w:lang w:val="id_ID" w:bidi="id_ID"/>
-        </w:rPr>
-        <w:t xml:space="preserve">; </w:t>
-      </w:r>
-      <w:hyperlink r:id="rId79">
-        <w:r>
-          <w:rPr>
-            <w:lang w:val="id_ID" w:bidi="id_ID"/>
-          </w:rPr>
-          <w:rPr>
-            <w:color w:val="0000EE"/>
-            <w:u w:val="single"/>
-          </w:rPr>
-          <w:t>10:14–15</w:t>
-        </w:r>
-      </w:hyperlink>
+      <w:r>
+        <w:rPr>
+          <w:lang w:val="id_ID" w:bidi="id_ID"/>
+        </w:rPr>
+        <w:t>Titus 1:2–3</w:t>
+      </w:r>
+      <w:r>
+        <w:rPr>
+          <w:lang w:val="id_ID" w:bidi="id_ID"/>
+        </w:rPr>
+        <w:t xml:space="preserve">; </w:t>
+      </w:r>
+      <w:r>
+        <w:rPr>
+          <w:lang w:val="id_ID" w:bidi="id_ID"/>
+        </w:rPr>
+        <w:t>Rm. 1:16–17</w:t>
+      </w:r>
+      <w:r>
+        <w:rPr>
+          <w:lang w:val="id_ID" w:bidi="id_ID"/>
+        </w:rPr>
+        <w:t xml:space="preserve">; </w:t>
+      </w:r>
+      <w:r>
+        <w:rPr>
+          <w:lang w:val="id_ID" w:bidi="id_ID"/>
+        </w:rPr>
+        <w:t>10:14–15</w:t>
+      </w:r>
       <w:r>
         <w:rPr>
           <w:lang w:val="id_ID" w:bidi="id_ID"/>
@@ -2106,90 +1668,60 @@
         </w:rPr>
         <w:t xml:space="preserve">Paulus memiliki keyakinan penuh saat menghadapi kematiannya sendiri (lihat </w:t>
       </w:r>
-      <w:hyperlink r:id="rId17">
-        <w:r>
-          <w:rPr>
-            <w:lang w:val="id_ID" w:bidi="id_ID"/>
-          </w:rPr>
-          <w:rPr>
-            <w:color w:val="0000EE"/>
-            <w:u w:val="single"/>
-          </w:rPr>
-          <w:t>4:17–18</w:t>
-        </w:r>
-      </w:hyperlink>
-      <w:r>
-        <w:rPr>
-          <w:lang w:val="id_ID" w:bidi="id_ID"/>
-        </w:rPr>
-        <w:t xml:space="preserve">; </w:t>
-      </w:r>
-      <w:hyperlink r:id="rId80">
-        <w:r>
-          <w:rPr>
-            <w:lang w:val="id_ID" w:bidi="id_ID"/>
-          </w:rPr>
-          <w:rPr>
-            <w:color w:val="0000EE"/>
-            <w:u w:val="single"/>
-          </w:rPr>
-          <w:t>Rm. 1:16</w:t>
-        </w:r>
-      </w:hyperlink>
-      <w:r>
-        <w:rPr>
-          <w:lang w:val="id_ID" w:bidi="id_ID"/>
-        </w:rPr>
-        <w:t xml:space="preserve">; </w:t>
-      </w:r>
-      <w:hyperlink r:id="rId81">
-        <w:r>
-          <w:rPr>
-            <w:lang w:val="id_ID" w:bidi="id_ID"/>
-          </w:rPr>
-          <w:rPr>
-            <w:color w:val="0000EE"/>
-            <w:u w:val="single"/>
-          </w:rPr>
-          <w:t>2Kor. 4:8–9</w:t>
-        </w:r>
-      </w:hyperlink>
-      <w:r>
-        <w:rPr>
-          <w:lang w:val="id_ID" w:bidi="id_ID"/>
-        </w:rPr>
-        <w:t xml:space="preserve">; </w:t>
-      </w:r>
-      <w:hyperlink r:id="rId82">
-        <w:r>
-          <w:rPr>
-            <w:lang w:val="id_ID" w:bidi="id_ID"/>
-          </w:rPr>
-          <w:rPr>
-            <w:color w:val="0000EE"/>
-            <w:u w:val="single"/>
-          </w:rPr>
-          <w:t>Flp. 1:20</w:t>
-        </w:r>
-      </w:hyperlink>
+      <w:r>
+        <w:rPr>
+          <w:lang w:val="id_ID" w:bidi="id_ID"/>
+        </w:rPr>
+        <w:t>4:17–18</w:t>
+      </w:r>
+      <w:r>
+        <w:rPr>
+          <w:lang w:val="id_ID" w:bidi="id_ID"/>
+        </w:rPr>
+        <w:t xml:space="preserve">; </w:t>
+      </w:r>
+      <w:r>
+        <w:rPr>
+          <w:lang w:val="id_ID" w:bidi="id_ID"/>
+        </w:rPr>
+        <w:t>Rm. 1:16</w:t>
+      </w:r>
+      <w:r>
+        <w:rPr>
+          <w:lang w:val="id_ID" w:bidi="id_ID"/>
+        </w:rPr>
+        <w:t xml:space="preserve">; </w:t>
+      </w:r>
+      <w:r>
+        <w:rPr>
+          <w:lang w:val="id_ID" w:bidi="id_ID"/>
+        </w:rPr>
+        <w:t>2Kor. 4:8–9</w:t>
+      </w:r>
+      <w:r>
+        <w:rPr>
+          <w:lang w:val="id_ID" w:bidi="id_ID"/>
+        </w:rPr>
+        <w:t xml:space="preserve">; </w:t>
+      </w:r>
+      <w:r>
+        <w:rPr>
+          <w:lang w:val="id_ID" w:bidi="id_ID"/>
+        </w:rPr>
+        <w:t>Flp. 1:20</w:t>
+      </w:r>
       <w:r>
         <w:rPr>
           <w:lang w:val="id_ID" w:bidi="id_ID"/>
         </w:rPr>
         <w:t xml:space="preserve">); ini adalah contoh bagi Timotius untuk diikuti (lihat </w:t>
       </w:r>
-      <w:hyperlink r:id="rId51">
-        <w:r>
-          <w:rPr>
-            <w:lang w:val="id_ID" w:bidi="id_ID"/>
-          </w:rPr>
-          <w:rPr>
-            <w:color w:val="0000EE"/>
-            <w:u w:val="single"/>
-          </w:rPr>
-          <w:t>2Tim. 1:8</w:t>
-        </w:r>
-      </w:hyperlink>
+      <w:r>
+        <w:rPr>
+          <w:lang w:val="id_ID" w:bidi="id_ID"/>
+        </w:rPr>
+        <w:t>2Tim. 1:8</w:t>
+      </w:r>
       <w:r>
         <w:rPr>
           <w:lang w:val="id_ID" w:bidi="id_ID"/>
@@ -2235,18 +1767,12 @@
         </w:rPr>
         <w:t xml:space="preserve"> mungkin adalah Kabar Baik yang telah dipercayakan kepada Paulus (lihat </w:t>
       </w:r>
-      <w:hyperlink r:id="rId83">
-        <w:r>
-          <w:rPr>
-            <w:lang w:val="id_ID" w:bidi="id_ID"/>
-          </w:rPr>
-          <w:rPr>
-            <w:color w:val="0000EE"/>
-            <w:u w:val="single"/>
-          </w:rPr>
-          <w:t>1Tim. 6:20</w:t>
-        </w:r>
-      </w:hyperlink>
+      <w:r>
+        <w:rPr>
+          <w:lang w:val="id_ID" w:bidi="id_ID"/>
+        </w:rPr>
+        <w:t>1Tim. 6:20</w:t>
+      </w:r>
       <w:r>
         <w:rPr>
           <w:lang w:val="id_ID" w:bidi="id_ID"/>
@@ -2350,18 +1876,12 @@
         </w:rPr>
         <w:t xml:space="preserve">; lihat juga </w:t>
       </w:r>
-      <w:hyperlink r:id="rId83">
-        <w:r>
-          <w:rPr>
-            <w:lang w:val="id_ID" w:bidi="id_ID"/>
-          </w:rPr>
-          <w:rPr>
-            <w:color w:val="0000EE"/>
-            <w:u w:val="single"/>
-          </w:rPr>
-          <w:t>1Tim. 6:20</w:t>
-        </w:r>
-      </w:hyperlink>
+      <w:r>
+        <w:rPr>
+          <w:lang w:val="id_ID" w:bidi="id_ID"/>
+        </w:rPr>
+        <w:t>1Tim. 6:20</w:t>
+      </w:r>
       <w:r>
         <w:rPr>
           <w:lang w:val="id_ID" w:bidi="id_ID"/>
@@ -2416,54 +1936,36 @@
         </w:rPr>
         <w:t xml:space="preserve">semua mereka … berpaling dari padaku: Pengkhianatan ini terjadi baik di Roma maupun di provinsi Asia ketika Paulus ditangkap. Paulus mungkin melihat ini sebagai salah satu cara yang menunjukkan bahwa hidupnya mengikuti pola Kristus (lihat </w:t>
       </w:r>
-      <w:hyperlink r:id="rId84">
-        <w:r>
-          <w:rPr>
-            <w:lang w:val="id_ID" w:bidi="id_ID"/>
-          </w:rPr>
-          <w:rPr>
-            <w:color w:val="0000EE"/>
-            <w:u w:val="single"/>
-          </w:rPr>
-          <w:t>Mat. 26:31</w:t>
-        </w:r>
-      </w:hyperlink>
+      <w:r>
+        <w:rPr>
+          <w:lang w:val="id_ID" w:bidi="id_ID"/>
+        </w:rPr>
+        <w:t>Mat. 26:31</w:t>
+      </w:r>
       <w:r>
         <w:rPr>
           <w:lang w:val="id_ID" w:bidi="id_ID"/>
         </w:rPr>
         <w:t xml:space="preserve">, </w:t>
       </w:r>
-      <w:hyperlink r:id="rId85">
-        <w:r>
-          <w:rPr>
-            <w:lang w:val="id_ID" w:bidi="id_ID"/>
-          </w:rPr>
-          <w:rPr>
-            <w:color w:val="0000EE"/>
-            <w:u w:val="single"/>
-          </w:rPr>
-          <w:t>56</w:t>
-        </w:r>
-      </w:hyperlink>
+      <w:r>
+        <w:rPr>
+          <w:lang w:val="id_ID" w:bidi="id_ID"/>
+        </w:rPr>
+        <w:t>56</w:t>
+      </w:r>
       <w:r>
         <w:rPr>
           <w:lang w:val="id_ID" w:bidi="id_ID"/>
         </w:rPr>
         <w:t>). • Figelus dan Hermogenes tidak diketahui lebih lanjut. Konteksnya (</w:t>
       </w:r>
-      <w:hyperlink r:id="rId86">
-        <w:r>
-          <w:rPr>
-            <w:lang w:val="id_ID" w:bidi="id_ID"/>
-          </w:rPr>
-          <w:rPr>
-            <w:color w:val="0000EE"/>
-            <w:u w:val="single"/>
-          </w:rPr>
-          <w:t>2Tim. 1:11–14</w:t>
-        </w:r>
-      </w:hyperlink>
+      <w:r>
+        <w:rPr>
+          <w:lang w:val="id_ID" w:bidi="id_ID"/>
+        </w:rPr>
+        <w:t>2Tim. 1:11–14</w:t>
+      </w:r>
       <w:r>
         <w:rPr>
           <w:lang w:val="id_ID" w:bidi="id_ID"/>
@@ -2592,36 +2094,24 @@
         </w:rPr>
         <w:t xml:space="preserve"> menghubungkan frasa ini kembali ke </w:t>
       </w:r>
-      <w:hyperlink r:id="rId87">
-        <w:r>
-          <w:rPr>
-            <w:lang w:val="id_ID" w:bidi="id_ID"/>
-          </w:rPr>
-          <w:rPr>
-            <w:color w:val="0000EE"/>
-            <w:u w:val="single"/>
-          </w:rPr>
-          <w:t>2Tim.</w:t>
-        </w:r>
-      </w:hyperlink>
+      <w:r>
+        <w:rPr>
+          <w:lang w:val="id_ID" w:bidi="id_ID"/>
+        </w:rPr>
+        <w:t>2Tim.</w:t>
+      </w:r>
       <w:r>
         <w:rPr>
           <w:lang w:val="id_ID" w:bidi="id_ID"/>
         </w:rPr>
         <w:t xml:space="preserve"> </w:t>
       </w:r>
-      <w:hyperlink r:id="rId87">
-        <w:r>
-          <w:rPr>
-            <w:lang w:val="id_ID" w:bidi="id_ID"/>
-          </w:rPr>
-          <w:rPr>
-            <w:color w:val="0000EE"/>
-            <w:u w:val="single"/>
-          </w:rPr>
-          <w:t>1:15–18</w:t>
-        </w:r>
-      </w:hyperlink>
+      <w:r>
+        <w:rPr>
+          <w:lang w:val="id_ID" w:bidi="id_ID"/>
+        </w:rPr>
+        <w:t>1:15–18</w:t>
+      </w:r>
       <w:r>
         <w:rPr>
           <w:lang w:val="id_ID" w:bidi="id_ID"/>
@@ -2689,108 +2179,72 @@
         </w:rPr>
         <w:t>Timotius sekali lagi diingatkan untuk kuat dan tabah menanggung penderitaan bersama Paulus (</w:t>
       </w:r>
-      <w:hyperlink r:id="rId88">
-        <w:r>
-          <w:rPr>
-            <w:lang w:val="id_ID" w:bidi="id_ID"/>
-          </w:rPr>
-          <w:rPr>
-            <w:color w:val="0000EE"/>
-            <w:u w:val="single"/>
-          </w:rPr>
-          <w:t>2Tim.</w:t>
-        </w:r>
-      </w:hyperlink>
+      <w:r>
+        <w:rPr>
+          <w:lang w:val="id_ID" w:bidi="id_ID"/>
+        </w:rPr>
+        <w:t>2Tim.</w:t>
+      </w:r>
       <w:r>
         <w:rPr>
           <w:lang w:val="id_ID" w:bidi="id_ID"/>
         </w:rPr>
         <w:t xml:space="preserve"> </w:t>
       </w:r>
-      <w:hyperlink r:id="rId88">
-        <w:r>
-          <w:rPr>
-            <w:lang w:val="id_ID" w:bidi="id_ID"/>
-          </w:rPr>
-          <w:rPr>
-            <w:color w:val="0000EE"/>
-            <w:u w:val="single"/>
-          </w:rPr>
-          <w:t>2:1–7</w:t>
-        </w:r>
-      </w:hyperlink>
+      <w:r>
+        <w:rPr>
+          <w:lang w:val="id_ID" w:bidi="id_ID"/>
+        </w:rPr>
+        <w:t>2:1–7</w:t>
+      </w:r>
       <w:r>
         <w:rPr>
           <w:lang w:val="id_ID" w:bidi="id_ID"/>
         </w:rPr>
         <w:t xml:space="preserve">; lihat </w:t>
       </w:r>
-      <w:hyperlink r:id="rId51">
-        <w:r>
-          <w:rPr>
-            <w:lang w:val="id_ID" w:bidi="id_ID"/>
-          </w:rPr>
-          <w:rPr>
-            <w:color w:val="0000EE"/>
-            <w:u w:val="single"/>
-          </w:rPr>
-          <w:t>2Tim.</w:t>
-        </w:r>
-      </w:hyperlink>
+      <w:r>
+        <w:rPr>
+          <w:lang w:val="id_ID" w:bidi="id_ID"/>
+        </w:rPr>
+        <w:t>2Tim.</w:t>
+      </w:r>
       <w:r>
         <w:rPr>
           <w:lang w:val="id_ID" w:bidi="id_ID"/>
         </w:rPr>
         <w:t xml:space="preserve"> </w:t>
       </w:r>
-      <w:hyperlink r:id="rId51">
-        <w:r>
-          <w:rPr>
-            <w:lang w:val="id_ID" w:bidi="id_ID"/>
-          </w:rPr>
-          <w:rPr>
-            <w:color w:val="0000EE"/>
-            <w:u w:val="single"/>
-          </w:rPr>
-          <w:t>1:8</w:t>
-        </w:r>
-      </w:hyperlink>
+      <w:r>
+        <w:rPr>
+          <w:lang w:val="id_ID" w:bidi="id_ID"/>
+        </w:rPr>
+        <w:t>1:8</w:t>
+      </w:r>
       <w:r>
         <w:rPr>
           <w:lang w:val="id_ID" w:bidi="id_ID"/>
         </w:rPr>
         <w:t>). Ketaatan Timotius seharusnya dimotivasi dengan merenungkan Kabar Baik dan teladan Paulus (</w:t>
       </w:r>
-      <w:hyperlink r:id="rId89">
-        <w:r>
-          <w:rPr>
-            <w:lang w:val="id_ID" w:bidi="id_ID"/>
-          </w:rPr>
-          <w:rPr>
-            <w:color w:val="0000EE"/>
-            <w:u w:val="single"/>
-          </w:rPr>
-          <w:t>2Tim.</w:t>
-        </w:r>
-      </w:hyperlink>
+      <w:r>
+        <w:rPr>
+          <w:lang w:val="id_ID" w:bidi="id_ID"/>
+        </w:rPr>
+        <w:t>2Tim.</w:t>
+      </w:r>
       <w:r>
         <w:rPr>
           <w:lang w:val="id_ID" w:bidi="id_ID"/>
         </w:rPr>
         <w:t xml:space="preserve"> </w:t>
       </w:r>
-      <w:hyperlink r:id="rId89">
-        <w:r>
-          <w:rPr>
-            <w:lang w:val="id_ID" w:bidi="id_ID"/>
-          </w:rPr>
-          <w:rPr>
-            <w:color w:val="0000EE"/>
-            <w:u w:val="single"/>
-          </w:rPr>
-          <w:t>2:8–13</w:t>
-        </w:r>
-      </w:hyperlink>
+      <w:r>
+        <w:rPr>
+          <w:lang w:val="id_ID" w:bidi="id_ID"/>
+        </w:rPr>
+        <w:t>2:8–13</w:t>
+      </w:r>
       <w:r>
         <w:rPr>
           <w:lang w:val="id_ID" w:bidi="id_ID"/>
@@ -2845,36 +2299,24 @@
         </w:rPr>
         <w:t xml:space="preserve">Banyak saksi yang dapat dipercaya akan mengonfirmasi keabsahan dan kebenaran ajaran Paulus (lihat juga </w:t>
       </w:r>
-      <w:hyperlink r:id="rId90">
-        <w:r>
-          <w:rPr>
-            <w:lang w:val="id_ID" w:bidi="id_ID"/>
-          </w:rPr>
-          <w:rPr>
-            <w:color w:val="0000EE"/>
-            <w:u w:val="single"/>
-          </w:rPr>
-          <w:t>2Tim.</w:t>
-        </w:r>
-      </w:hyperlink>
+      <w:r>
+        <w:rPr>
+          <w:lang w:val="id_ID" w:bidi="id_ID"/>
+        </w:rPr>
+        <w:t>2Tim.</w:t>
+      </w:r>
       <w:r>
         <w:rPr>
           <w:lang w:val="id_ID" w:bidi="id_ID"/>
         </w:rPr>
         <w:t xml:space="preserve"> </w:t>
       </w:r>
-      <w:hyperlink r:id="rId90">
-        <w:r>
-          <w:rPr>
-            <w:lang w:val="id_ID" w:bidi="id_ID"/>
-          </w:rPr>
-          <w:rPr>
-            <w:color w:val="0000EE"/>
-            <w:u w:val="single"/>
-          </w:rPr>
-          <w:t>3:10–11</w:t>
-        </w:r>
-      </w:hyperlink>
+      <w:r>
+        <w:rPr>
+          <w:lang w:val="id_ID" w:bidi="id_ID"/>
+        </w:rPr>
+        <w:t>3:10–11</w:t>
+      </w:r>
       <w:r>
         <w:rPr>
           <w:lang w:val="id_ID" w:bidi="id_ID"/>
@@ -3039,18 +2481,12 @@
         </w:rPr>
         <w:t xml:space="preserve">Yesus Kristus, keturunan Raja Daud, telah dibangkitkan dari kematian: Lihat </w:t>
       </w:r>
-      <w:hyperlink r:id="rId91">
-        <w:r>
-          <w:rPr>
-            <w:lang w:val="id_ID" w:bidi="id_ID"/>
-          </w:rPr>
-          <w:rPr>
-            <w:color w:val="0000EE"/>
-            <w:u w:val="single"/>
-          </w:rPr>
-          <w:t>Rm. 1:3–4</w:t>
-        </w:r>
-      </w:hyperlink>
+      <w:r>
+        <w:rPr>
+          <w:lang w:val="id_ID" w:bidi="id_ID"/>
+        </w:rPr>
+        <w:t>Rm. 1:3–4</w:t>
+      </w:r>
       <w:r>
         <w:rPr>
           <w:lang w:val="id_ID" w:bidi="id_ID"/>
@@ -3105,72 +2541,48 @@
         </w:rPr>
         <w:t>Penderitaan Paulus (</w:t>
       </w:r>
-      <w:hyperlink r:id="rId92">
-        <w:r>
-          <w:rPr>
-            <w:lang w:val="id_ID" w:bidi="id_ID"/>
-          </w:rPr>
-          <w:rPr>
-            <w:color w:val="0000EE"/>
-            <w:u w:val="single"/>
-          </w:rPr>
-          <w:t>2Tim.</w:t>
-        </w:r>
-      </w:hyperlink>
+      <w:r>
+        <w:rPr>
+          <w:lang w:val="id_ID" w:bidi="id_ID"/>
+        </w:rPr>
+        <w:t>2Tim.</w:t>
+      </w:r>
       <w:r>
         <w:rPr>
           <w:lang w:val="id_ID" w:bidi="id_ID"/>
         </w:rPr>
         <w:t xml:space="preserve"> </w:t>
       </w:r>
-      <w:hyperlink r:id="rId92">
-        <w:r>
-          <w:rPr>
-            <w:lang w:val="id_ID" w:bidi="id_ID"/>
-          </w:rPr>
-          <w:rPr>
-            <w:color w:val="0000EE"/>
-            <w:u w:val="single"/>
-          </w:rPr>
-          <w:t>1:12</w:t>
-        </w:r>
-      </w:hyperlink>
+      <w:r>
+        <w:rPr>
+          <w:lang w:val="id_ID" w:bidi="id_ID"/>
+        </w:rPr>
+        <w:t>1:12</w:t>
+      </w:r>
       <w:r>
         <w:rPr>
           <w:lang w:val="id_ID" w:bidi="id_ID"/>
         </w:rPr>
         <w:t xml:space="preserve">) mencerminkan penderitaan Yesus Kristus dan menunjuk kepada salib serta kebangkitan sebagai makna terdalam dari Kabar Baik tersebut (lihat </w:t>
       </w:r>
-      <w:hyperlink r:id="rId51">
-        <w:r>
-          <w:rPr>
-            <w:lang w:val="id_ID" w:bidi="id_ID"/>
-          </w:rPr>
-          <w:rPr>
-            <w:color w:val="0000EE"/>
-            <w:u w:val="single"/>
-          </w:rPr>
-          <w:t>2Tim.</w:t>
-        </w:r>
-      </w:hyperlink>
+      <w:r>
+        <w:rPr>
+          <w:lang w:val="id_ID" w:bidi="id_ID"/>
+        </w:rPr>
+        <w:t>2Tim.</w:t>
+      </w:r>
       <w:r>
         <w:rPr>
           <w:lang w:val="id_ID" w:bidi="id_ID"/>
         </w:rPr>
         <w:t xml:space="preserve"> </w:t>
       </w:r>
-      <w:hyperlink r:id="rId51">
-        <w:r>
-          <w:rPr>
-            <w:lang w:val="id_ID" w:bidi="id_ID"/>
-          </w:rPr>
-          <w:rPr>
-            <w:color w:val="0000EE"/>
-            <w:u w:val="single"/>
-          </w:rPr>
-          <w:t>1:8</w:t>
-        </w:r>
-      </w:hyperlink>
+      <w:r>
+        <w:rPr>
+          <w:lang w:val="id_ID" w:bidi="id_ID"/>
+        </w:rPr>
+        <w:t>1:8</w:t>
+      </w:r>
       <w:r>
         <w:rPr>
           <w:lang w:val="id_ID" w:bidi="id_ID"/>
@@ -3225,90 +2637,60 @@
         </w:rPr>
         <w:t>Seperti seorang penjahat: Paulus mengidentifikasi dirinya dengan kematian Yesus (</w:t>
       </w:r>
-      <w:hyperlink r:id="rId93">
-        <w:r>
-          <w:rPr>
-            <w:lang w:val="id_ID" w:bidi="id_ID"/>
-          </w:rPr>
-          <w:rPr>
-            <w:color w:val="0000EE"/>
-            <w:u w:val="single"/>
-          </w:rPr>
-          <w:t>2:11</w:t>
-        </w:r>
-      </w:hyperlink>
-      <w:r>
-        <w:rPr>
-          <w:lang w:val="id_ID" w:bidi="id_ID"/>
-        </w:rPr>
-        <w:t xml:space="preserve">; </w:t>
-      </w:r>
-      <w:hyperlink r:id="rId94">
-        <w:r>
-          <w:rPr>
-            <w:lang w:val="id_ID" w:bidi="id_ID"/>
-          </w:rPr>
-          <w:rPr>
-            <w:color w:val="0000EE"/>
-            <w:u w:val="single"/>
-          </w:rPr>
-          <w:t>Flp. 3:10–11</w:t>
-        </w:r>
-      </w:hyperlink>
+      <w:r>
+        <w:rPr>
+          <w:lang w:val="id_ID" w:bidi="id_ID"/>
+        </w:rPr>
+        <w:t>2:11</w:t>
+      </w:r>
+      <w:r>
+        <w:rPr>
+          <w:lang w:val="id_ID" w:bidi="id_ID"/>
+        </w:rPr>
+        <w:t xml:space="preserve">; </w:t>
+      </w:r>
+      <w:r>
+        <w:rPr>
+          <w:lang w:val="id_ID" w:bidi="id_ID"/>
+        </w:rPr>
+        <w:t>Flp. 3:10–11</w:t>
+      </w:r>
       <w:r>
         <w:rPr>
           <w:lang w:val="id_ID" w:bidi="id_ID"/>
         </w:rPr>
         <w:t xml:space="preserve">). • firman Allah tidak terbelenggu: Baik Paulus maupun Kabar Baik akan menang melalui kuasa kebangkitan Kristus (lihat </w:t>
       </w:r>
-      <w:hyperlink r:id="rId17">
-        <w:r>
-          <w:rPr>
-            <w:lang w:val="id_ID" w:bidi="id_ID"/>
-          </w:rPr>
-          <w:rPr>
-            <w:color w:val="0000EE"/>
-            <w:u w:val="single"/>
-          </w:rPr>
-          <w:t>2Tim. 4:17–18</w:t>
-        </w:r>
-      </w:hyperlink>
+      <w:r>
+        <w:rPr>
+          <w:lang w:val="id_ID" w:bidi="id_ID"/>
+        </w:rPr>
+        <w:t>2Tim. 4:17–18</w:t>
+      </w:r>
       <w:r>
         <w:rPr>
           <w:lang w:val="id_ID" w:bidi="id_ID"/>
         </w:rPr>
         <w:t xml:space="preserve">; lihat juga </w:t>
       </w:r>
-      <w:hyperlink r:id="rId95">
-        <w:r>
-          <w:rPr>
-            <w:lang w:val="id_ID" w:bidi="id_ID"/>
-          </w:rPr>
-          <w:rPr>
-            <w:color w:val="0000EE"/>
-            <w:u w:val="single"/>
-          </w:rPr>
-          <w:t>2Kor. 12:8–10</w:t>
-        </w:r>
-      </w:hyperlink>
-      <w:r>
-        <w:rPr>
-          <w:lang w:val="id_ID" w:bidi="id_ID"/>
-        </w:rPr>
-        <w:t xml:space="preserve">; </w:t>
-      </w:r>
-      <w:hyperlink r:id="rId96">
-        <w:r>
-          <w:rPr>
-            <w:lang w:val="id_ID" w:bidi="id_ID"/>
-          </w:rPr>
-          <w:rPr>
-            <w:color w:val="0000EE"/>
-            <w:u w:val="single"/>
-          </w:rPr>
-          <w:t>Flp. 1:12–14</w:t>
-        </w:r>
-      </w:hyperlink>
+      <w:r>
+        <w:rPr>
+          <w:lang w:val="id_ID" w:bidi="id_ID"/>
+        </w:rPr>
+        <w:t>2Kor. 12:8–10</w:t>
+      </w:r>
+      <w:r>
+        <w:rPr>
+          <w:lang w:val="id_ID" w:bidi="id_ID"/>
+        </w:rPr>
+        <w:t xml:space="preserve">; </w:t>
+      </w:r>
+      <w:r>
+        <w:rPr>
+          <w:lang w:val="id_ID" w:bidi="id_ID"/>
+        </w:rPr>
+        <w:t>Flp. 1:12–14</w:t>
+      </w:r>
       <w:r>
         <w:rPr>
           <w:lang w:val="id_ID" w:bidi="id_ID"/>
@@ -3435,108 +2817,72 @@
         </w:rPr>
         <w:t>Dia tetap setia: Ini dapat berarti bahwa (1) Dia memberikan kesempatan kepada orang yang tersandung untuk bertobat; (2) Dia dengan setia menghakimi orang-orang yang tidak percaya sesuai dengan kehendak-Nya yang tidak berubah; (3) Dia sendiri adalah teladan kesetiaan bagi umat-Nya untuk diikuti; dan/atau (4) Dia akan dengan setia menyelesaikan tujuan-Nya dalam sejarah, untuk menyelamatkan mereka yang percaya kepada-Nya melalui Kabar Baik (</w:t>
       </w:r>
-      <w:hyperlink r:id="rId92">
-        <w:r>
-          <w:rPr>
-            <w:lang w:val="id_ID" w:bidi="id_ID"/>
-          </w:rPr>
-          <w:rPr>
-            <w:color w:val="0000EE"/>
-            <w:u w:val="single"/>
-          </w:rPr>
-          <w:t>2Tim.</w:t>
-        </w:r>
-      </w:hyperlink>
+      <w:r>
+        <w:rPr>
+          <w:lang w:val="id_ID" w:bidi="id_ID"/>
+        </w:rPr>
+        <w:t>2Tim.</w:t>
+      </w:r>
       <w:r>
         <w:rPr>
           <w:lang w:val="id_ID" w:bidi="id_ID"/>
         </w:rPr>
         <w:t xml:space="preserve"> </w:t>
       </w:r>
-      <w:hyperlink r:id="rId92">
-        <w:r>
-          <w:rPr>
-            <w:lang w:val="id_ID" w:bidi="id_ID"/>
-          </w:rPr>
-          <w:rPr>
-            <w:color w:val="0000EE"/>
-            <w:u w:val="single"/>
-          </w:rPr>
-          <w:t>1:12</w:t>
-        </w:r>
-      </w:hyperlink>
-      <w:r>
-        <w:rPr>
-          <w:lang w:val="id_ID" w:bidi="id_ID"/>
-        </w:rPr>
-        <w:t xml:space="preserve">; </w:t>
-      </w:r>
-      <w:hyperlink r:id="rId97">
-        <w:r>
-          <w:rPr>
-            <w:lang w:val="id_ID" w:bidi="id_ID"/>
-          </w:rPr>
-          <w:rPr>
-            <w:color w:val="0000EE"/>
-            <w:u w:val="single"/>
-          </w:rPr>
-          <w:t>2:19</w:t>
-        </w:r>
-      </w:hyperlink>
+      <w:r>
+        <w:rPr>
+          <w:lang w:val="id_ID" w:bidi="id_ID"/>
+        </w:rPr>
+        <w:t>1:12</w:t>
+      </w:r>
+      <w:r>
+        <w:rPr>
+          <w:lang w:val="id_ID" w:bidi="id_ID"/>
+        </w:rPr>
+        <w:t xml:space="preserve">; </w:t>
+      </w:r>
+      <w:r>
+        <w:rPr>
+          <w:lang w:val="id_ID" w:bidi="id_ID"/>
+        </w:rPr>
+        <w:t>2:19</w:t>
+      </w:r>
       <w:r>
         <w:rPr>
           <w:lang w:val="id_ID" w:bidi="id_ID"/>
         </w:rPr>
         <w:t xml:space="preserve">). Lihat juga </w:t>
       </w:r>
-      <w:hyperlink r:id="rId98">
-        <w:r>
-          <w:rPr>
-            <w:lang w:val="id_ID" w:bidi="id_ID"/>
-          </w:rPr>
-          <w:rPr>
-            <w:color w:val="0000EE"/>
-            <w:u w:val="single"/>
-          </w:rPr>
-          <w:t>Rm. 3:3–4</w:t>
-        </w:r>
-      </w:hyperlink>
-      <w:r>
-        <w:rPr>
-          <w:lang w:val="id_ID" w:bidi="id_ID"/>
-        </w:rPr>
-        <w:t xml:space="preserve">; </w:t>
-      </w:r>
-      <w:hyperlink r:id="rId99">
-        <w:r>
-          <w:rPr>
-            <w:lang w:val="id_ID" w:bidi="id_ID"/>
-          </w:rPr>
-          <w:rPr>
-            <w:color w:val="0000EE"/>
-            <w:u w:val="single"/>
-          </w:rPr>
-          <w:t>1Kor. 10:13</w:t>
-        </w:r>
-      </w:hyperlink>
-      <w:r>
-        <w:rPr>
-          <w:lang w:val="id_ID" w:bidi="id_ID"/>
-        </w:rPr>
-        <w:t xml:space="preserve">; </w:t>
-      </w:r>
-      <w:hyperlink r:id="rId100">
-        <w:r>
-          <w:rPr>
-            <w:lang w:val="id_ID" w:bidi="id_ID"/>
-          </w:rPr>
-          <w:rPr>
-            <w:color w:val="0000EE"/>
-            <w:u w:val="single"/>
-          </w:rPr>
-          <w:t>1Yoh. 1:9</w:t>
-        </w:r>
-      </w:hyperlink>
+      <w:r>
+        <w:rPr>
+          <w:lang w:val="id_ID" w:bidi="id_ID"/>
+        </w:rPr>
+        <w:t>Rm. 3:3–4</w:t>
+      </w:r>
+      <w:r>
+        <w:rPr>
+          <w:lang w:val="id_ID" w:bidi="id_ID"/>
+        </w:rPr>
+        <w:t xml:space="preserve">; </w:t>
+      </w:r>
+      <w:r>
+        <w:rPr>
+          <w:lang w:val="id_ID" w:bidi="id_ID"/>
+        </w:rPr>
+        <w:t>1Kor. 10:13</w:t>
+      </w:r>
+      <w:r>
+        <w:rPr>
+          <w:lang w:val="id_ID" w:bidi="id_ID"/>
+        </w:rPr>
+        <w:t xml:space="preserve">; </w:t>
+      </w:r>
+      <w:r>
+        <w:rPr>
+          <w:lang w:val="id_ID" w:bidi="id_ID"/>
+        </w:rPr>
+        <w:t>1Yoh. 1:9</w:t>
+      </w:r>
       <w:r>
         <w:rPr>
           <w:lang w:val="id_ID" w:bidi="id_ID"/>
@@ -3591,54 +2937,36 @@
         </w:rPr>
         <w:t xml:space="preserve">Timotius perlu menekankan pengajaran tentang </w:t>
       </w:r>
-      <w:hyperlink r:id="rId89">
-        <w:r>
-          <w:rPr>
-            <w:lang w:val="id_ID" w:bidi="id_ID"/>
-          </w:rPr>
-          <w:rPr>
-            <w:color w:val="0000EE"/>
-            <w:u w:val="single"/>
-          </w:rPr>
-          <w:t>2Tim.</w:t>
-        </w:r>
-      </w:hyperlink>
+      <w:r>
+        <w:rPr>
+          <w:lang w:val="id_ID" w:bidi="id_ID"/>
+        </w:rPr>
+        <w:t>2Tim.</w:t>
+      </w:r>
       <w:r>
         <w:rPr>
           <w:lang w:val="id_ID" w:bidi="id_ID"/>
         </w:rPr>
         <w:t xml:space="preserve"> </w:t>
       </w:r>
-      <w:hyperlink r:id="rId89">
-        <w:r>
-          <w:rPr>
-            <w:lang w:val="id_ID" w:bidi="id_ID"/>
-          </w:rPr>
-          <w:rPr>
-            <w:color w:val="0000EE"/>
-            <w:u w:val="single"/>
-          </w:rPr>
-          <w:t>2:8–13</w:t>
-        </w:r>
-      </w:hyperlink>
+      <w:r>
+        <w:rPr>
+          <w:lang w:val="id_ID" w:bidi="id_ID"/>
+        </w:rPr>
+        <w:t>2:8–13</w:t>
+      </w:r>
       <w:r>
         <w:rPr>
           <w:lang w:val="id_ID" w:bidi="id_ID"/>
         </w:rPr>
         <w:t xml:space="preserve"> dan menghindari ajaran serta perilaku para pengajar palsu. Ajaran sesat tersebut mungkin serupa dengan yang disebut dalam </w:t>
       </w:r>
-      <w:hyperlink r:id="rId101">
-        <w:r>
-          <w:rPr>
-            <w:lang w:val="id_ID" w:bidi="id_ID"/>
-          </w:rPr>
-          <w:rPr>
-            <w:color w:val="0000EE"/>
-            <w:u w:val="single"/>
-          </w:rPr>
-          <w:t>1Tim. 6:20–21</w:t>
-        </w:r>
-      </w:hyperlink>
+      <w:r>
+        <w:rPr>
+          <w:lang w:val="id_ID" w:bidi="id_ID"/>
+        </w:rPr>
+        <w:t>1Tim. 6:20–21</w:t>
+      </w:r>
       <w:r>
         <w:rPr>
           <w:lang w:val="id_ID" w:bidi="id_ID"/>
@@ -3706,36 +3034,24 @@
         </w:rPr>
         <w:t xml:space="preserve">): terjemahan TB mengaitkan ayat ini dengan penafsiran yang tepat dari kata kebenaran. Kemungkinan lainnya adalah bahwa Timotius harus tetap fokus pada tujuannya dalam mengajar firman (lihat </w:t>
       </w:r>
-      <w:hyperlink r:id="rId102">
-        <w:r>
-          <w:rPr>
-            <w:lang w:val="id_ID" w:bidi="id_ID"/>
-          </w:rPr>
-          <w:rPr>
-            <w:color w:val="0000EE"/>
-            <w:u w:val="single"/>
-          </w:rPr>
-          <w:t>1Tim. 1:4</w:t>
-        </w:r>
-      </w:hyperlink>
+      <w:r>
+        <w:rPr>
+          <w:lang w:val="id_ID" w:bidi="id_ID"/>
+        </w:rPr>
+        <w:t>1Tim. 1:4</w:t>
+      </w:r>
       <w:r>
         <w:rPr>
           <w:lang w:val="id_ID" w:bidi="id_ID"/>
         </w:rPr>
         <w:t>) dan tidak menyimpang dengan terlibat dalam pertikaian para pengajar palsu (</w:t>
       </w:r>
-      <w:hyperlink r:id="rId103">
-        <w:r>
-          <w:rPr>
-            <w:lang w:val="id_ID" w:bidi="id_ID"/>
-          </w:rPr>
-          <w:rPr>
-            <w:color w:val="0000EE"/>
-            <w:u w:val="single"/>
-          </w:rPr>
-          <w:t>2Tim. 2:16</w:t>
-        </w:r>
-      </w:hyperlink>
+      <w:r>
+        <w:rPr>
+          <w:lang w:val="id_ID" w:bidi="id_ID"/>
+        </w:rPr>
+        <w:t>2Tim. 2:16</w:t>
+      </w:r>
       <w:r>
         <w:rPr>
           <w:lang w:val="id_ID" w:bidi="id_ID"/>
@@ -3790,36 +3106,24 @@
         </w:rPr>
         <w:t>Himeneus sebelumnya bekerja sama dengan Aleksander (</w:t>
       </w:r>
-      <w:hyperlink r:id="rId104">
-        <w:r>
-          <w:rPr>
-            <w:lang w:val="id_ID" w:bidi="id_ID"/>
-          </w:rPr>
-          <w:rPr>
-            <w:color w:val="0000EE"/>
-            <w:u w:val="single"/>
-          </w:rPr>
-          <w:t>1Tim. 1:20</w:t>
-        </w:r>
-      </w:hyperlink>
+      <w:r>
+        <w:rPr>
+          <w:lang w:val="id_ID" w:bidi="id_ID"/>
+        </w:rPr>
+        <w:t>1Tim. 1:20</w:t>
+      </w:r>
       <w:r>
         <w:rPr>
           <w:lang w:val="id_ID" w:bidi="id_ID"/>
         </w:rPr>
         <w:t>); keduanya masih menyebabkan kekacauan (</w:t>
       </w:r>
-      <w:hyperlink r:id="rId105">
-        <w:r>
-          <w:rPr>
-            <w:lang w:val="id_ID" w:bidi="id_ID"/>
-          </w:rPr>
-          <w:rPr>
-            <w:color w:val="0000EE"/>
-            <w:u w:val="single"/>
-          </w:rPr>
-          <w:t>2Tim. 4:14–15</w:t>
-        </w:r>
-      </w:hyperlink>
+      <w:r>
+        <w:rPr>
+          <w:lang w:val="id_ID" w:bidi="id_ID"/>
+        </w:rPr>
+        <w:t>2Tim. 4:14–15</w:t>
+      </w:r>
       <w:r>
         <w:rPr>
           <w:lang w:val="id_ID" w:bidi="id_ID"/>
@@ -3874,432 +3178,288 @@
         </w:rPr>
         <w:t xml:space="preserve">mengajarkan bahwa kebangkitan kita telah berlangsung: Bdk. </w:t>
       </w:r>
-      <w:hyperlink r:id="rId106">
-        <w:r>
-          <w:rPr>
-            <w:lang w:val="id_ID" w:bidi="id_ID"/>
-          </w:rPr>
-          <w:rPr>
-            <w:color w:val="0000EE"/>
-            <w:u w:val="single"/>
-          </w:rPr>
-          <w:t>2Tes. 2:2</w:t>
-        </w:r>
-      </w:hyperlink>
+      <w:r>
+        <w:rPr>
+          <w:lang w:val="id_ID" w:bidi="id_ID"/>
+        </w:rPr>
+        <w:t>2Tes. 2:2</w:t>
+      </w:r>
       <w:r>
         <w:rPr>
           <w:lang w:val="id_ID" w:bidi="id_ID"/>
         </w:rPr>
         <w:t>. Para pengajar palsu ini mungkin telah memutarbalikkan ajaran Paulus tentang kebangkitan orang mati (</w:t>
       </w:r>
-      <w:hyperlink r:id="rId107">
-        <w:r>
-          <w:rPr>
-            <w:lang w:val="id_ID" w:bidi="id_ID"/>
-          </w:rPr>
-          <w:rPr>
-            <w:color w:val="0000EE"/>
-            <w:u w:val="single"/>
-          </w:rPr>
-          <w:t>Rm. 6:5</w:t>
-        </w:r>
-      </w:hyperlink>
-      <w:r>
-        <w:rPr>
-          <w:lang w:val="id_ID" w:bidi="id_ID"/>
-        </w:rPr>
-        <w:t xml:space="preserve">; </w:t>
-      </w:r>
-      <w:hyperlink r:id="rId108">
-        <w:r>
-          <w:rPr>
-            <w:lang w:val="id_ID" w:bidi="id_ID"/>
-          </w:rPr>
-          <w:rPr>
-            <w:color w:val="0000EE"/>
-            <w:u w:val="single"/>
-          </w:rPr>
-          <w:t>Gal. 2:20</w:t>
-        </w:r>
-      </w:hyperlink>
-      <w:r>
-        <w:rPr>
-          <w:lang w:val="id_ID" w:bidi="id_ID"/>
-        </w:rPr>
-        <w:t xml:space="preserve">; </w:t>
-      </w:r>
-      <w:hyperlink r:id="rId109">
-        <w:r>
-          <w:rPr>
-            <w:lang w:val="id_ID" w:bidi="id_ID"/>
-          </w:rPr>
-          <w:rPr>
-            <w:color w:val="0000EE"/>
-            <w:u w:val="single"/>
-          </w:rPr>
-          <w:t>Ef. 1:3</w:t>
-        </w:r>
-      </w:hyperlink>
-      <w:r>
-        <w:rPr>
-          <w:lang w:val="id_ID" w:bidi="id_ID"/>
-        </w:rPr>
-        <w:t xml:space="preserve">; </w:t>
-      </w:r>
-      <w:hyperlink r:id="rId110">
-        <w:r>
-          <w:rPr>
-            <w:lang w:val="id_ID" w:bidi="id_ID"/>
-          </w:rPr>
-          <w:rPr>
-            <w:color w:val="0000EE"/>
-            <w:u w:val="single"/>
-          </w:rPr>
-          <w:t>2:6</w:t>
-        </w:r>
-      </w:hyperlink>
-      <w:r>
-        <w:rPr>
-          <w:lang w:val="id_ID" w:bidi="id_ID"/>
-        </w:rPr>
-        <w:t xml:space="preserve">; </w:t>
-      </w:r>
-      <w:hyperlink r:id="rId111">
-        <w:r>
-          <w:rPr>
-            <w:lang w:val="id_ID" w:bidi="id_ID"/>
-          </w:rPr>
-          <w:rPr>
-            <w:color w:val="0000EE"/>
-            <w:u w:val="single"/>
-          </w:rPr>
-          <w:t>5:14</w:t>
-        </w:r>
-      </w:hyperlink>
-      <w:r>
-        <w:rPr>
-          <w:lang w:val="id_ID" w:bidi="id_ID"/>
-        </w:rPr>
-        <w:t xml:space="preserve">; </w:t>
-      </w:r>
-      <w:hyperlink r:id="rId112">
-        <w:r>
-          <w:rPr>
-            <w:lang w:val="id_ID" w:bidi="id_ID"/>
-          </w:rPr>
-          <w:rPr>
-            <w:color w:val="0000EE"/>
-            <w:u w:val="single"/>
-          </w:rPr>
-          <w:t>Kol. 2:12</w:t>
-        </w:r>
-      </w:hyperlink>
-      <w:r>
-        <w:rPr>
-          <w:lang w:val="id_ID" w:bidi="id_ID"/>
-        </w:rPr>
-        <w:t xml:space="preserve">; </w:t>
-      </w:r>
-      <w:hyperlink r:id="rId113">
-        <w:r>
-          <w:rPr>
-            <w:lang w:val="id_ID" w:bidi="id_ID"/>
-          </w:rPr>
-          <w:rPr>
-            <w:color w:val="0000EE"/>
-            <w:u w:val="single"/>
-          </w:rPr>
-          <w:t>3:1–4</w:t>
-        </w:r>
-      </w:hyperlink>
+      <w:r>
+        <w:rPr>
+          <w:lang w:val="id_ID" w:bidi="id_ID"/>
+        </w:rPr>
+        <w:t>Rm. 6:5</w:t>
+      </w:r>
+      <w:r>
+        <w:rPr>
+          <w:lang w:val="id_ID" w:bidi="id_ID"/>
+        </w:rPr>
+        <w:t xml:space="preserve">; </w:t>
+      </w:r>
+      <w:r>
+        <w:rPr>
+          <w:lang w:val="id_ID" w:bidi="id_ID"/>
+        </w:rPr>
+        <w:t>Gal. 2:20</w:t>
+      </w:r>
+      <w:r>
+        <w:rPr>
+          <w:lang w:val="id_ID" w:bidi="id_ID"/>
+        </w:rPr>
+        <w:t xml:space="preserve">; </w:t>
+      </w:r>
+      <w:r>
+        <w:rPr>
+          <w:lang w:val="id_ID" w:bidi="id_ID"/>
+        </w:rPr>
+        <w:t>Ef. 1:3</w:t>
+      </w:r>
+      <w:r>
+        <w:rPr>
+          <w:lang w:val="id_ID" w:bidi="id_ID"/>
+        </w:rPr>
+        <w:t xml:space="preserve">; </w:t>
+      </w:r>
+      <w:r>
+        <w:rPr>
+          <w:lang w:val="id_ID" w:bidi="id_ID"/>
+        </w:rPr>
+        <w:t>2:6</w:t>
+      </w:r>
+      <w:r>
+        <w:rPr>
+          <w:lang w:val="id_ID" w:bidi="id_ID"/>
+        </w:rPr>
+        <w:t xml:space="preserve">; </w:t>
+      </w:r>
+      <w:r>
+        <w:rPr>
+          <w:lang w:val="id_ID" w:bidi="id_ID"/>
+        </w:rPr>
+        <w:t>5:14</w:t>
+      </w:r>
+      <w:r>
+        <w:rPr>
+          <w:lang w:val="id_ID" w:bidi="id_ID"/>
+        </w:rPr>
+        <w:t xml:space="preserve">; </w:t>
+      </w:r>
+      <w:r>
+        <w:rPr>
+          <w:lang w:val="id_ID" w:bidi="id_ID"/>
+        </w:rPr>
+        <w:t>Kol. 2:12</w:t>
+      </w:r>
+      <w:r>
+        <w:rPr>
+          <w:lang w:val="id_ID" w:bidi="id_ID"/>
+        </w:rPr>
+        <w:t xml:space="preserve">; </w:t>
+      </w:r>
+      <w:r>
+        <w:rPr>
+          <w:lang w:val="id_ID" w:bidi="id_ID"/>
+        </w:rPr>
+        <w:t>3:1–4</w:t>
+      </w:r>
       <w:r>
         <w:rPr>
           <w:lang w:val="id_ID" w:bidi="id_ID"/>
         </w:rPr>
         <w:t>) dengan mengajarkan bahwa mereka sudah sepenuhnya turut serta dalam kehidupan surgawi, dan mungkin bahwa kebangkitan fisik tidak akan terjadi. Mereka bisa menyimpulkan dari ini bahwa perilaku seseorang dalam tubuh (yaitu, moralitas) tidak ada pengaruhnya lagi, karena tubuh fana mereka tidak dapat mempengaruhi roh kekal mereka. Atau, mereka bisa saja mengambil jalan lain, menuju asketisme yang menolak dunia (</w:t>
       </w:r>
-      <w:hyperlink r:id="rId114">
-        <w:r>
-          <w:rPr>
-            <w:lang w:val="id_ID" w:bidi="id_ID"/>
-          </w:rPr>
-          <w:rPr>
-            <w:color w:val="0000EE"/>
-            <w:u w:val="single"/>
-          </w:rPr>
-          <w:t>1Tim. 4:3</w:t>
-        </w:r>
-      </w:hyperlink>
+      <w:r>
+        <w:rPr>
+          <w:lang w:val="id_ID" w:bidi="id_ID"/>
+        </w:rPr>
+        <w:t>1Tim. 4:3</w:t>
+      </w:r>
       <w:r>
         <w:rPr>
           <w:lang w:val="id_ID" w:bidi="id_ID"/>
         </w:rPr>
         <w:t xml:space="preserve">; lihat </w:t>
       </w:r>
-      <w:hyperlink r:id="rId115">
-        <w:r>
-          <w:rPr>
-            <w:lang w:val="id_ID" w:bidi="id_ID"/>
-          </w:rPr>
-          <w:rPr>
-            <w:color w:val="0000EE"/>
-            <w:u w:val="single"/>
-          </w:rPr>
-          <w:t>Kol. 2:8</w:t>
-        </w:r>
-      </w:hyperlink>
+      <w:r>
+        <w:rPr>
+          <w:lang w:val="id_ID" w:bidi="id_ID"/>
+        </w:rPr>
+        <w:t>Kol. 2:8</w:t>
+      </w:r>
       <w:r>
         <w:rPr>
           <w:lang w:val="id_ID" w:bidi="id_ID"/>
         </w:rPr>
         <w:t xml:space="preserve">, </w:t>
       </w:r>
-      <w:hyperlink r:id="rId116">
-        <w:r>
-          <w:rPr>
-            <w:lang w:val="id_ID" w:bidi="id_ID"/>
-          </w:rPr>
-          <w:rPr>
-            <w:color w:val="0000EE"/>
-            <w:u w:val="single"/>
-          </w:rPr>
-          <w:t>16–23</w:t>
-        </w:r>
-      </w:hyperlink>
+      <w:r>
+        <w:rPr>
+          <w:lang w:val="id_ID" w:bidi="id_ID"/>
+        </w:rPr>
+        <w:t>16–23</w:t>
+      </w:r>
       <w:r>
         <w:rPr>
           <w:lang w:val="id_ID" w:bidi="id_ID"/>
         </w:rPr>
         <w:t xml:space="preserve">), dengan gagasan bahwa kenikmatan hal-hal materi tidak pantas bagi orang yang sudah bangkit, yang bersifat spiritual. Para pengajar ini mungkin memahami dari ajaran Yesus (lihat </w:t>
       </w:r>
-      <w:hyperlink r:id="rId117">
-        <w:r>
-          <w:rPr>
-            <w:lang w:val="id_ID" w:bidi="id_ID"/>
-          </w:rPr>
-          <w:rPr>
-            <w:color w:val="0000EE"/>
-            <w:u w:val="single"/>
-          </w:rPr>
-          <w:t>Mat. 19:10–12</w:t>
-        </w:r>
-      </w:hyperlink>
-      <w:r>
-        <w:rPr>
-          <w:lang w:val="id_ID" w:bidi="id_ID"/>
-        </w:rPr>
-        <w:t xml:space="preserve">; </w:t>
-      </w:r>
-      <w:hyperlink r:id="rId118">
-        <w:r>
-          <w:rPr>
-            <w:lang w:val="id_ID" w:bidi="id_ID"/>
-          </w:rPr>
-          <w:rPr>
-            <w:color w:val="0000EE"/>
-            <w:u w:val="single"/>
-          </w:rPr>
-          <w:t>22:30</w:t>
-        </w:r>
-      </w:hyperlink>
+      <w:r>
+        <w:rPr>
+          <w:lang w:val="id_ID" w:bidi="id_ID"/>
+        </w:rPr>
+        <w:t>Mat. 19:10–12</w:t>
+      </w:r>
+      <w:r>
+        <w:rPr>
+          <w:lang w:val="id_ID" w:bidi="id_ID"/>
+        </w:rPr>
+        <w:t xml:space="preserve">; </w:t>
+      </w:r>
+      <w:r>
+        <w:rPr>
+          <w:lang w:val="id_ID" w:bidi="id_ID"/>
+        </w:rPr>
+        <w:t>22:30</w:t>
+      </w:r>
       <w:r>
         <w:rPr>
           <w:lang w:val="id_ID" w:bidi="id_ID"/>
         </w:rPr>
         <w:t>) bahwa pernikahan harus dilarang (</w:t>
       </w:r>
-      <w:hyperlink r:id="rId114">
-        <w:r>
-          <w:rPr>
-            <w:lang w:val="id_ID" w:bidi="id_ID"/>
-          </w:rPr>
-          <w:rPr>
-            <w:color w:val="0000EE"/>
-            <w:u w:val="single"/>
-          </w:rPr>
-          <w:t>1Tim. 4:3</w:t>
-        </w:r>
-      </w:hyperlink>
+      <w:r>
+        <w:rPr>
+          <w:lang w:val="id_ID" w:bidi="id_ID"/>
+        </w:rPr>
+        <w:t>1Tim. 4:3</w:t>
+      </w:r>
       <w:r>
         <w:rPr>
           <w:lang w:val="id_ID" w:bidi="id_ID"/>
         </w:rPr>
         <w:t>). Ajaran mereka tentang hukum Perjanjian Lama (</w:t>
       </w:r>
-      <w:hyperlink r:id="rId119">
-        <w:r>
-          <w:rPr>
-            <w:lang w:val="id_ID" w:bidi="id_ID"/>
-          </w:rPr>
-          <w:rPr>
-            <w:color w:val="0000EE"/>
-            <w:u w:val="single"/>
-          </w:rPr>
-          <w:t>1Tim. 1:7–11</w:t>
-        </w:r>
-      </w:hyperlink>
+      <w:r>
+        <w:rPr>
+          <w:lang w:val="id_ID" w:bidi="id_ID"/>
+        </w:rPr>
+        <w:t>1Tim. 1:7–11</w:t>
+      </w:r>
       <w:r>
         <w:rPr>
           <w:lang w:val="id_ID" w:bidi="id_ID"/>
         </w:rPr>
         <w:t xml:space="preserve">) mungkin telah mengarah pada larangan-larangan tertentu. Ajaran mereka mungkin berisi pesan radikal tentang kesetaraan (lihat </w:t>
       </w:r>
-      <w:hyperlink r:id="rId120">
-        <w:r>
-          <w:rPr>
-            <w:lang w:val="id_ID" w:bidi="id_ID"/>
-          </w:rPr>
-          <w:rPr>
-            <w:color w:val="0000EE"/>
-            <w:u w:val="single"/>
-          </w:rPr>
-          <w:t>2Tim. 3:6</w:t>
-        </w:r>
-      </w:hyperlink>
+      <w:r>
+        <w:rPr>
+          <w:lang w:val="id_ID" w:bidi="id_ID"/>
+        </w:rPr>
+        <w:t>2Tim. 3:6</w:t>
+      </w:r>
       <w:r>
         <w:rPr>
           <w:lang w:val="id_ID" w:bidi="id_ID"/>
         </w:rPr>
         <w:t xml:space="preserve">; bdk. </w:t>
       </w:r>
-      <w:hyperlink r:id="rId121">
-        <w:r>
-          <w:rPr>
-            <w:lang w:val="id_ID" w:bidi="id_ID"/>
-          </w:rPr>
-          <w:rPr>
-            <w:color w:val="0000EE"/>
-            <w:u w:val="single"/>
-          </w:rPr>
-          <w:t>Gal. 3:28</w:t>
-        </w:r>
-      </w:hyperlink>
-      <w:r>
-        <w:rPr>
-          <w:lang w:val="id_ID" w:bidi="id_ID"/>
-        </w:rPr>
-        <w:t xml:space="preserve">; </w:t>
-      </w:r>
-      <w:hyperlink r:id="rId122">
-        <w:r>
-          <w:rPr>
-            <w:lang w:val="id_ID" w:bidi="id_ID"/>
-          </w:rPr>
-          <w:rPr>
-            <w:color w:val="0000EE"/>
-            <w:u w:val="single"/>
-          </w:rPr>
-          <w:t>1Tim. 2:11–15</w:t>
-        </w:r>
-      </w:hyperlink>
+      <w:r>
+        <w:rPr>
+          <w:lang w:val="id_ID" w:bidi="id_ID"/>
+        </w:rPr>
+        <w:t>Gal. 3:28</w:t>
+      </w:r>
+      <w:r>
+        <w:rPr>
+          <w:lang w:val="id_ID" w:bidi="id_ID"/>
+        </w:rPr>
+        <w:t xml:space="preserve">; </w:t>
+      </w:r>
+      <w:r>
+        <w:rPr>
+          <w:lang w:val="id_ID" w:bidi="id_ID"/>
+        </w:rPr>
+        <w:t>1Tim. 2:11–15</w:t>
+      </w:r>
       <w:r>
         <w:rPr>
           <w:lang w:val="id_ID" w:bidi="id_ID"/>
         </w:rPr>
         <w:t xml:space="preserve">) dengan keyakinan bahwa zaman yang akan datang sudah tiba. Ajaran mereka mungkin berfokus secara eksklusif pada kekuatan kebangkitan, yang bertentangan dengan pesan Paulus tentang penderitaan dan salib (lihat </w:t>
       </w:r>
-      <w:hyperlink r:id="rId51">
-        <w:r>
-          <w:rPr>
-            <w:lang w:val="id_ID" w:bidi="id_ID"/>
-          </w:rPr>
-          <w:rPr>
-            <w:color w:val="0000EE"/>
-            <w:u w:val="single"/>
-          </w:rPr>
-          <w:t>2Tim. 1:8</w:t>
-        </w:r>
-      </w:hyperlink>
+      <w:r>
+        <w:rPr>
+          <w:lang w:val="id_ID" w:bidi="id_ID"/>
+        </w:rPr>
+        <w:t>2Tim. 1:8</w:t>
+      </w:r>
       <w:r>
         <w:rPr>
           <w:lang w:val="id_ID" w:bidi="id_ID"/>
         </w:rPr>
         <w:t xml:space="preserve">, </w:t>
       </w:r>
-      <w:hyperlink r:id="rId92">
-        <w:r>
-          <w:rPr>
-            <w:lang w:val="id_ID" w:bidi="id_ID"/>
-          </w:rPr>
-          <w:rPr>
-            <w:color w:val="0000EE"/>
-            <w:u w:val="single"/>
-          </w:rPr>
-          <w:t>12</w:t>
-        </w:r>
-      </w:hyperlink>
-      <w:r>
-        <w:rPr>
-          <w:lang w:val="id_ID" w:bidi="id_ID"/>
-        </w:rPr>
-        <w:t xml:space="preserve">; </w:t>
-      </w:r>
-      <w:hyperlink r:id="rId89">
-        <w:r>
-          <w:rPr>
-            <w:lang w:val="id_ID" w:bidi="id_ID"/>
-          </w:rPr>
-          <w:rPr>
-            <w:color w:val="0000EE"/>
-            <w:u w:val="single"/>
-          </w:rPr>
-          <w:t>2:8–13</w:t>
-        </w:r>
-      </w:hyperlink>
+      <w:r>
+        <w:rPr>
+          <w:lang w:val="id_ID" w:bidi="id_ID"/>
+        </w:rPr>
+        <w:t>12</w:t>
+      </w:r>
+      <w:r>
+        <w:rPr>
+          <w:lang w:val="id_ID" w:bidi="id_ID"/>
+        </w:rPr>
+        <w:t xml:space="preserve">; </w:t>
+      </w:r>
+      <w:r>
+        <w:rPr>
+          <w:lang w:val="id_ID" w:bidi="id_ID"/>
+        </w:rPr>
+        <w:t>2:8–13</w:t>
+      </w:r>
       <w:r>
         <w:rPr>
           <w:lang w:val="id_ID" w:bidi="id_ID"/>
         </w:rPr>
         <w:t xml:space="preserve">; bdk. </w:t>
       </w:r>
-      <w:hyperlink r:id="rId123">
-        <w:r>
-          <w:rPr>
-            <w:lang w:val="id_ID" w:bidi="id_ID"/>
-          </w:rPr>
-          <w:rPr>
-            <w:color w:val="0000EE"/>
-            <w:u w:val="single"/>
-          </w:rPr>
-          <w:t>1Kor. 4:8–13</w:t>
-        </w:r>
-      </w:hyperlink>
-      <w:r>
-        <w:rPr>
-          <w:lang w:val="id_ID" w:bidi="id_ID"/>
-        </w:rPr>
-        <w:t xml:space="preserve">; </w:t>
-      </w:r>
-      <w:hyperlink r:id="rId95">
-        <w:r>
-          <w:rPr>
-            <w:lang w:val="id_ID" w:bidi="id_ID"/>
-          </w:rPr>
-          <w:rPr>
-            <w:color w:val="0000EE"/>
-            <w:u w:val="single"/>
-          </w:rPr>
-          <w:t>2Kor. 12:8–10</w:t>
-        </w:r>
-      </w:hyperlink>
+      <w:r>
+        <w:rPr>
+          <w:lang w:val="id_ID" w:bidi="id_ID"/>
+        </w:rPr>
+        <w:t>1Kor. 4:8–13</w:t>
+      </w:r>
+      <w:r>
+        <w:rPr>
+          <w:lang w:val="id_ID" w:bidi="id_ID"/>
+        </w:rPr>
+        <w:t xml:space="preserve">; </w:t>
+      </w:r>
+      <w:r>
+        <w:rPr>
+          <w:lang w:val="id_ID" w:bidi="id_ID"/>
+        </w:rPr>
+        <w:t>2Kor. 12:8–10</w:t>
+      </w:r>
       <w:r>
         <w:rPr>
           <w:lang w:val="id_ID" w:bidi="id_ID"/>
         </w:rPr>
         <w:t>). Apapun bentuk pastinya, Paulus menggambarkan ajaran mereka sebagai "pembicaraan yang tidak berguna dan bodoh" (</w:t>
       </w:r>
-      <w:hyperlink r:id="rId103">
-        <w:r>
-          <w:rPr>
-            <w:lang w:val="id_ID" w:bidi="id_ID"/>
-          </w:rPr>
-          <w:rPr>
-            <w:color w:val="0000EE"/>
-            <w:u w:val="single"/>
-          </w:rPr>
-          <w:t>2Tim. 2:16</w:t>
-        </w:r>
-      </w:hyperlink>
+      <w:r>
+        <w:rPr>
+          <w:lang w:val="id_ID" w:bidi="id_ID"/>
+        </w:rPr>
+        <w:t>2Tim. 2:16</w:t>
+      </w:r>
       <w:r>
         <w:rPr>
           <w:lang w:val="id_ID" w:bidi="id_ID"/>
@@ -4354,216 +3514,144 @@
         </w:rPr>
         <w:t xml:space="preserve">Paulus meyakinkan Timotius bahwa ajaran sesat tidak akan menang (lihat </w:t>
       </w:r>
-      <w:hyperlink r:id="rId124">
-        <w:r>
-          <w:rPr>
-            <w:lang w:val="id_ID" w:bidi="id_ID"/>
-          </w:rPr>
-          <w:rPr>
-            <w:color w:val="0000EE"/>
-            <w:u w:val="single"/>
-          </w:rPr>
-          <w:t xml:space="preserve"> 2Tim. 3:9</w:t>
-        </w:r>
-      </w:hyperlink>
+      <w:r>
+        <w:rPr>
+          <w:lang w:val="id_ID" w:bidi="id_ID"/>
+        </w:rPr>
+        <w:t xml:space="preserve"> 2Tim. 3:9</w:t>
+      </w:r>
       <w:r>
         <w:rPr>
           <w:lang w:val="id_ID" w:bidi="id_ID"/>
         </w:rPr>
         <w:t>), dan dia memperkuat panggilan untuk kemurnian. • dasar: Kiasan ini menekankan ketahanan terhadap kehancuran (</w:t>
       </w:r>
-      <w:hyperlink r:id="rId125">
-        <w:r>
-          <w:rPr>
-            <w:lang w:val="id_ID" w:bidi="id_ID"/>
-          </w:rPr>
-          <w:rPr>
-            <w:color w:val="0000EE"/>
-            <w:u w:val="single"/>
-          </w:rPr>
-          <w:t>Yes. 28:16</w:t>
-        </w:r>
-      </w:hyperlink>
+      <w:r>
+        <w:rPr>
+          <w:lang w:val="id_ID" w:bidi="id_ID"/>
+        </w:rPr>
+        <w:t>Yes. 28:16</w:t>
+      </w:r>
       <w:r>
         <w:rPr>
           <w:lang w:val="id_ID" w:bidi="id_ID"/>
         </w:rPr>
         <w:t xml:space="preserve">) dan mungkin mencerminkan sebuah kuil (lihat juga </w:t>
       </w:r>
-      <w:hyperlink r:id="rId126">
-        <w:r>
-          <w:rPr>
-            <w:lang w:val="id_ID" w:bidi="id_ID"/>
-          </w:rPr>
-          <w:rPr>
-            <w:color w:val="0000EE"/>
-            <w:u w:val="single"/>
-          </w:rPr>
-          <w:t>1Tim. 3:15</w:t>
-        </w:r>
-      </w:hyperlink>
-      <w:r>
-        <w:rPr>
-          <w:lang w:val="id_ID" w:bidi="id_ID"/>
-        </w:rPr>
-        <w:t xml:space="preserve">; </w:t>
-      </w:r>
-      <w:hyperlink r:id="rId127">
-        <w:r>
-          <w:rPr>
-            <w:lang w:val="id_ID" w:bidi="id_ID"/>
-          </w:rPr>
-          <w:rPr>
-            <w:color w:val="0000EE"/>
-            <w:u w:val="single"/>
-          </w:rPr>
-          <w:t>1Kor. 3:11</w:t>
-        </w:r>
-      </w:hyperlink>
-      <w:r>
-        <w:rPr>
-          <w:lang w:val="id_ID" w:bidi="id_ID"/>
-        </w:rPr>
-        <w:t xml:space="preserve">; </w:t>
-      </w:r>
-      <w:hyperlink r:id="rId128">
-        <w:r>
-          <w:rPr>
-            <w:lang w:val="id_ID" w:bidi="id_ID"/>
-          </w:rPr>
-          <w:rPr>
-            <w:color w:val="0000EE"/>
-            <w:u w:val="single"/>
-          </w:rPr>
-          <w:t>Ef. 2:20</w:t>
-        </w:r>
-      </w:hyperlink>
-      <w:r>
-        <w:rPr>
-          <w:lang w:val="id_ID" w:bidi="id_ID"/>
-        </w:rPr>
-        <w:t xml:space="preserve">; </w:t>
-      </w:r>
-      <w:hyperlink r:id="rId129">
-        <w:r>
-          <w:rPr>
-            <w:lang w:val="id_ID" w:bidi="id_ID"/>
-          </w:rPr>
-          <w:rPr>
-            <w:color w:val="0000EE"/>
-            <w:u w:val="single"/>
-          </w:rPr>
-          <w:t>1Ptr. 2:4–7</w:t>
-        </w:r>
-      </w:hyperlink>
-      <w:r>
-        <w:rPr>
-          <w:lang w:val="id_ID" w:bidi="id_ID"/>
-        </w:rPr>
-        <w:t xml:space="preserve">; </w:t>
-      </w:r>
-      <w:hyperlink r:id="rId130">
-        <w:r>
-          <w:rPr>
-            <w:lang w:val="id_ID" w:bidi="id_ID"/>
-          </w:rPr>
-          <w:rPr>
-            <w:color w:val="0000EE"/>
-            <w:u w:val="single"/>
-          </w:rPr>
-          <w:t>Why. 21:14</w:t>
-        </w:r>
-      </w:hyperlink>
+      <w:r>
+        <w:rPr>
+          <w:lang w:val="id_ID" w:bidi="id_ID"/>
+        </w:rPr>
+        <w:t>1Tim. 3:15</w:t>
+      </w:r>
+      <w:r>
+        <w:rPr>
+          <w:lang w:val="id_ID" w:bidi="id_ID"/>
+        </w:rPr>
+        <w:t xml:space="preserve">; </w:t>
+      </w:r>
+      <w:r>
+        <w:rPr>
+          <w:lang w:val="id_ID" w:bidi="id_ID"/>
+        </w:rPr>
+        <w:t>1Kor. 3:11</w:t>
+      </w:r>
+      <w:r>
+        <w:rPr>
+          <w:lang w:val="id_ID" w:bidi="id_ID"/>
+        </w:rPr>
+        <w:t xml:space="preserve">; </w:t>
+      </w:r>
+      <w:r>
+        <w:rPr>
+          <w:lang w:val="id_ID" w:bidi="id_ID"/>
+        </w:rPr>
+        <w:t>Ef. 2:20</w:t>
+      </w:r>
+      <w:r>
+        <w:rPr>
+          <w:lang w:val="id_ID" w:bidi="id_ID"/>
+        </w:rPr>
+        <w:t xml:space="preserve">; </w:t>
+      </w:r>
+      <w:r>
+        <w:rPr>
+          <w:lang w:val="id_ID" w:bidi="id_ID"/>
+        </w:rPr>
+        <w:t>1Ptr. 2:4–7</w:t>
+      </w:r>
+      <w:r>
+        <w:rPr>
+          <w:lang w:val="id_ID" w:bidi="id_ID"/>
+        </w:rPr>
+        <w:t xml:space="preserve">; </w:t>
+      </w:r>
+      <w:r>
+        <w:rPr>
+          <w:lang w:val="id_ID" w:bidi="id_ID"/>
+        </w:rPr>
+        <w:t>Why. 21:14</w:t>
+      </w:r>
       <w:r>
         <w:rPr>
           <w:lang w:val="id_ID" w:bidi="id_ID"/>
         </w:rPr>
         <w:t xml:space="preserve">). • Tuhan mengenal: Kutipan ini merujuk pada </w:t>
       </w:r>
-      <w:hyperlink r:id="rId131">
-        <w:r>
-          <w:rPr>
-            <w:lang w:val="id_ID" w:bidi="id_ID"/>
-          </w:rPr>
-          <w:rPr>
-            <w:color w:val="0000EE"/>
-            <w:u w:val="single"/>
-          </w:rPr>
-          <w:t>Bil. 16:5</w:t>
-        </w:r>
-      </w:hyperlink>
+      <w:r>
+        <w:rPr>
+          <w:lang w:val="id_ID" w:bidi="id_ID"/>
+        </w:rPr>
+        <w:t>Bil. 16:5</w:t>
+      </w:r>
       <w:r>
         <w:rPr>
           <w:lang w:val="id_ID" w:bidi="id_ID"/>
         </w:rPr>
         <w:t xml:space="preserve">. • Setiap orang yang menyebut nama Tuhan hendaklah meninggalkan kejahatan: Lihat </w:t>
       </w:r>
-      <w:hyperlink r:id="rId132">
-        <w:r>
-          <w:rPr>
-            <w:lang w:val="id_ID" w:bidi="id_ID"/>
-          </w:rPr>
-          <w:rPr>
-            <w:color w:val="0000EE"/>
-            <w:u w:val="single"/>
-          </w:rPr>
-          <w:t>Yes. 52:11</w:t>
-        </w:r>
-      </w:hyperlink>
+      <w:r>
+        <w:rPr>
+          <w:lang w:val="id_ID" w:bidi="id_ID"/>
+        </w:rPr>
+        <w:t>Yes. 52:11</w:t>
+      </w:r>
       <w:r>
         <w:rPr>
           <w:lang w:val="id_ID" w:bidi="id_ID"/>
         </w:rPr>
         <w:t xml:space="preserve">; bdk. </w:t>
       </w:r>
-      <w:hyperlink r:id="rId133">
-        <w:r>
-          <w:rPr>
-            <w:lang w:val="id_ID" w:bidi="id_ID"/>
-          </w:rPr>
-          <w:rPr>
-            <w:color w:val="0000EE"/>
-            <w:u w:val="single"/>
-          </w:rPr>
-          <w:t>Bil. 16:26–27</w:t>
-        </w:r>
-      </w:hyperlink>
-      <w:r>
-        <w:rPr>
-          <w:lang w:val="id_ID" w:bidi="id_ID"/>
-        </w:rPr>
-        <w:t xml:space="preserve">; </w:t>
-      </w:r>
-      <w:hyperlink r:id="rId134">
-        <w:r>
-          <w:rPr>
-            <w:lang w:val="id_ID" w:bidi="id_ID"/>
-          </w:rPr>
-          <w:rPr>
-            <w:color w:val="0000EE"/>
-            <w:u w:val="single"/>
-          </w:rPr>
-          <w:t>Im. 24:16</w:t>
-        </w:r>
-      </w:hyperlink>
-      <w:r>
-        <w:rPr>
-          <w:lang w:val="id_ID" w:bidi="id_ID"/>
-        </w:rPr>
-        <w:t xml:space="preserve">; </w:t>
-      </w:r>
-      <w:hyperlink r:id="rId135">
-        <w:r>
-          <w:rPr>
-            <w:lang w:val="id_ID" w:bidi="id_ID"/>
-          </w:rPr>
-          <w:rPr>
-            <w:color w:val="0000EE"/>
-            <w:u w:val="single"/>
-          </w:rPr>
-          <w:t>Mzm. 6:9</w:t>
-        </w:r>
-      </w:hyperlink>
+      <w:r>
+        <w:rPr>
+          <w:lang w:val="id_ID" w:bidi="id_ID"/>
+        </w:rPr>
+        <w:t>Bil. 16:26–27</w:t>
+      </w:r>
+      <w:r>
+        <w:rPr>
+          <w:lang w:val="id_ID" w:bidi="id_ID"/>
+        </w:rPr>
+        <w:t xml:space="preserve">; </w:t>
+      </w:r>
+      <w:r>
+        <w:rPr>
+          <w:lang w:val="id_ID" w:bidi="id_ID"/>
+        </w:rPr>
+        <w:t>Im. 24:16</w:t>
+      </w:r>
+      <w:r>
+        <w:rPr>
+          <w:lang w:val="id_ID" w:bidi="id_ID"/>
+        </w:rPr>
+        <w:t xml:space="preserve">; </w:t>
+      </w:r>
+      <w:r>
+        <w:rPr>
+          <w:lang w:val="id_ID" w:bidi="id_ID"/>
+        </w:rPr>
+        <w:t>Mzm. 6:9</w:t>
+      </w:r>
       <w:r>
         <w:rPr>
           <w:lang w:val="id_ID" w:bidi="id_ID"/>
@@ -4618,54 +3706,36 @@
         </w:rPr>
         <w:t xml:space="preserve">Melanjutkan dari </w:t>
       </w:r>
-      <w:hyperlink r:id="rId97">
-        <w:r>
-          <w:rPr>
-            <w:lang w:val="id_ID" w:bidi="id_ID"/>
-          </w:rPr>
-          <w:rPr>
-            <w:color w:val="0000EE"/>
-            <w:u w:val="single"/>
-          </w:rPr>
-          <w:t>2Tim.</w:t>
-        </w:r>
-      </w:hyperlink>
+      <w:r>
+        <w:rPr>
+          <w:lang w:val="id_ID" w:bidi="id_ID"/>
+        </w:rPr>
+        <w:t>2Tim.</w:t>
+      </w:r>
       <w:r>
         <w:rPr>
           <w:lang w:val="id_ID" w:bidi="id_ID"/>
         </w:rPr>
         <w:t xml:space="preserve"> </w:t>
       </w:r>
-      <w:hyperlink r:id="rId97">
-        <w:r>
-          <w:rPr>
-            <w:lang w:val="id_ID" w:bidi="id_ID"/>
-          </w:rPr>
-          <w:rPr>
-            <w:color w:val="0000EE"/>
-            <w:u w:val="single"/>
-          </w:rPr>
-          <w:t>2:19</w:t>
-        </w:r>
-      </w:hyperlink>
+      <w:r>
+        <w:rPr>
+          <w:lang w:val="id_ID" w:bidi="id_ID"/>
+        </w:rPr>
+        <w:t>2:19</w:t>
+      </w:r>
       <w:r>
         <w:rPr>
           <w:lang w:val="id_ID" w:bidi="id_ID"/>
         </w:rPr>
         <w:t xml:space="preserve">, Paulus menggunakan gambaran tentang peralatan di rumah orang kaya (lihat </w:t>
       </w:r>
-      <w:hyperlink r:id="rId136">
-        <w:r>
-          <w:rPr>
-            <w:lang w:val="id_ID" w:bidi="id_ID"/>
-          </w:rPr>
-          <w:rPr>
-            <w:color w:val="0000EE"/>
-            <w:u w:val="single"/>
-          </w:rPr>
-          <w:t>Rm. 9:21</w:t>
-        </w:r>
-      </w:hyperlink>
+      <w:r>
+        <w:rPr>
+          <w:lang w:val="id_ID" w:bidi="id_ID"/>
+        </w:rPr>
+        <w:t>Rm. 9:21</w:t>
+      </w:r>
       <w:r>
         <w:rPr>
           <w:lang w:val="id_ID" w:bidi="id_ID"/>
@@ -4720,162 +3790,108 @@
         </w:rPr>
         <w:t xml:space="preserve">mereka yang berseru kepada Tuhan: Lihat </w:t>
       </w:r>
-      <w:hyperlink r:id="rId137">
-        <w:r>
-          <w:rPr>
-            <w:lang w:val="id_ID" w:bidi="id_ID"/>
-          </w:rPr>
-          <w:rPr>
-            <w:color w:val="0000EE"/>
-            <w:u w:val="single"/>
-          </w:rPr>
-          <w:t>Mzm. 99:6</w:t>
-        </w:r>
-      </w:hyperlink>
-      <w:r>
-        <w:rPr>
-          <w:lang w:val="id_ID" w:bidi="id_ID"/>
-        </w:rPr>
-        <w:t xml:space="preserve">; </w:t>
-      </w:r>
-      <w:hyperlink r:id="rId138">
-        <w:r>
-          <w:rPr>
-            <w:lang w:val="id_ID" w:bidi="id_ID"/>
-          </w:rPr>
-          <w:rPr>
-            <w:color w:val="0000EE"/>
-            <w:u w:val="single"/>
-          </w:rPr>
-          <w:t>Yoel 2:32</w:t>
-        </w:r>
-      </w:hyperlink>
-      <w:r>
-        <w:rPr>
-          <w:lang w:val="id_ID" w:bidi="id_ID"/>
-        </w:rPr>
-        <w:t xml:space="preserve">; </w:t>
-      </w:r>
-      <w:hyperlink r:id="rId139">
-        <w:r>
-          <w:rPr>
-            <w:lang w:val="id_ID" w:bidi="id_ID"/>
-          </w:rPr>
-          <w:rPr>
-            <w:color w:val="0000EE"/>
-            <w:u w:val="single"/>
-          </w:rPr>
-          <w:t>Kisah. 2:21</w:t>
-        </w:r>
-      </w:hyperlink>
-      <w:r>
-        <w:rPr>
-          <w:lang w:val="id_ID" w:bidi="id_ID"/>
-        </w:rPr>
-        <w:t xml:space="preserve">; </w:t>
-      </w:r>
-      <w:hyperlink r:id="rId140">
-        <w:r>
-          <w:rPr>
-            <w:lang w:val="id_ID" w:bidi="id_ID"/>
-          </w:rPr>
-          <w:rPr>
-            <w:color w:val="0000EE"/>
-            <w:u w:val="single"/>
-          </w:rPr>
-          <w:t>9:14</w:t>
-        </w:r>
-      </w:hyperlink>
+      <w:r>
+        <w:rPr>
+          <w:lang w:val="id_ID" w:bidi="id_ID"/>
+        </w:rPr>
+        <w:t>Mzm. 99:6</w:t>
+      </w:r>
+      <w:r>
+        <w:rPr>
+          <w:lang w:val="id_ID" w:bidi="id_ID"/>
+        </w:rPr>
+        <w:t xml:space="preserve">; </w:t>
+      </w:r>
+      <w:r>
+        <w:rPr>
+          <w:lang w:val="id_ID" w:bidi="id_ID"/>
+        </w:rPr>
+        <w:t>Yoel 2:32</w:t>
+      </w:r>
+      <w:r>
+        <w:rPr>
+          <w:lang w:val="id_ID" w:bidi="id_ID"/>
+        </w:rPr>
+        <w:t xml:space="preserve">; </w:t>
+      </w:r>
+      <w:r>
+        <w:rPr>
+          <w:lang w:val="id_ID" w:bidi="id_ID"/>
+        </w:rPr>
+        <w:t>Kisah. 2:21</w:t>
+      </w:r>
+      <w:r>
+        <w:rPr>
+          <w:lang w:val="id_ID" w:bidi="id_ID"/>
+        </w:rPr>
+        <w:t xml:space="preserve">; </w:t>
+      </w:r>
+      <w:r>
+        <w:rPr>
+          <w:lang w:val="id_ID" w:bidi="id_ID"/>
+        </w:rPr>
+        <w:t>9:14</w:t>
+      </w:r>
       <w:r>
         <w:rPr>
           <w:lang w:val="id_ID" w:bidi="id_ID"/>
         </w:rPr>
         <w:t xml:space="preserve">, </w:t>
       </w:r>
-      <w:hyperlink r:id="rId141">
-        <w:r>
-          <w:rPr>
-            <w:lang w:val="id_ID" w:bidi="id_ID"/>
-          </w:rPr>
-          <w:rPr>
-            <w:color w:val="0000EE"/>
-            <w:u w:val="single"/>
-          </w:rPr>
-          <w:t>21</w:t>
-        </w:r>
-      </w:hyperlink>
-      <w:r>
-        <w:rPr>
-          <w:lang w:val="id_ID" w:bidi="id_ID"/>
-        </w:rPr>
-        <w:t xml:space="preserve">; </w:t>
-      </w:r>
-      <w:hyperlink r:id="rId142">
-        <w:r>
-          <w:rPr>
-            <w:lang w:val="id_ID" w:bidi="id_ID"/>
-          </w:rPr>
-          <w:rPr>
-            <w:color w:val="0000EE"/>
-            <w:u w:val="single"/>
-          </w:rPr>
-          <w:t>22:16</w:t>
-        </w:r>
-      </w:hyperlink>
-      <w:r>
-        <w:rPr>
-          <w:lang w:val="id_ID" w:bidi="id_ID"/>
-        </w:rPr>
-        <w:t xml:space="preserve">; </w:t>
-      </w:r>
-      <w:hyperlink r:id="rId143">
-        <w:r>
-          <w:rPr>
-            <w:lang w:val="id_ID" w:bidi="id_ID"/>
-          </w:rPr>
-          <w:rPr>
-            <w:color w:val="0000EE"/>
-            <w:u w:val="single"/>
-          </w:rPr>
-          <w:t>Rm. 10:12–13</w:t>
-        </w:r>
-      </w:hyperlink>
-      <w:r>
-        <w:rPr>
-          <w:lang w:val="id_ID" w:bidi="id_ID"/>
-        </w:rPr>
-        <w:t xml:space="preserve">; </w:t>
-      </w:r>
-      <w:hyperlink r:id="rId144">
-        <w:r>
-          <w:rPr>
-            <w:lang w:val="id_ID" w:bidi="id_ID"/>
-          </w:rPr>
-          <w:rPr>
-            <w:color w:val="0000EE"/>
-            <w:u w:val="single"/>
-          </w:rPr>
-          <w:t>1Kor. 1:2</w:t>
-        </w:r>
-      </w:hyperlink>
+      <w:r>
+        <w:rPr>
+          <w:lang w:val="id_ID" w:bidi="id_ID"/>
+        </w:rPr>
+        <w:t>21</w:t>
+      </w:r>
+      <w:r>
+        <w:rPr>
+          <w:lang w:val="id_ID" w:bidi="id_ID"/>
+        </w:rPr>
+        <w:t xml:space="preserve">; </w:t>
+      </w:r>
+      <w:r>
+        <w:rPr>
+          <w:lang w:val="id_ID" w:bidi="id_ID"/>
+        </w:rPr>
+        <w:t>22:16</w:t>
+      </w:r>
+      <w:r>
+        <w:rPr>
+          <w:lang w:val="id_ID" w:bidi="id_ID"/>
+        </w:rPr>
+        <w:t xml:space="preserve">; </w:t>
+      </w:r>
+      <w:r>
+        <w:rPr>
+          <w:lang w:val="id_ID" w:bidi="id_ID"/>
+        </w:rPr>
+        <w:t>Rm. 10:12–13</w:t>
+      </w:r>
+      <w:r>
+        <w:rPr>
+          <w:lang w:val="id_ID" w:bidi="id_ID"/>
+        </w:rPr>
+        <w:t xml:space="preserve">; </w:t>
+      </w:r>
+      <w:r>
+        <w:rPr>
+          <w:lang w:val="id_ID" w:bidi="id_ID"/>
+        </w:rPr>
+        <w:t>1Kor. 1:2</w:t>
+      </w:r>
       <w:r>
         <w:rPr>
           <w:lang w:val="id_ID" w:bidi="id_ID"/>
         </w:rPr>
         <w:t xml:space="preserve">. • dengan hati yang murni: Lihat </w:t>
       </w:r>
-      <w:hyperlink r:id="rId21">
-        <w:r>
-          <w:rPr>
-            <w:lang w:val="id_ID" w:bidi="id_ID"/>
-          </w:rPr>
-          <w:rPr>
-            <w:color w:val="0000EE"/>
-            <w:u w:val="single"/>
-          </w:rPr>
-          <w:t>1Tim. 1:5</w:t>
-        </w:r>
-      </w:hyperlink>
+      <w:r>
+        <w:rPr>
+          <w:lang w:val="id_ID" w:bidi="id_ID"/>
+        </w:rPr>
+        <w:t>1Tim. 1:5</w:t>
+      </w:r>
       <w:r>
         <w:rPr>
           <w:lang w:val="id_ID" w:bidi="id_ID"/>
@@ -4930,126 +3946,84 @@
         </w:rPr>
         <w:t xml:space="preserve">seorang hamba Tuhan: Lihat </w:t>
       </w:r>
-      <w:hyperlink r:id="rId145">
-        <w:r>
-          <w:rPr>
-            <w:lang w:val="id_ID" w:bidi="id_ID"/>
-          </w:rPr>
-          <w:rPr>
-            <w:color w:val="0000EE"/>
-            <w:u w:val="single"/>
-          </w:rPr>
-          <w:t>Titus 1:1</w:t>
-        </w:r>
-      </w:hyperlink>
+      <w:r>
+        <w:rPr>
+          <w:lang w:val="id_ID" w:bidi="id_ID"/>
+        </w:rPr>
+        <w:t>Titus 1:1</w:t>
+      </w:r>
       <w:r>
         <w:rPr>
           <w:lang w:val="id_ID" w:bidi="id_ID"/>
         </w:rPr>
         <w:t xml:space="preserve">; bandingkan dengan </w:t>
       </w:r>
-      <w:hyperlink r:id="rId146">
-        <w:r>
-          <w:rPr>
-            <w:lang w:val="id_ID" w:bidi="id_ID"/>
-          </w:rPr>
-          <w:rPr>
-            <w:color w:val="0000EE"/>
-            <w:u w:val="single"/>
-          </w:rPr>
-          <w:t>Yes. 42:1–2</w:t>
-        </w:r>
-      </w:hyperlink>
-      <w:r>
-        <w:rPr>
-          <w:lang w:val="id_ID" w:bidi="id_ID"/>
-        </w:rPr>
-        <w:t xml:space="preserve">; </w:t>
-      </w:r>
-      <w:hyperlink r:id="rId147">
-        <w:r>
-          <w:rPr>
-            <w:lang w:val="id_ID" w:bidi="id_ID"/>
-          </w:rPr>
-          <w:rPr>
-            <w:color w:val="0000EE"/>
-            <w:u w:val="single"/>
-          </w:rPr>
-          <w:t>50:6</w:t>
-        </w:r>
-      </w:hyperlink>
-      <w:r>
-        <w:rPr>
-          <w:lang w:val="id_ID" w:bidi="id_ID"/>
-        </w:rPr>
-        <w:t xml:space="preserve">; </w:t>
-      </w:r>
-      <w:hyperlink r:id="rId148">
-        <w:r>
-          <w:rPr>
-            <w:lang w:val="id_ID" w:bidi="id_ID"/>
-          </w:rPr>
-          <w:rPr>
-            <w:color w:val="0000EE"/>
-            <w:u w:val="single"/>
-          </w:rPr>
-          <w:t>53:7</w:t>
-        </w:r>
-      </w:hyperlink>
-      <w:r>
-        <w:rPr>
-          <w:lang w:val="id_ID" w:bidi="id_ID"/>
-        </w:rPr>
-        <w:t xml:space="preserve">; </w:t>
-      </w:r>
-      <w:hyperlink r:id="rId149">
-        <w:r>
-          <w:rPr>
-            <w:lang w:val="id_ID" w:bidi="id_ID"/>
-          </w:rPr>
-          <w:rPr>
-            <w:color w:val="0000EE"/>
-            <w:u w:val="single"/>
-          </w:rPr>
-          <w:t>Mat. 12:14–21</w:t>
-        </w:r>
-      </w:hyperlink>
+      <w:r>
+        <w:rPr>
+          <w:lang w:val="id_ID" w:bidi="id_ID"/>
+        </w:rPr>
+        <w:t>Yes. 42:1–2</w:t>
+      </w:r>
+      <w:r>
+        <w:rPr>
+          <w:lang w:val="id_ID" w:bidi="id_ID"/>
+        </w:rPr>
+        <w:t xml:space="preserve">; </w:t>
+      </w:r>
+      <w:r>
+        <w:rPr>
+          <w:lang w:val="id_ID" w:bidi="id_ID"/>
+        </w:rPr>
+        <w:t>50:6</w:t>
+      </w:r>
+      <w:r>
+        <w:rPr>
+          <w:lang w:val="id_ID" w:bidi="id_ID"/>
+        </w:rPr>
+        <w:t xml:space="preserve">; </w:t>
+      </w:r>
+      <w:r>
+        <w:rPr>
+          <w:lang w:val="id_ID" w:bidi="id_ID"/>
+        </w:rPr>
+        <w:t>53:7</w:t>
+      </w:r>
+      <w:r>
+        <w:rPr>
+          <w:lang w:val="id_ID" w:bidi="id_ID"/>
+        </w:rPr>
+        <w:t xml:space="preserve">; </w:t>
+      </w:r>
+      <w:r>
+        <w:rPr>
+          <w:lang w:val="id_ID" w:bidi="id_ID"/>
+        </w:rPr>
+        <w:t>Mat. 12:14–21</w:t>
+      </w:r>
       <w:r>
         <w:rPr>
           <w:lang w:val="id_ID" w:bidi="id_ID"/>
         </w:rPr>
         <w:t xml:space="preserve">. • cakap mengajar, sabar: Lihat </w:t>
       </w:r>
-      <w:hyperlink r:id="rId150">
-        <w:r>
-          <w:rPr>
-            <w:lang w:val="id_ID" w:bidi="id_ID"/>
-          </w:rPr>
-          <w:rPr>
-            <w:color w:val="0000EE"/>
-            <w:u w:val="single"/>
-          </w:rPr>
-          <w:t>1Tim. 3:2–3</w:t>
-        </w:r>
-      </w:hyperlink>
-      <w:r>
-        <w:rPr>
-          <w:lang w:val="id_ID" w:bidi="id_ID"/>
-        </w:rPr>
-        <w:t xml:space="preserve">; </w:t>
-      </w:r>
-      <w:hyperlink r:id="rId151">
-        <w:r>
-          <w:rPr>
-            <w:lang w:val="id_ID" w:bidi="id_ID"/>
-          </w:rPr>
-          <w:rPr>
-            <w:color w:val="0000EE"/>
-            <w:u w:val="single"/>
-          </w:rPr>
-          <w:t>Titus 3:2</w:t>
-        </w:r>
-      </w:hyperlink>
+      <w:r>
+        <w:rPr>
+          <w:lang w:val="id_ID" w:bidi="id_ID"/>
+        </w:rPr>
+        <w:t>1Tim. 3:2–3</w:t>
+      </w:r>
+      <w:r>
+        <w:rPr>
+          <w:lang w:val="id_ID" w:bidi="id_ID"/>
+        </w:rPr>
+        <w:t xml:space="preserve">; </w:t>
+      </w:r>
+      <w:r>
+        <w:rPr>
+          <w:lang w:val="id_ID" w:bidi="id_ID"/>
+        </w:rPr>
+        <w:t>Titus 3:2</w:t>
+      </w:r>
       <w:r>
         <w:rPr>
           <w:lang w:val="id_ID" w:bidi="id_ID"/>
@@ -5104,108 +4078,72 @@
         </w:rPr>
         <w:t xml:space="preserve">dengan lemah lembut dapat menuntun: Bdk. </w:t>
       </w:r>
-      <w:hyperlink r:id="rId152">
-        <w:r>
-          <w:rPr>
-            <w:lang w:val="id_ID" w:bidi="id_ID"/>
-          </w:rPr>
-          <w:rPr>
-            <w:color w:val="0000EE"/>
-            <w:u w:val="single"/>
-          </w:rPr>
-          <w:t>1Kor. 4:21</w:t>
-        </w:r>
-      </w:hyperlink>
-      <w:r>
-        <w:rPr>
-          <w:lang w:val="id_ID" w:bidi="id_ID"/>
-        </w:rPr>
-        <w:t xml:space="preserve">; </w:t>
-      </w:r>
-      <w:hyperlink r:id="rId153">
-        <w:r>
-          <w:rPr>
-            <w:lang w:val="id_ID" w:bidi="id_ID"/>
-          </w:rPr>
-          <w:rPr>
-            <w:color w:val="0000EE"/>
-            <w:u w:val="single"/>
-          </w:rPr>
-          <w:t>2Kor. 10:1</w:t>
-        </w:r>
-      </w:hyperlink>
-      <w:r>
-        <w:rPr>
-          <w:lang w:val="id_ID" w:bidi="id_ID"/>
-        </w:rPr>
-        <w:t xml:space="preserve">; </w:t>
-      </w:r>
-      <w:hyperlink r:id="rId154">
-        <w:r>
-          <w:rPr>
-            <w:lang w:val="id_ID" w:bidi="id_ID"/>
-          </w:rPr>
-          <w:rPr>
-            <w:color w:val="0000EE"/>
-            <w:u w:val="single"/>
-          </w:rPr>
-          <w:t>1Tes. 5:14</w:t>
-        </w:r>
-      </w:hyperlink>
-      <w:r>
-        <w:rPr>
-          <w:lang w:val="id_ID" w:bidi="id_ID"/>
-        </w:rPr>
-        <w:t xml:space="preserve">; </w:t>
-      </w:r>
-      <w:hyperlink r:id="rId155">
-        <w:r>
-          <w:rPr>
-            <w:lang w:val="id_ID" w:bidi="id_ID"/>
-          </w:rPr>
-          <w:rPr>
-            <w:color w:val="0000EE"/>
-            <w:u w:val="single"/>
-          </w:rPr>
-          <w:t>2Tes. 3:14–15</w:t>
-        </w:r>
-      </w:hyperlink>
-      <w:r>
-        <w:rPr>
-          <w:lang w:val="id_ID" w:bidi="id_ID"/>
-        </w:rPr>
-        <w:t xml:space="preserve">; </w:t>
-      </w:r>
-      <w:hyperlink r:id="rId156">
-        <w:r>
-          <w:rPr>
-            <w:lang w:val="id_ID" w:bidi="id_ID"/>
-          </w:rPr>
-          <w:rPr>
-            <w:color w:val="0000EE"/>
-            <w:u w:val="single"/>
-          </w:rPr>
-          <w:t>Titus 3:10–11</w:t>
-        </w:r>
-      </w:hyperlink>
-      <w:r>
-        <w:rPr>
-          <w:lang w:val="id_ID" w:bidi="id_ID"/>
-        </w:rPr>
-        <w:t xml:space="preserve">; </w:t>
-      </w:r>
-      <w:hyperlink r:id="rId157">
-        <w:r>
-          <w:rPr>
-            <w:lang w:val="id_ID" w:bidi="id_ID"/>
-          </w:rPr>
-          <w:rPr>
-            <w:color w:val="0000EE"/>
-            <w:u w:val="single"/>
-          </w:rPr>
-          <w:t>Yudas 1:22–23</w:t>
-        </w:r>
-      </w:hyperlink>
+      <w:r>
+        <w:rPr>
+          <w:lang w:val="id_ID" w:bidi="id_ID"/>
+        </w:rPr>
+        <w:t>1Kor. 4:21</w:t>
+      </w:r>
+      <w:r>
+        <w:rPr>
+          <w:lang w:val="id_ID" w:bidi="id_ID"/>
+        </w:rPr>
+        <w:t xml:space="preserve">; </w:t>
+      </w:r>
+      <w:r>
+        <w:rPr>
+          <w:lang w:val="id_ID" w:bidi="id_ID"/>
+        </w:rPr>
+        <w:t>2Kor. 10:1</w:t>
+      </w:r>
+      <w:r>
+        <w:rPr>
+          <w:lang w:val="id_ID" w:bidi="id_ID"/>
+        </w:rPr>
+        <w:t xml:space="preserve">; </w:t>
+      </w:r>
+      <w:r>
+        <w:rPr>
+          <w:lang w:val="id_ID" w:bidi="id_ID"/>
+        </w:rPr>
+        <w:t>1Tes. 5:14</w:t>
+      </w:r>
+      <w:r>
+        <w:rPr>
+          <w:lang w:val="id_ID" w:bidi="id_ID"/>
+        </w:rPr>
+        <w:t xml:space="preserve">; </w:t>
+      </w:r>
+      <w:r>
+        <w:rPr>
+          <w:lang w:val="id_ID" w:bidi="id_ID"/>
+        </w:rPr>
+        <w:t>2Tes. 3:14–15</w:t>
+      </w:r>
+      <w:r>
+        <w:rPr>
+          <w:lang w:val="id_ID" w:bidi="id_ID"/>
+        </w:rPr>
+        <w:t xml:space="preserve">; </w:t>
+      </w:r>
+      <w:r>
+        <w:rPr>
+          <w:lang w:val="id_ID" w:bidi="id_ID"/>
+        </w:rPr>
+        <w:t>Titus 3:10–11</w:t>
+      </w:r>
+      <w:r>
+        <w:rPr>
+          <w:lang w:val="id_ID" w:bidi="id_ID"/>
+        </w:rPr>
+        <w:t xml:space="preserve">; </w:t>
+      </w:r>
+      <w:r>
+        <w:rPr>
+          <w:lang w:val="id_ID" w:bidi="id_ID"/>
+        </w:rPr>
+        <w:t>Yudas 1:22–23</w:t>
+      </w:r>
       <w:r>
         <w:rPr>
           <w:lang w:val="id_ID" w:bidi="id_ID"/>
@@ -5260,108 +4198,72 @@
         </w:rPr>
         <w:t xml:space="preserve">Paulus menggambarkan seperti apa orang-orang akan bersikap pada hari-hari terakhir (lihat juga </w:t>
       </w:r>
-      <w:hyperlink r:id="rId158">
-        <w:r>
-          <w:rPr>
-            <w:lang w:val="id_ID" w:bidi="id_ID"/>
-          </w:rPr>
-          <w:rPr>
-            <w:color w:val="0000EE"/>
-            <w:u w:val="single"/>
-          </w:rPr>
-          <w:t>1Tim. 4:1–5</w:t>
-        </w:r>
-      </w:hyperlink>
-      <w:r>
-        <w:rPr>
-          <w:lang w:val="id_ID" w:bidi="id_ID"/>
-        </w:rPr>
-        <w:t xml:space="preserve">; </w:t>
-      </w:r>
-      <w:hyperlink r:id="rId159">
-        <w:r>
-          <w:rPr>
-            <w:lang w:val="id_ID" w:bidi="id_ID"/>
-          </w:rPr>
-          <w:rPr>
-            <w:color w:val="0000EE"/>
-            <w:u w:val="single"/>
-          </w:rPr>
-          <w:t>2Pet. 2:1–22</w:t>
-        </w:r>
-      </w:hyperlink>
-      <w:r>
-        <w:rPr>
-          <w:lang w:val="id_ID" w:bidi="id_ID"/>
-        </w:rPr>
-        <w:t xml:space="preserve">; </w:t>
-      </w:r>
-      <w:hyperlink r:id="rId160">
-        <w:r>
-          <w:rPr>
-            <w:lang w:val="id_ID" w:bidi="id_ID"/>
-          </w:rPr>
-          <w:rPr>
-            <w:color w:val="0000EE"/>
-            <w:u w:val="single"/>
-          </w:rPr>
-          <w:t>3:3</w:t>
-        </w:r>
-      </w:hyperlink>
-      <w:r>
-        <w:rPr>
-          <w:lang w:val="id_ID" w:bidi="id_ID"/>
-        </w:rPr>
-        <w:t xml:space="preserve">; </w:t>
-      </w:r>
-      <w:hyperlink r:id="rId161">
-        <w:r>
-          <w:rPr>
-            <w:lang w:val="id_ID" w:bidi="id_ID"/>
-          </w:rPr>
-          <w:rPr>
-            <w:color w:val="0000EE"/>
-            <w:u w:val="single"/>
-          </w:rPr>
-          <w:t>Yudas 1:18</w:t>
-        </w:r>
-      </w:hyperlink>
+      <w:r>
+        <w:rPr>
+          <w:lang w:val="id_ID" w:bidi="id_ID"/>
+        </w:rPr>
+        <w:t>1Tim. 4:1–5</w:t>
+      </w:r>
+      <w:r>
+        <w:rPr>
+          <w:lang w:val="id_ID" w:bidi="id_ID"/>
+        </w:rPr>
+        <w:t xml:space="preserve">; </w:t>
+      </w:r>
+      <w:r>
+        <w:rPr>
+          <w:lang w:val="id_ID" w:bidi="id_ID"/>
+        </w:rPr>
+        <w:t>2Pet. 2:1–22</w:t>
+      </w:r>
+      <w:r>
+        <w:rPr>
+          <w:lang w:val="id_ID" w:bidi="id_ID"/>
+        </w:rPr>
+        <w:t xml:space="preserve">; </w:t>
+      </w:r>
+      <w:r>
+        <w:rPr>
+          <w:lang w:val="id_ID" w:bidi="id_ID"/>
+        </w:rPr>
+        <w:t>3:3</w:t>
+      </w:r>
+      <w:r>
+        <w:rPr>
+          <w:lang w:val="id_ID" w:bidi="id_ID"/>
+        </w:rPr>
+        <w:t xml:space="preserve">; </w:t>
+      </w:r>
+      <w:r>
+        <w:rPr>
+          <w:lang w:val="id_ID" w:bidi="id_ID"/>
+        </w:rPr>
+        <w:t>Yudas 1:18</w:t>
+      </w:r>
       <w:r>
         <w:rPr>
           <w:lang w:val="id_ID" w:bidi="id_ID"/>
         </w:rPr>
         <w:t>), yang sesungguhnya sudah dimulai (</w:t>
       </w:r>
-      <w:hyperlink r:id="rId162">
-        <w:r>
-          <w:rPr>
-            <w:lang w:val="id_ID" w:bidi="id_ID"/>
-          </w:rPr>
-          <w:rPr>
-            <w:color w:val="0000EE"/>
-            <w:u w:val="single"/>
-          </w:rPr>
-          <w:t>2Tim. 3:5</w:t>
-        </w:r>
-      </w:hyperlink>
+      <w:r>
+        <w:rPr>
+          <w:lang w:val="id_ID" w:bidi="id_ID"/>
+        </w:rPr>
+        <w:t>2Tim. 3:5</w:t>
+      </w:r>
       <w:r>
         <w:rPr>
           <w:lang w:val="id_ID" w:bidi="id_ID"/>
         </w:rPr>
         <w:t xml:space="preserve">, </w:t>
       </w:r>
-      <w:hyperlink r:id="rId163">
-        <w:r>
-          <w:rPr>
-            <w:lang w:val="id_ID" w:bidi="id_ID"/>
-          </w:rPr>
-          <w:rPr>
-            <w:color w:val="0000EE"/>
-            <w:u w:val="single"/>
-          </w:rPr>
-          <w:t>6–9</w:t>
-        </w:r>
-      </w:hyperlink>
+      <w:r>
+        <w:rPr>
+          <w:lang w:val="id_ID" w:bidi="id_ID"/>
+        </w:rPr>
+        <w:t>6–9</w:t>
+      </w:r>
       <w:r>
         <w:rPr>
           <w:lang w:val="id_ID" w:bidi="id_ID"/>
@@ -5464,72 +4366,48 @@
         </w:rPr>
         <w:t>Orang-orang seperti itu (</w:t>
       </w:r>
-      <w:hyperlink r:id="rId164">
-        <w:r>
-          <w:rPr>
-            <w:lang w:val="id_ID" w:bidi="id_ID"/>
-          </w:rPr>
-          <w:rPr>
-            <w:color w:val="0000EE"/>
-            <w:u w:val="single"/>
-          </w:rPr>
-          <w:t>2Tim.</w:t>
-        </w:r>
-      </w:hyperlink>
+      <w:r>
+        <w:rPr>
+          <w:lang w:val="id_ID" w:bidi="id_ID"/>
+        </w:rPr>
+        <w:t>2Tim.</w:t>
+      </w:r>
       <w:r>
         <w:rPr>
           <w:lang w:val="id_ID" w:bidi="id_ID"/>
         </w:rPr>
         <w:t xml:space="preserve"> </w:t>
       </w:r>
-      <w:hyperlink r:id="rId164">
-        <w:r>
-          <w:rPr>
-            <w:lang w:val="id_ID" w:bidi="id_ID"/>
-          </w:rPr>
-          <w:rPr>
-            <w:color w:val="0000EE"/>
-            <w:u w:val="single"/>
-          </w:rPr>
-          <w:t>3:2–4</w:t>
-        </w:r>
-      </w:hyperlink>
+      <w:r>
+        <w:rPr>
+          <w:lang w:val="id_ID" w:bidi="id_ID"/>
+        </w:rPr>
+        <w:t>3:2–4</w:t>
+      </w:r>
       <w:r>
         <w:rPr>
           <w:lang w:val="id_ID" w:bidi="id_ID"/>
         </w:rPr>
         <w:t xml:space="preserve">) telah menolak ajaran yang benar dan memisahkan diri dari kuasa yang dapat membuat mereka hidup saleh (lihat </w:t>
       </w:r>
-      <w:hyperlink r:id="rId165">
-        <w:r>
-          <w:rPr>
-            <w:lang w:val="id_ID" w:bidi="id_ID"/>
-          </w:rPr>
-          <w:rPr>
-            <w:color w:val="0000EE"/>
-            <w:u w:val="single"/>
-          </w:rPr>
-          <w:t>1Tim. 1:5–11</w:t>
-        </w:r>
-      </w:hyperlink>
-      <w:r>
-        <w:rPr>
-          <w:lang w:val="id_ID" w:bidi="id_ID"/>
-        </w:rPr>
-        <w:t xml:space="preserve">; </w:t>
-      </w:r>
-      <w:hyperlink r:id="rId116">
-        <w:r>
-          <w:rPr>
-            <w:lang w:val="id_ID" w:bidi="id_ID"/>
-          </w:rPr>
-          <w:rPr>
-            <w:color w:val="0000EE"/>
-            <w:u w:val="single"/>
-          </w:rPr>
-          <w:t>Kol. 2:16–23</w:t>
-        </w:r>
-      </w:hyperlink>
+      <w:r>
+        <w:rPr>
+          <w:lang w:val="id_ID" w:bidi="id_ID"/>
+        </w:rPr>
+        <w:t>1Tim. 1:5–11</w:t>
+      </w:r>
+      <w:r>
+        <w:rPr>
+          <w:lang w:val="id_ID" w:bidi="id_ID"/>
+        </w:rPr>
+        <w:t xml:space="preserve">; </w:t>
+      </w:r>
+      <w:r>
+        <w:rPr>
+          <w:lang w:val="id_ID" w:bidi="id_ID"/>
+        </w:rPr>
+        <w:t>Kol. 2:16–23</w:t>
+      </w:r>
       <w:r>
         <w:rPr>
           <w:lang w:val="id_ID" w:bidi="id_ID"/>
@@ -5584,72 +4462,48 @@
         </w:rPr>
         <w:t>Dampak dari pengajar palsu terhadap rumah tangga dan wanita menjadi perhatian yang konsisten dalam surat-surat kepada Timotius dan Titus (</w:t>
       </w:r>
-      <w:hyperlink r:id="rId166">
-        <w:r>
-          <w:rPr>
-            <w:lang w:val="id_ID" w:bidi="id_ID"/>
-          </w:rPr>
-          <w:rPr>
-            <w:color w:val="0000EE"/>
-            <w:u w:val="single"/>
-          </w:rPr>
-          <w:t>Titus 1:11</w:t>
-        </w:r>
-      </w:hyperlink>
+      <w:r>
+        <w:rPr>
+          <w:lang w:val="id_ID" w:bidi="id_ID"/>
+        </w:rPr>
+        <w:t>Titus 1:11</w:t>
+      </w:r>
       <w:r>
         <w:rPr>
           <w:lang w:val="id_ID" w:bidi="id_ID"/>
         </w:rPr>
         <w:t xml:space="preserve">; lihat </w:t>
       </w:r>
-      <w:hyperlink r:id="rId122">
-        <w:r>
-          <w:rPr>
-            <w:lang w:val="id_ID" w:bidi="id_ID"/>
-          </w:rPr>
-          <w:rPr>
-            <w:color w:val="0000EE"/>
-            <w:u w:val="single"/>
-          </w:rPr>
-          <w:t>1Tim. 2:11–15</w:t>
-        </w:r>
-      </w:hyperlink>
-      <w:r>
-        <w:rPr>
-          <w:lang w:val="id_ID" w:bidi="id_ID"/>
-        </w:rPr>
-        <w:t xml:space="preserve">; </w:t>
-      </w:r>
-      <w:hyperlink r:id="rId167">
-        <w:r>
-          <w:rPr>
-            <w:lang w:val="id_ID" w:bidi="id_ID"/>
-          </w:rPr>
-          <w:rPr>
-            <w:color w:val="0000EE"/>
-            <w:u w:val="single"/>
-          </w:rPr>
-          <w:t>3:4–5</w:t>
-        </w:r>
-      </w:hyperlink>
-      <w:r>
-        <w:rPr>
-          <w:lang w:val="id_ID" w:bidi="id_ID"/>
-        </w:rPr>
-        <w:t xml:space="preserve">; </w:t>
-      </w:r>
-      <w:hyperlink r:id="rId168">
-        <w:r>
-          <w:rPr>
-            <w:lang w:val="id_ID" w:bidi="id_ID"/>
-          </w:rPr>
-          <w:rPr>
-            <w:color w:val="0000EE"/>
-            <w:u w:val="single"/>
-          </w:rPr>
-          <w:t>5:14–15</w:t>
-        </w:r>
-      </w:hyperlink>
+      <w:r>
+        <w:rPr>
+          <w:lang w:val="id_ID" w:bidi="id_ID"/>
+        </w:rPr>
+        <w:t>1Tim. 2:11–15</w:t>
+      </w:r>
+      <w:r>
+        <w:rPr>
+          <w:lang w:val="id_ID" w:bidi="id_ID"/>
+        </w:rPr>
+        <w:t xml:space="preserve">; </w:t>
+      </w:r>
+      <w:r>
+        <w:rPr>
+          <w:lang w:val="id_ID" w:bidi="id_ID"/>
+        </w:rPr>
+        <w:t>3:4–5</w:t>
+      </w:r>
+      <w:r>
+        <w:rPr>
+          <w:lang w:val="id_ID" w:bidi="id_ID"/>
+        </w:rPr>
+        <w:t xml:space="preserve">; </w:t>
+      </w:r>
+      <w:r>
+        <w:rPr>
+          <w:lang w:val="id_ID" w:bidi="id_ID"/>
+        </w:rPr>
+        <w:t>5:14–15</w:t>
+      </w:r>
       <w:r>
         <w:rPr>
           <w:lang w:val="id_ID" w:bidi="id_ID"/>
@@ -5704,54 +4558,36 @@
         </w:rPr>
         <w:t xml:space="preserve">Menurut tradisi, Yanes dan Yambres adalah nama-nama penyihir Mesir yang menentang Musa (lihat </w:t>
       </w:r>
-      <w:hyperlink r:id="rId169">
-        <w:r>
-          <w:rPr>
-            <w:lang w:val="id_ID" w:bidi="id_ID"/>
-          </w:rPr>
-          <w:rPr>
-            <w:color w:val="0000EE"/>
-            <w:u w:val="single"/>
-          </w:rPr>
-          <w:t>Kel. 7:8–13</w:t>
-        </w:r>
-      </w:hyperlink>
-      <w:r>
-        <w:rPr>
-          <w:lang w:val="id_ID" w:bidi="id_ID"/>
-        </w:rPr>
-        <w:t xml:space="preserve">; </w:t>
-      </w:r>
-      <w:hyperlink r:id="rId170">
-        <w:r>
-          <w:rPr>
-            <w:lang w:val="id_ID" w:bidi="id_ID"/>
-          </w:rPr>
-          <w:rPr>
-            <w:color w:val="0000EE"/>
-            <w:u w:val="single"/>
-          </w:rPr>
-          <w:t>8:18</w:t>
-        </w:r>
-      </w:hyperlink>
-      <w:r>
-        <w:rPr>
-          <w:lang w:val="id_ID" w:bidi="id_ID"/>
-        </w:rPr>
-        <w:t xml:space="preserve">; </w:t>
-      </w:r>
-      <w:hyperlink r:id="rId171">
-        <w:r>
-          <w:rPr>
-            <w:lang w:val="id_ID" w:bidi="id_ID"/>
-          </w:rPr>
-          <w:rPr>
-            <w:color w:val="0000EE"/>
-            <w:u w:val="single"/>
-          </w:rPr>
-          <w:t>9:11</w:t>
-        </w:r>
-      </w:hyperlink>
+      <w:r>
+        <w:rPr>
+          <w:lang w:val="id_ID" w:bidi="id_ID"/>
+        </w:rPr>
+        <w:t>Kel. 7:8–13</w:t>
+      </w:r>
+      <w:r>
+        <w:rPr>
+          <w:lang w:val="id_ID" w:bidi="id_ID"/>
+        </w:rPr>
+        <w:t xml:space="preserve">; </w:t>
+      </w:r>
+      <w:r>
+        <w:rPr>
+          <w:lang w:val="id_ID" w:bidi="id_ID"/>
+        </w:rPr>
+        <w:t>8:18</w:t>
+      </w:r>
+      <w:r>
+        <w:rPr>
+          <w:lang w:val="id_ID" w:bidi="id_ID"/>
+        </w:rPr>
+        <w:t xml:space="preserve">; </w:t>
+      </w:r>
+      <w:r>
+        <w:rPr>
+          <w:lang w:val="id_ID" w:bidi="id_ID"/>
+        </w:rPr>
+        <w:t>9:11</w:t>
+      </w:r>
       <w:r>
         <w:rPr>
           <w:lang w:val="id_ID" w:bidi="id_ID"/>
@@ -5806,216 +4642,144 @@
         </w:rPr>
         <w:t xml:space="preserve">Timotius berasal dari Listra, dekat Antiokhia dan Ikonium, sehingga dia mengetahui semua tentang penderitaan yang dialami Paulus (lihat </w:t>
       </w:r>
-      <w:hyperlink r:id="rId172">
-        <w:r>
-          <w:rPr>
-            <w:lang w:val="id_ID" w:bidi="id_ID"/>
-          </w:rPr>
-          <w:rPr>
-            <w:color w:val="0000EE"/>
-            <w:u w:val="single"/>
-          </w:rPr>
-          <w:t>Kisah Para Rasul 13:14</w:t>
-        </w:r>
-      </w:hyperlink>
+      <w:r>
+        <w:rPr>
+          <w:lang w:val="id_ID" w:bidi="id_ID"/>
+        </w:rPr>
+        <w:t>Kisah Para Rasul 13:14</w:t>
+      </w:r>
       <w:r>
         <w:rPr>
           <w:lang w:val="id_ID" w:bidi="id_ID"/>
         </w:rPr>
         <w:t xml:space="preserve">, </w:t>
       </w:r>
-      <w:hyperlink r:id="rId173">
-        <w:r>
-          <w:rPr>
-            <w:lang w:val="id_ID" w:bidi="id_ID"/>
-          </w:rPr>
-          <w:rPr>
-            <w:color w:val="0000EE"/>
-            <w:u w:val="single"/>
-          </w:rPr>
-          <w:t>45–51</w:t>
-        </w:r>
-      </w:hyperlink>
-      <w:r>
-        <w:rPr>
-          <w:lang w:val="id_ID" w:bidi="id_ID"/>
-        </w:rPr>
-        <w:t xml:space="preserve">; </w:t>
-      </w:r>
-      <w:hyperlink r:id="rId174">
-        <w:r>
-          <w:rPr>
-            <w:lang w:val="id_ID" w:bidi="id_ID"/>
-          </w:rPr>
-          <w:rPr>
-            <w:color w:val="0000EE"/>
-            <w:u w:val="single"/>
-          </w:rPr>
-          <w:t>14:1–8</w:t>
-        </w:r>
-      </w:hyperlink>
+      <w:r>
+        <w:rPr>
+          <w:lang w:val="id_ID" w:bidi="id_ID"/>
+        </w:rPr>
+        <w:t>45–51</w:t>
+      </w:r>
+      <w:r>
+        <w:rPr>
+          <w:lang w:val="id_ID" w:bidi="id_ID"/>
+        </w:rPr>
+        <w:t xml:space="preserve">; </w:t>
+      </w:r>
+      <w:r>
+        <w:rPr>
+          <w:lang w:val="id_ID" w:bidi="id_ID"/>
+        </w:rPr>
+        <w:t>14:1–8</w:t>
+      </w:r>
       <w:r>
         <w:rPr>
           <w:lang w:val="id_ID" w:bidi="id_ID"/>
         </w:rPr>
         <w:t xml:space="preserve">, </w:t>
       </w:r>
-      <w:hyperlink r:id="rId175">
-        <w:r>
-          <w:rPr>
-            <w:lang w:val="id_ID" w:bidi="id_ID"/>
-          </w:rPr>
-          <w:rPr>
-            <w:color w:val="0000EE"/>
-            <w:u w:val="single"/>
-          </w:rPr>
-          <w:t>19–22</w:t>
-        </w:r>
-      </w:hyperlink>
+      <w:r>
+        <w:rPr>
+          <w:lang w:val="id_ID" w:bidi="id_ID"/>
+        </w:rPr>
+        <w:t>19–22</w:t>
+      </w:r>
       <w:r>
         <w:rPr>
           <w:lang w:val="id_ID" w:bidi="id_ID"/>
         </w:rPr>
         <w:t>), meskipun dia dipanggil setelah peristiwa-peristiwa ini (</w:t>
       </w:r>
-      <w:hyperlink r:id="rId29">
-        <w:r>
-          <w:rPr>
-            <w:lang w:val="id_ID" w:bidi="id_ID"/>
-          </w:rPr>
-          <w:rPr>
-            <w:color w:val="0000EE"/>
-            <w:u w:val="single"/>
-          </w:rPr>
-          <w:t>Kisah Para Rasul 16:1–3</w:t>
-        </w:r>
-      </w:hyperlink>
+      <w:r>
+        <w:rPr>
+          <w:lang w:val="id_ID" w:bidi="id_ID"/>
+        </w:rPr>
+        <w:t>Kisah Para Rasul 16:1–3</w:t>
+      </w:r>
       <w:r>
         <w:rPr>
           <w:lang w:val="id_ID" w:bidi="id_ID"/>
         </w:rPr>
         <w:t xml:space="preserve">). • Tuhan telah melepaskan aku: Paulus dapat bersaksi dari hidupnya sendiri bahwa Tuhan akan menggenapi rencana-Nya melalui hamba-Nya yang setia (lihat </w:t>
       </w:r>
-      <w:hyperlink r:id="rId176">
-        <w:r>
-          <w:rPr>
-            <w:lang w:val="id_ID" w:bidi="id_ID"/>
-          </w:rPr>
-          <w:rPr>
-            <w:color w:val="0000EE"/>
-            <w:u w:val="single"/>
-          </w:rPr>
-          <w:t>2Tim. 4:6–8</w:t>
-        </w:r>
-      </w:hyperlink>
+      <w:r>
+        <w:rPr>
+          <w:lang w:val="id_ID" w:bidi="id_ID"/>
+        </w:rPr>
+        <w:t>2Tim. 4:6–8</w:t>
+      </w:r>
       <w:r>
         <w:rPr>
           <w:lang w:val="id_ID" w:bidi="id_ID"/>
         </w:rPr>
         <w:t xml:space="preserve">, </w:t>
       </w:r>
-      <w:hyperlink r:id="rId17">
-        <w:r>
-          <w:rPr>
-            <w:lang w:val="id_ID" w:bidi="id_ID"/>
-          </w:rPr>
-          <w:rPr>
-            <w:color w:val="0000EE"/>
-            <w:u w:val="single"/>
-          </w:rPr>
-          <w:t>17–18</w:t>
-        </w:r>
-      </w:hyperlink>
-      <w:r>
-        <w:rPr>
-          <w:lang w:val="id_ID" w:bidi="id_ID"/>
-        </w:rPr>
-        <w:t xml:space="preserve">; </w:t>
-      </w:r>
-      <w:hyperlink r:id="rId177">
-        <w:r>
-          <w:rPr>
-            <w:lang w:val="id_ID" w:bidi="id_ID"/>
-          </w:rPr>
-          <w:rPr>
-            <w:color w:val="0000EE"/>
-            <w:u w:val="single"/>
-          </w:rPr>
-          <w:t>Mzm. 22:19–22</w:t>
-        </w:r>
-      </w:hyperlink>
-      <w:r>
-        <w:rPr>
-          <w:lang w:val="id_ID" w:bidi="id_ID"/>
-        </w:rPr>
-        <w:t xml:space="preserve">; </w:t>
-      </w:r>
-      <w:hyperlink r:id="rId178">
-        <w:r>
-          <w:rPr>
-            <w:lang w:val="id_ID" w:bidi="id_ID"/>
-          </w:rPr>
-          <w:rPr>
-            <w:color w:val="0000EE"/>
-            <w:u w:val="single"/>
-          </w:rPr>
-          <w:t>34:19</w:t>
-        </w:r>
-      </w:hyperlink>
-      <w:r>
-        <w:rPr>
-          <w:lang w:val="id_ID" w:bidi="id_ID"/>
-        </w:rPr>
-        <w:t xml:space="preserve">; </w:t>
-      </w:r>
-      <w:hyperlink r:id="rId179">
-        <w:r>
-          <w:rPr>
-            <w:lang w:val="id_ID" w:bidi="id_ID"/>
-          </w:rPr>
-          <w:rPr>
-            <w:color w:val="0000EE"/>
-            <w:u w:val="single"/>
-          </w:rPr>
-          <w:t>Dan. 3:17–18</w:t>
-        </w:r>
-      </w:hyperlink>
-      <w:r>
-        <w:rPr>
-          <w:lang w:val="id_ID" w:bidi="id_ID"/>
-        </w:rPr>
-        <w:t xml:space="preserve">; </w:t>
-      </w:r>
-      <w:hyperlink r:id="rId180">
-        <w:r>
-          <w:rPr>
-            <w:lang w:val="id_ID" w:bidi="id_ID"/>
-          </w:rPr>
-          <w:rPr>
-            <w:color w:val="0000EE"/>
-            <w:u w:val="single"/>
-          </w:rPr>
-          <w:t>2Kor. 1:8–10</w:t>
-        </w:r>
-      </w:hyperlink>
-      <w:r>
-        <w:rPr>
-          <w:lang w:val="id_ID" w:bidi="id_ID"/>
-        </w:rPr>
-        <w:t xml:space="preserve">; </w:t>
-      </w:r>
-      <w:hyperlink r:id="rId181">
-        <w:r>
-          <w:rPr>
-            <w:lang w:val="id_ID" w:bidi="id_ID"/>
-          </w:rPr>
-          <w:rPr>
-            <w:color w:val="0000EE"/>
-            <w:u w:val="single"/>
-          </w:rPr>
-          <w:t>2Ptr. 2:7–9</w:t>
-        </w:r>
-      </w:hyperlink>
+      <w:r>
+        <w:rPr>
+          <w:lang w:val="id_ID" w:bidi="id_ID"/>
+        </w:rPr>
+        <w:t>17–18</w:t>
+      </w:r>
+      <w:r>
+        <w:rPr>
+          <w:lang w:val="id_ID" w:bidi="id_ID"/>
+        </w:rPr>
+        <w:t xml:space="preserve">; </w:t>
+      </w:r>
+      <w:r>
+        <w:rPr>
+          <w:lang w:val="id_ID" w:bidi="id_ID"/>
+        </w:rPr>
+        <w:t>Mzm. 22:19–22</w:t>
+      </w:r>
+      <w:r>
+        <w:rPr>
+          <w:lang w:val="id_ID" w:bidi="id_ID"/>
+        </w:rPr>
+        <w:t xml:space="preserve">; </w:t>
+      </w:r>
+      <w:r>
+        <w:rPr>
+          <w:lang w:val="id_ID" w:bidi="id_ID"/>
+        </w:rPr>
+        <w:t>34:19</w:t>
+      </w:r>
+      <w:r>
+        <w:rPr>
+          <w:lang w:val="id_ID" w:bidi="id_ID"/>
+        </w:rPr>
+        <w:t xml:space="preserve">; </w:t>
+      </w:r>
+      <w:r>
+        <w:rPr>
+          <w:lang w:val="id_ID" w:bidi="id_ID"/>
+        </w:rPr>
+        <w:t>Dan. 3:17–18</w:t>
+      </w:r>
+      <w:r>
+        <w:rPr>
+          <w:lang w:val="id_ID" w:bidi="id_ID"/>
+        </w:rPr>
+        <w:t xml:space="preserve">; </w:t>
+      </w:r>
+      <w:r>
+        <w:rPr>
+          <w:lang w:val="id_ID" w:bidi="id_ID"/>
+        </w:rPr>
+        <w:t>2Kor. 1:8–10</w:t>
+      </w:r>
+      <w:r>
+        <w:rPr>
+          <w:lang w:val="id_ID" w:bidi="id_ID"/>
+        </w:rPr>
+        <w:t xml:space="preserve">; </w:t>
+      </w:r>
+      <w:r>
+        <w:rPr>
+          <w:lang w:val="id_ID" w:bidi="id_ID"/>
+        </w:rPr>
+        <w:t>2Ptr. 2:7–9</w:t>
+      </w:r>
       <w:r>
         <w:rPr>
           <w:lang w:val="id_ID" w:bidi="id_ID"/>
@@ -6070,36 +4834,24 @@
         </w:rPr>
         <w:t xml:space="preserve">dari kecil: Nenek dan ibu Timotius, Lois dan Eunike yang adalah orang Yahudi (lihat </w:t>
       </w:r>
-      <w:hyperlink r:id="rId29">
-        <w:r>
-          <w:rPr>
-            <w:lang w:val="id_ID" w:bidi="id_ID"/>
-          </w:rPr>
-          <w:rPr>
-            <w:color w:val="0000EE"/>
-            <w:u w:val="single"/>
-          </w:rPr>
-          <w:t>Kisah Para Rasul 16:1–3</w:t>
-        </w:r>
-      </w:hyperlink>
+      <w:r>
+        <w:rPr>
+          <w:lang w:val="id_ID" w:bidi="id_ID"/>
+        </w:rPr>
+        <w:t>Kisah Para Rasul 16:1–3</w:t>
+      </w:r>
       <w:r>
         <w:rPr>
           <w:lang w:val="id_ID" w:bidi="id_ID"/>
         </w:rPr>
         <w:t xml:space="preserve">), telah mendidik Timotius sejak kecil dalam Kitab Suci Perjanjian Lama (lihat </w:t>
       </w:r>
-      <w:hyperlink r:id="rId182">
-        <w:r>
-          <w:rPr>
-            <w:lang w:val="id_ID" w:bidi="id_ID"/>
-          </w:rPr>
-          <w:rPr>
-            <w:color w:val="0000EE"/>
-            <w:u w:val="single"/>
-          </w:rPr>
-          <w:t>2Tim. 1:5</w:t>
-        </w:r>
-      </w:hyperlink>
+      <w:r>
+        <w:rPr>
+          <w:lang w:val="id_ID" w:bidi="id_ID"/>
+        </w:rPr>
+        <w:t>2Tim. 1:5</w:t>
+      </w:r>
       <w:r>
         <w:rPr>
           <w:lang w:val="id_ID" w:bidi="id_ID"/>
@@ -6167,216 +4919,144 @@
         </w:rPr>
         <w:t xml:space="preserve"> diucapkan dari nafas Allah sendiri; lihat juga </w:t>
       </w:r>
-      <w:hyperlink r:id="rId183">
-        <w:r>
-          <w:rPr>
-            <w:lang w:val="id_ID" w:bidi="id_ID"/>
-          </w:rPr>
-          <w:rPr>
-            <w:color w:val="0000EE"/>
-            <w:u w:val="single"/>
-          </w:rPr>
-          <w:t>Ibr. 4:12–13</w:t>
-        </w:r>
-      </w:hyperlink>
-      <w:r>
-        <w:rPr>
-          <w:lang w:val="id_ID" w:bidi="id_ID"/>
-        </w:rPr>
-        <w:t xml:space="preserve">; </w:t>
-      </w:r>
-      <w:hyperlink r:id="rId184">
-        <w:r>
-          <w:rPr>
-            <w:lang w:val="id_ID" w:bidi="id_ID"/>
-          </w:rPr>
-          <w:rPr>
-            <w:color w:val="0000EE"/>
-            <w:u w:val="single"/>
-          </w:rPr>
-          <w:t>2Ptr. 1:20–21</w:t>
-        </w:r>
-      </w:hyperlink>
+      <w:r>
+        <w:rPr>
+          <w:lang w:val="id_ID" w:bidi="id_ID"/>
+        </w:rPr>
+        <w:t>Ibr. 4:12–13</w:t>
+      </w:r>
+      <w:r>
+        <w:rPr>
+          <w:lang w:val="id_ID" w:bidi="id_ID"/>
+        </w:rPr>
+        <w:t xml:space="preserve">; </w:t>
+      </w:r>
+      <w:r>
+        <w:rPr>
+          <w:lang w:val="id_ID" w:bidi="id_ID"/>
+        </w:rPr>
+        <w:t>2Ptr. 1:20–21</w:t>
+      </w:r>
       <w:r>
         <w:rPr>
           <w:lang w:val="id_ID" w:bidi="id_ID"/>
         </w:rPr>
         <w:t xml:space="preserve">) tidaklah menghilangkan keterlibatan aktif penulis manusia. Namun, ini menegaskan bahwa Allah sepenuhnya bertanggung jawab atas firman-Nya. Kitab Suci itu benar, dapat diandalkan, berotoritas, permanen, dan berkuasa karena berasal dari Allah sendiri. Pesannya saling terhubung dan konsisten dalam kesaksiannya tentang Yesus Kristus (lihat </w:t>
       </w:r>
-      <w:hyperlink r:id="rId185">
-        <w:r>
-          <w:rPr>
-            <w:lang w:val="id_ID" w:bidi="id_ID"/>
-          </w:rPr>
-          <w:rPr>
-            <w:color w:val="0000EE"/>
-            <w:u w:val="single"/>
-          </w:rPr>
-          <w:t>Lukas 24:25–27</w:t>
-        </w:r>
-      </w:hyperlink>
+      <w:r>
+        <w:rPr>
+          <w:lang w:val="id_ID" w:bidi="id_ID"/>
+        </w:rPr>
+        <w:t>Lukas 24:25–27</w:t>
+      </w:r>
       <w:r>
         <w:rPr>
           <w:lang w:val="id_ID" w:bidi="id_ID"/>
         </w:rPr>
         <w:t xml:space="preserve">, </w:t>
       </w:r>
-      <w:hyperlink r:id="rId186">
-        <w:r>
-          <w:rPr>
-            <w:lang w:val="id_ID" w:bidi="id_ID"/>
-          </w:rPr>
-          <w:rPr>
-            <w:color w:val="0000EE"/>
-            <w:u w:val="single"/>
-          </w:rPr>
-          <w:t>44</w:t>
-        </w:r>
-      </w:hyperlink>
-      <w:r>
-        <w:rPr>
-          <w:lang w:val="id_ID" w:bidi="id_ID"/>
-        </w:rPr>
-        <w:t xml:space="preserve">; </w:t>
-      </w:r>
-      <w:hyperlink r:id="rId187">
-        <w:r>
-          <w:rPr>
-            <w:lang w:val="id_ID" w:bidi="id_ID"/>
-          </w:rPr>
-          <w:rPr>
-            <w:color w:val="0000EE"/>
-            <w:u w:val="single"/>
-          </w:rPr>
-          <w:t>Yohanes 5:39–40</w:t>
-        </w:r>
-      </w:hyperlink>
-      <w:r>
-        <w:rPr>
-          <w:lang w:val="id_ID" w:bidi="id_ID"/>
-        </w:rPr>
-        <w:t xml:space="preserve">; </w:t>
-      </w:r>
-      <w:hyperlink r:id="rId188">
-        <w:r>
-          <w:rPr>
-            <w:lang w:val="id_ID" w:bidi="id_ID"/>
-          </w:rPr>
-          <w:rPr>
-            <w:color w:val="0000EE"/>
-            <w:u w:val="single"/>
-          </w:rPr>
-          <w:t>Kisah. 3:24</w:t>
-        </w:r>
-      </w:hyperlink>
-      <w:r>
-        <w:rPr>
-          <w:lang w:val="id_ID" w:bidi="id_ID"/>
-        </w:rPr>
-        <w:t xml:space="preserve">; </w:t>
-      </w:r>
-      <w:hyperlink r:id="rId189">
-        <w:r>
-          <w:rPr>
-            <w:lang w:val="id_ID" w:bidi="id_ID"/>
-          </w:rPr>
-          <w:rPr>
-            <w:color w:val="0000EE"/>
-            <w:u w:val="single"/>
-          </w:rPr>
-          <w:t>1Kor. 15:3–4</w:t>
-        </w:r>
-      </w:hyperlink>
+      <w:r>
+        <w:rPr>
+          <w:lang w:val="id_ID" w:bidi="id_ID"/>
+        </w:rPr>
+        <w:t>44</w:t>
+      </w:r>
+      <w:r>
+        <w:rPr>
+          <w:lang w:val="id_ID" w:bidi="id_ID"/>
+        </w:rPr>
+        <w:t xml:space="preserve">; </w:t>
+      </w:r>
+      <w:r>
+        <w:rPr>
+          <w:lang w:val="id_ID" w:bidi="id_ID"/>
+        </w:rPr>
+        <w:t>Yohanes 5:39–40</w:t>
+      </w:r>
+      <w:r>
+        <w:rPr>
+          <w:lang w:val="id_ID" w:bidi="id_ID"/>
+        </w:rPr>
+        <w:t xml:space="preserve">; </w:t>
+      </w:r>
+      <w:r>
+        <w:rPr>
+          <w:lang w:val="id_ID" w:bidi="id_ID"/>
+        </w:rPr>
+        <w:t>Kisah. 3:24</w:t>
+      </w:r>
+      <w:r>
+        <w:rPr>
+          <w:lang w:val="id_ID" w:bidi="id_ID"/>
+        </w:rPr>
+        <w:t xml:space="preserve">; </w:t>
+      </w:r>
+      <w:r>
+        <w:rPr>
+          <w:lang w:val="id_ID" w:bidi="id_ID"/>
+        </w:rPr>
+        <w:t>1Kor. 15:3–4</w:t>
+      </w:r>
       <w:r>
         <w:rPr>
           <w:lang w:val="id_ID" w:bidi="id_ID"/>
         </w:rPr>
         <w:t>). Oleh karena itu, firman memiliki kekuatan untuk mendatangkan keselamatan dan membangkitkan iman. Kitab Suci tidak boleh disalahgunakan, seperti yang dilakukan oleh guru-guru palsu (</w:t>
       </w:r>
-      <w:hyperlink r:id="rId190">
-        <w:r>
-          <w:rPr>
-            <w:lang w:val="id_ID" w:bidi="id_ID"/>
-          </w:rPr>
-          <w:rPr>
-            <w:color w:val="0000EE"/>
-            <w:u w:val="single"/>
-          </w:rPr>
-          <w:t>2Tim. 4:2–4</w:t>
-        </w:r>
-      </w:hyperlink>
-      <w:r>
-        <w:rPr>
-          <w:lang w:val="id_ID" w:bidi="id_ID"/>
-        </w:rPr>
-        <w:t xml:space="preserve">; </w:t>
-      </w:r>
-      <w:hyperlink r:id="rId191">
-        <w:r>
-          <w:rPr>
-            <w:lang w:val="id_ID" w:bidi="id_ID"/>
-          </w:rPr>
-          <w:rPr>
-            <w:color w:val="0000EE"/>
-            <w:u w:val="single"/>
-          </w:rPr>
-          <w:t>1Tim. 1:4–7</w:t>
-        </w:r>
-      </w:hyperlink>
+      <w:r>
+        <w:rPr>
+          <w:lang w:val="id_ID" w:bidi="id_ID"/>
+        </w:rPr>
+        <w:t>2Tim. 4:2–4</w:t>
+      </w:r>
+      <w:r>
+        <w:rPr>
+          <w:lang w:val="id_ID" w:bidi="id_ID"/>
+        </w:rPr>
+        <w:t xml:space="preserve">; </w:t>
+      </w:r>
+      <w:r>
+        <w:rPr>
+          <w:lang w:val="id_ID" w:bidi="id_ID"/>
+        </w:rPr>
+        <w:t>1Tim. 1:4–7</w:t>
+      </w:r>
       <w:r>
         <w:rPr>
           <w:lang w:val="id_ID" w:bidi="id_ID"/>
         </w:rPr>
         <w:t xml:space="preserve">; bandingkan </w:t>
       </w:r>
-      <w:hyperlink r:id="rId192">
-        <w:r>
-          <w:rPr>
-            <w:lang w:val="id_ID" w:bidi="id_ID"/>
-          </w:rPr>
-          <w:rPr>
-            <w:color w:val="0000EE"/>
-            <w:u w:val="single"/>
-          </w:rPr>
-          <w:t>2Ptr. 3:16</w:t>
-        </w:r>
-      </w:hyperlink>
+      <w:r>
+        <w:rPr>
+          <w:lang w:val="id_ID" w:bidi="id_ID"/>
+        </w:rPr>
+        <w:t>2Ptr. 3:16</w:t>
+      </w:r>
       <w:r>
         <w:rPr>
           <w:lang w:val="id_ID" w:bidi="id_ID"/>
         </w:rPr>
         <w:t>), tetapi harus diajarkan dengan benar (</w:t>
       </w:r>
-      <w:hyperlink r:id="rId193">
-        <w:r>
-          <w:rPr>
-            <w:lang w:val="id_ID" w:bidi="id_ID"/>
-          </w:rPr>
-          <w:rPr>
-            <w:color w:val="0000EE"/>
-            <w:u w:val="single"/>
-          </w:rPr>
-          <w:t>2Tim. 2:2</w:t>
-        </w:r>
-      </w:hyperlink>
+      <w:r>
+        <w:rPr>
+          <w:lang w:val="id_ID" w:bidi="id_ID"/>
+        </w:rPr>
+        <w:t>2Tim. 2:2</w:t>
+      </w:r>
       <w:r>
         <w:rPr>
           <w:lang w:val="id_ID" w:bidi="id_ID"/>
         </w:rPr>
         <w:t xml:space="preserve">, </w:t>
       </w:r>
-      <w:hyperlink r:id="rId194">
-        <w:r>
-          <w:rPr>
-            <w:lang w:val="id_ID" w:bidi="id_ID"/>
-          </w:rPr>
-          <w:rPr>
-            <w:color w:val="0000EE"/>
-            <w:u w:val="single"/>
-          </w:rPr>
-          <w:t>15</w:t>
-        </w:r>
-      </w:hyperlink>
+      <w:r>
+        <w:rPr>
+          <w:lang w:val="id_ID" w:bidi="id_ID"/>
+        </w:rPr>
+        <w:t>15</w:t>
+      </w:r>
       <w:r>
         <w:rPr>
           <w:lang w:val="id_ID" w:bidi="id_ID"/>
@@ -6431,18 +5111,12 @@
         </w:rPr>
         <w:t xml:space="preserve">Ayat-ayat ini menjelaskan </w:t>
       </w:r>
-      <w:hyperlink r:id="rId195">
-        <w:r>
-          <w:rPr>
-            <w:lang w:val="id_ID" w:bidi="id_ID"/>
-          </w:rPr>
-          <w:rPr>
-            <w:color w:val="0000EE"/>
-            <w:u w:val="single"/>
-          </w:rPr>
-          <w:t>2Tim. 3:15</w:t>
-        </w:r>
-      </w:hyperlink>
+      <w:r>
+        <w:rPr>
+          <w:lang w:val="id_ID" w:bidi="id_ID"/>
+        </w:rPr>
+        <w:t>2Tim. 3:15</w:t>
+      </w:r>
       <w:r>
         <w:rPr>
           <w:lang w:val="id_ID" w:bidi="id_ID"/>
@@ -6462,18 +5136,12 @@
         </w:rPr>
         <w:t xml:space="preserve"> termasuk Perjanjian Baru (lihat, misalnya, </w:t>
       </w:r>
-      <w:hyperlink r:id="rId196">
-        <w:r>
-          <w:rPr>
-            <w:lang w:val="id_ID" w:bidi="id_ID"/>
-          </w:rPr>
-          <w:rPr>
-            <w:color w:val="0000EE"/>
-            <w:u w:val="single"/>
-          </w:rPr>
-          <w:t>2Ptr. 3:15–16</w:t>
-        </w:r>
-      </w:hyperlink>
+      <w:r>
+        <w:rPr>
+          <w:lang w:val="id_ID" w:bidi="id_ID"/>
+        </w:rPr>
+        <w:t>2Ptr. 3:15–16</w:t>
+      </w:r>
       <w:r>
         <w:rPr>
           <w:lang w:val="id_ID" w:bidi="id_ID"/>
@@ -6528,90 +5196,60 @@
         </w:rPr>
         <w:t>Paulus menjelaskan bahwa keselamatan (</w:t>
       </w:r>
-      <w:hyperlink r:id="rId195">
-        <w:r>
-          <w:rPr>
-            <w:lang w:val="id_ID" w:bidi="id_ID"/>
-          </w:rPr>
-          <w:rPr>
-            <w:color w:val="0000EE"/>
-            <w:u w:val="single"/>
-          </w:rPr>
-          <w:t>2Tim.</w:t>
-        </w:r>
-      </w:hyperlink>
+      <w:r>
+        <w:rPr>
+          <w:lang w:val="id_ID" w:bidi="id_ID"/>
+        </w:rPr>
+        <w:t>2Tim.</w:t>
+      </w:r>
       <w:r>
         <w:rPr>
           <w:lang w:val="id_ID" w:bidi="id_ID"/>
         </w:rPr>
         <w:t xml:space="preserve"> </w:t>
       </w:r>
-      <w:hyperlink r:id="rId195">
-        <w:r>
-          <w:rPr>
-            <w:lang w:val="id_ID" w:bidi="id_ID"/>
-          </w:rPr>
-          <w:rPr>
-            <w:color w:val="0000EE"/>
-            <w:u w:val="single"/>
-          </w:rPr>
-          <w:t>3:15</w:t>
-        </w:r>
-      </w:hyperlink>
+      <w:r>
+        <w:rPr>
+          <w:lang w:val="id_ID" w:bidi="id_ID"/>
+        </w:rPr>
+        <w:t>3:15</w:t>
+      </w:r>
       <w:r>
         <w:rPr>
           <w:lang w:val="id_ID" w:bidi="id_ID"/>
         </w:rPr>
         <w:t xml:space="preserve">) menghasilkan kesalehan (lihat </w:t>
       </w:r>
-      <w:hyperlink r:id="rId197">
-        <w:r>
-          <w:rPr>
-            <w:lang w:val="id_ID" w:bidi="id_ID"/>
-          </w:rPr>
-          <w:rPr>
-            <w:color w:val="0000EE"/>
-            <w:u w:val="single"/>
-          </w:rPr>
-          <w:t>Gal. 1:4</w:t>
-        </w:r>
-      </w:hyperlink>
-      <w:r>
-        <w:rPr>
-          <w:lang w:val="id_ID" w:bidi="id_ID"/>
-        </w:rPr>
-        <w:t xml:space="preserve">; </w:t>
-      </w:r>
-      <w:hyperlink r:id="rId198">
-        <w:r>
-          <w:rPr>
-            <w:lang w:val="id_ID" w:bidi="id_ID"/>
-          </w:rPr>
-          <w:rPr>
-            <w:color w:val="0000EE"/>
-            <w:u w:val="single"/>
-          </w:rPr>
-          <w:t>5:16–26</w:t>
-        </w:r>
-      </w:hyperlink>
-      <w:r>
-        <w:rPr>
-          <w:lang w:val="id_ID" w:bidi="id_ID"/>
-        </w:rPr>
-        <w:t xml:space="preserve">; </w:t>
-      </w:r>
-      <w:hyperlink r:id="rId199">
-        <w:r>
-          <w:rPr>
-            <w:lang w:val="id_ID" w:bidi="id_ID"/>
-          </w:rPr>
-          <w:rPr>
-            <w:color w:val="0000EE"/>
-            <w:u w:val="single"/>
-          </w:rPr>
-          <w:t>Ef. 2:8–10</w:t>
-        </w:r>
-      </w:hyperlink>
+      <w:r>
+        <w:rPr>
+          <w:lang w:val="id_ID" w:bidi="id_ID"/>
+        </w:rPr>
+        <w:t>Gal. 1:4</w:t>
+      </w:r>
+      <w:r>
+        <w:rPr>
+          <w:lang w:val="id_ID" w:bidi="id_ID"/>
+        </w:rPr>
+        <w:t xml:space="preserve">; </w:t>
+      </w:r>
+      <w:r>
+        <w:rPr>
+          <w:lang w:val="id_ID" w:bidi="id_ID"/>
+        </w:rPr>
+        <w:t>5:16–26</w:t>
+      </w:r>
+      <w:r>
+        <w:rPr>
+          <w:lang w:val="id_ID" w:bidi="id_ID"/>
+        </w:rPr>
+        <w:t xml:space="preserve">; </w:t>
+      </w:r>
+      <w:r>
+        <w:rPr>
+          <w:lang w:val="id_ID" w:bidi="id_ID"/>
+        </w:rPr>
+        <w:t>Ef. 2:8–10</w:t>
+      </w:r>
       <w:r>
         <w:rPr>
           <w:lang w:val="id_ID" w:bidi="id_ID"/>
@@ -6666,72 +5304,48 @@
         </w:rPr>
         <w:t xml:space="preserve">menghakimi orang yang hidup dan yang mati: Lihat </w:t>
       </w:r>
-      <w:hyperlink r:id="rId200">
-        <w:r>
-          <w:rPr>
-            <w:lang w:val="id_ID" w:bidi="id_ID"/>
-          </w:rPr>
-          <w:rPr>
-            <w:color w:val="0000EE"/>
-            <w:u w:val="single"/>
-          </w:rPr>
-          <w:t>Mat. 25:31–46</w:t>
-        </w:r>
-      </w:hyperlink>
-      <w:r>
-        <w:rPr>
-          <w:lang w:val="id_ID" w:bidi="id_ID"/>
-        </w:rPr>
-        <w:t xml:space="preserve">; </w:t>
-      </w:r>
-      <w:hyperlink r:id="rId201">
-        <w:r>
-          <w:rPr>
-            <w:lang w:val="id_ID" w:bidi="id_ID"/>
-          </w:rPr>
-          <w:rPr>
-            <w:color w:val="0000EE"/>
-            <w:u w:val="single"/>
-          </w:rPr>
-          <w:t>Kisah. 10:42</w:t>
-        </w:r>
-      </w:hyperlink>
-      <w:r>
-        <w:rPr>
-          <w:lang w:val="id_ID" w:bidi="id_ID"/>
-        </w:rPr>
-        <w:t xml:space="preserve">; </w:t>
-      </w:r>
-      <w:hyperlink r:id="rId202">
-        <w:r>
-          <w:rPr>
-            <w:lang w:val="id_ID" w:bidi="id_ID"/>
-          </w:rPr>
-          <w:rPr>
-            <w:color w:val="0000EE"/>
-            <w:u w:val="single"/>
-          </w:rPr>
-          <w:t>Rm. 14:7–12</w:t>
-        </w:r>
-      </w:hyperlink>
-      <w:r>
-        <w:rPr>
-          <w:lang w:val="id_ID" w:bidi="id_ID"/>
-        </w:rPr>
-        <w:t xml:space="preserve">; </w:t>
-      </w:r>
-      <w:hyperlink r:id="rId203">
-        <w:r>
-          <w:rPr>
-            <w:lang w:val="id_ID" w:bidi="id_ID"/>
-          </w:rPr>
-          <w:rPr>
-            <w:color w:val="0000EE"/>
-            <w:u w:val="single"/>
-          </w:rPr>
-          <w:t>Why. 20:11–15</w:t>
-        </w:r>
-      </w:hyperlink>
+      <w:r>
+        <w:rPr>
+          <w:lang w:val="id_ID" w:bidi="id_ID"/>
+        </w:rPr>
+        <w:t>Mat. 25:31–46</w:t>
+      </w:r>
+      <w:r>
+        <w:rPr>
+          <w:lang w:val="id_ID" w:bidi="id_ID"/>
+        </w:rPr>
+        <w:t xml:space="preserve">; </w:t>
+      </w:r>
+      <w:r>
+        <w:rPr>
+          <w:lang w:val="id_ID" w:bidi="id_ID"/>
+        </w:rPr>
+        <w:t>Kisah. 10:42</w:t>
+      </w:r>
+      <w:r>
+        <w:rPr>
+          <w:lang w:val="id_ID" w:bidi="id_ID"/>
+        </w:rPr>
+        <w:t xml:space="preserve">; </w:t>
+      </w:r>
+      <w:r>
+        <w:rPr>
+          <w:lang w:val="id_ID" w:bidi="id_ID"/>
+        </w:rPr>
+        <w:t>Rm. 14:7–12</w:t>
+      </w:r>
+      <w:r>
+        <w:rPr>
+          <w:lang w:val="id_ID" w:bidi="id_ID"/>
+        </w:rPr>
+        <w:t xml:space="preserve">; </w:t>
+      </w:r>
+      <w:r>
+        <w:rPr>
+          <w:lang w:val="id_ID" w:bidi="id_ID"/>
+        </w:rPr>
+        <w:t>Why. 20:11–15</w:t>
+      </w:r>
       <w:r>
         <w:rPr>
           <w:lang w:val="id_ID" w:bidi="id_ID"/>
@@ -6776,72 +5390,48 @@
         </w:rPr>
         <w:t xml:space="preserve">; lihat juga </w:t>
       </w:r>
-      <w:hyperlink r:id="rId15">
-        <w:r>
-          <w:rPr>
-            <w:lang w:val="id_ID" w:bidi="id_ID"/>
-          </w:rPr>
-          <w:rPr>
-            <w:color w:val="0000EE"/>
-            <w:u w:val="single"/>
-          </w:rPr>
-          <w:t>2Tim. 1:10</w:t>
-        </w:r>
-      </w:hyperlink>
-      <w:r>
-        <w:rPr>
-          <w:lang w:val="id_ID" w:bidi="id_ID"/>
-        </w:rPr>
-        <w:t xml:space="preserve">; </w:t>
-      </w:r>
-      <w:hyperlink r:id="rId204">
-        <w:r>
-          <w:rPr>
-            <w:lang w:val="id_ID" w:bidi="id_ID"/>
-          </w:rPr>
-          <w:rPr>
-            <w:color w:val="0000EE"/>
-            <w:u w:val="single"/>
-          </w:rPr>
-          <w:t>4:8</w:t>
-        </w:r>
-      </w:hyperlink>
-      <w:r>
-        <w:rPr>
-          <w:lang w:val="id_ID" w:bidi="id_ID"/>
-        </w:rPr>
-        <w:t xml:space="preserve">; </w:t>
-      </w:r>
-      <w:hyperlink r:id="rId205">
-        <w:r>
-          <w:rPr>
-            <w:lang w:val="id_ID" w:bidi="id_ID"/>
-          </w:rPr>
-          <w:rPr>
-            <w:color w:val="0000EE"/>
-            <w:u w:val="single"/>
-          </w:rPr>
-          <w:t>Titus 2:11–13</w:t>
-        </w:r>
-      </w:hyperlink>
-      <w:r>
-        <w:rPr>
-          <w:lang w:val="id_ID" w:bidi="id_ID"/>
-        </w:rPr>
-        <w:t xml:space="preserve">; </w:t>
-      </w:r>
-      <w:hyperlink r:id="rId206">
-        <w:r>
-          <w:rPr>
-            <w:lang w:val="id_ID" w:bidi="id_ID"/>
-          </w:rPr>
-          <w:rPr>
-            <w:color w:val="0000EE"/>
-            <w:u w:val="single"/>
-          </w:rPr>
-          <w:t>3:4</w:t>
-        </w:r>
-      </w:hyperlink>
+      <w:r>
+        <w:rPr>
+          <w:lang w:val="id_ID" w:bidi="id_ID"/>
+        </w:rPr>
+        <w:t>2Tim. 1:10</w:t>
+      </w:r>
+      <w:r>
+        <w:rPr>
+          <w:lang w:val="id_ID" w:bidi="id_ID"/>
+        </w:rPr>
+        <w:t xml:space="preserve">; </w:t>
+      </w:r>
+      <w:r>
+        <w:rPr>
+          <w:lang w:val="id_ID" w:bidi="id_ID"/>
+        </w:rPr>
+        <w:t>4:8</w:t>
+      </w:r>
+      <w:r>
+        <w:rPr>
+          <w:lang w:val="id_ID" w:bidi="id_ID"/>
+        </w:rPr>
+        <w:t xml:space="preserve">; </w:t>
+      </w:r>
+      <w:r>
+        <w:rPr>
+          <w:lang w:val="id_ID" w:bidi="id_ID"/>
+        </w:rPr>
+        <w:t>Titus 2:11–13</w:t>
+      </w:r>
+      <w:r>
+        <w:rPr>
+          <w:lang w:val="id_ID" w:bidi="id_ID"/>
+        </w:rPr>
+        <w:t xml:space="preserve">; </w:t>
+      </w:r>
+      <w:r>
+        <w:rPr>
+          <w:lang w:val="id_ID" w:bidi="id_ID"/>
+        </w:rPr>
+        <w:t>3:4</w:t>
+      </w:r>
       <w:r>
         <w:rPr>
           <w:lang w:val="id_ID" w:bidi="id_ID"/>
@@ -6896,186 +5486,120 @@
         </w:rPr>
         <w:t xml:space="preserve">Timotius berdiri di hadapan Allah dan harus bekerja dengan pandangan akan kedatangan Yesus yang akan menghakimi dan mendirikan Kerajaan-Nya (lihat </w:t>
       </w:r>
-      <w:hyperlink r:id="rId207">
-        <w:r>
-          <w:rPr>
-            <w:lang w:val="id_ID" w:bidi="id_ID"/>
-          </w:rPr>
-          <w:rPr>
-            <w:color w:val="0000EE"/>
-            <w:u w:val="single"/>
-          </w:rPr>
-          <w:t>1Tim. 5:21</w:t>
-        </w:r>
-      </w:hyperlink>
-      <w:r>
-        <w:rPr>
-          <w:lang w:val="id_ID" w:bidi="id_ID"/>
-        </w:rPr>
-        <w:t xml:space="preserve">; </w:t>
-      </w:r>
-      <w:hyperlink r:id="rId208">
-        <w:r>
-          <w:rPr>
-            <w:lang w:val="id_ID" w:bidi="id_ID"/>
-          </w:rPr>
-          <w:rPr>
-            <w:color w:val="0000EE"/>
-            <w:u w:val="single"/>
-          </w:rPr>
-          <w:t>6:13–14</w:t>
-        </w:r>
-      </w:hyperlink>
+      <w:r>
+        <w:rPr>
+          <w:lang w:val="id_ID" w:bidi="id_ID"/>
+        </w:rPr>
+        <w:t>1Tim. 5:21</w:t>
+      </w:r>
+      <w:r>
+        <w:rPr>
+          <w:lang w:val="id_ID" w:bidi="id_ID"/>
+        </w:rPr>
+        <w:t xml:space="preserve">; </w:t>
+      </w:r>
+      <w:r>
+        <w:rPr>
+          <w:lang w:val="id_ID" w:bidi="id_ID"/>
+        </w:rPr>
+        <w:t>6:13–14</w:t>
+      </w:r>
       <w:r>
         <w:rPr>
           <w:lang w:val="id_ID" w:bidi="id_ID"/>
         </w:rPr>
         <w:t>). Kedatangan Kristus akan membawa penyucian (</w:t>
       </w:r>
-      <w:hyperlink r:id="rId97">
-        <w:r>
-          <w:rPr>
-            <w:lang w:val="id_ID" w:bidi="id_ID"/>
-          </w:rPr>
-          <w:rPr>
-            <w:color w:val="0000EE"/>
-            <w:u w:val="single"/>
-          </w:rPr>
-          <w:t>2Tim. 2:19</w:t>
-        </w:r>
-      </w:hyperlink>
+      <w:r>
+        <w:rPr>
+          <w:lang w:val="id_ID" w:bidi="id_ID"/>
+        </w:rPr>
+        <w:t>2Tim. 2:19</w:t>
+      </w:r>
       <w:r>
         <w:rPr>
           <w:lang w:val="id_ID" w:bidi="id_ID"/>
         </w:rPr>
         <w:t>), pertanggungjawaban (</w:t>
       </w:r>
-      <w:hyperlink r:id="rId97">
-        <w:r>
-          <w:rPr>
-            <w:lang w:val="id_ID" w:bidi="id_ID"/>
-          </w:rPr>
-          <w:rPr>
-            <w:color w:val="0000EE"/>
-            <w:u w:val="single"/>
-          </w:rPr>
-          <w:t xml:space="preserve">2Tim. </w:t>
-        </w:r>
-      </w:hyperlink>
-      <w:hyperlink r:id="rId209">
-        <w:r>
-          <w:rPr>
-            <w:lang w:val="id_ID" w:bidi="id_ID"/>
-          </w:rPr>
-          <w:rPr>
-            <w:color w:val="0000EE"/>
-            <w:u w:val="single"/>
-          </w:rPr>
-          <w:t>3:8–9</w:t>
-        </w:r>
-      </w:hyperlink>
+      <w:r>
+        <w:rPr>
+          <w:lang w:val="id_ID" w:bidi="id_ID"/>
+        </w:rPr>
+        <w:t xml:space="preserve">2Tim. </w:t>
+      </w:r>
+      <w:r>
+        <w:rPr>
+          <w:lang w:val="id_ID" w:bidi="id_ID"/>
+        </w:rPr>
+        <w:t>3:8–9</w:t>
+      </w:r>
       <w:r>
         <w:rPr>
           <w:lang w:val="id_ID" w:bidi="id_ID"/>
         </w:rPr>
         <w:t>), keselamatan, pembenaran, dan ganjaran (</w:t>
       </w:r>
-      <w:hyperlink r:id="rId97">
-        <w:r>
-          <w:rPr>
-            <w:lang w:val="id_ID" w:bidi="id_ID"/>
-          </w:rPr>
-          <w:rPr>
-            <w:color w:val="0000EE"/>
-            <w:u w:val="single"/>
-          </w:rPr>
-          <w:t xml:space="preserve">2Tim. </w:t>
-        </w:r>
-      </w:hyperlink>
-      <w:hyperlink r:id="rId204">
-        <w:r>
-          <w:rPr>
-            <w:lang w:val="id_ID" w:bidi="id_ID"/>
-          </w:rPr>
-          <w:rPr>
-            <w:color w:val="0000EE"/>
-            <w:u w:val="single"/>
-          </w:rPr>
-          <w:t>4:8</w:t>
-        </w:r>
-      </w:hyperlink>
+      <w:r>
+        <w:rPr>
+          <w:lang w:val="id_ID" w:bidi="id_ID"/>
+        </w:rPr>
+        <w:t xml:space="preserve">2Tim. </w:t>
+      </w:r>
+      <w:r>
+        <w:rPr>
+          <w:lang w:val="id_ID" w:bidi="id_ID"/>
+        </w:rPr>
+        <w:t>4:8</w:t>
+      </w:r>
       <w:r>
         <w:rPr>
           <w:lang w:val="id_ID" w:bidi="id_ID"/>
         </w:rPr>
         <w:t xml:space="preserve">, </w:t>
       </w:r>
-      <w:hyperlink r:id="rId210">
-        <w:r>
-          <w:rPr>
-            <w:lang w:val="id_ID" w:bidi="id_ID"/>
-          </w:rPr>
-          <w:rPr>
-            <w:color w:val="0000EE"/>
-            <w:u w:val="single"/>
-          </w:rPr>
-          <w:t>18</w:t>
-        </w:r>
-      </w:hyperlink>
+      <w:r>
+        <w:rPr>
+          <w:lang w:val="id_ID" w:bidi="id_ID"/>
+        </w:rPr>
+        <w:t>18</w:t>
+      </w:r>
       <w:r>
         <w:rPr>
           <w:lang w:val="id_ID" w:bidi="id_ID"/>
         </w:rPr>
         <w:t xml:space="preserve">). Lihat juga </w:t>
       </w:r>
-      <w:hyperlink r:id="rId211">
-        <w:r>
-          <w:rPr>
-            <w:lang w:val="id_ID" w:bidi="id_ID"/>
-          </w:rPr>
-          <w:rPr>
-            <w:color w:val="0000EE"/>
-            <w:u w:val="single"/>
-          </w:rPr>
-          <w:t>1Kor. 3:10–15</w:t>
-        </w:r>
-      </w:hyperlink>
-      <w:r>
-        <w:rPr>
-          <w:lang w:val="id_ID" w:bidi="id_ID"/>
-        </w:rPr>
-        <w:t xml:space="preserve">; </w:t>
-      </w:r>
-      <w:hyperlink r:id="rId212">
-        <w:r>
-          <w:rPr>
-            <w:lang w:val="id_ID" w:bidi="id_ID"/>
-          </w:rPr>
-          <w:rPr>
-            <w:color w:val="0000EE"/>
-            <w:u w:val="single"/>
-          </w:rPr>
-          <w:t>4:4–5</w:t>
-        </w:r>
-      </w:hyperlink>
-      <w:r>
-        <w:rPr>
-          <w:lang w:val="id_ID" w:bidi="id_ID"/>
-        </w:rPr>
-        <w:t xml:space="preserve">; </w:t>
-      </w:r>
-      <w:hyperlink r:id="rId213">
-        <w:r>
-          <w:rPr>
-            <w:lang w:val="id_ID" w:bidi="id_ID"/>
-          </w:rPr>
-          <w:rPr>
-            <w:color w:val="0000EE"/>
-            <w:u w:val="single"/>
-          </w:rPr>
-          <w:t>2Kor. 5:10</w:t>
-        </w:r>
-      </w:hyperlink>
+      <w:r>
+        <w:rPr>
+          <w:lang w:val="id_ID" w:bidi="id_ID"/>
+        </w:rPr>
+        <w:t>1Kor. 3:10–15</w:t>
+      </w:r>
+      <w:r>
+        <w:rPr>
+          <w:lang w:val="id_ID" w:bidi="id_ID"/>
+        </w:rPr>
+        <w:t xml:space="preserve">; </w:t>
+      </w:r>
+      <w:r>
+        <w:rPr>
+          <w:lang w:val="id_ID" w:bidi="id_ID"/>
+        </w:rPr>
+        <w:t>4:4–5</w:t>
+      </w:r>
+      <w:r>
+        <w:rPr>
+          <w:lang w:val="id_ID" w:bidi="id_ID"/>
+        </w:rPr>
+        <w:t xml:space="preserve">; </w:t>
+      </w:r>
+      <w:r>
+        <w:rPr>
+          <w:lang w:val="id_ID" w:bidi="id_ID"/>
+        </w:rPr>
+        <w:t>2Kor. 5:10</w:t>
+      </w:r>
       <w:r>
         <w:rPr>
           <w:lang w:val="id_ID" w:bidi="id_ID"/>
@@ -7130,84 +5654,54 @@
         </w:rPr>
         <w:t>Nasihat-nasihat terakhir ini merangkum apa yang telah disampaikan sebelumnya (</w:t>
       </w:r>
-      <w:hyperlink r:id="rId97">
-        <w:r>
-          <w:rPr>
-            <w:lang w:val="id_ID" w:bidi="id_ID"/>
-          </w:rPr>
-          <w:rPr>
-            <w:color w:val="0000EE"/>
-            <w:u w:val="single"/>
-          </w:rPr>
-          <w:t xml:space="preserve">2Tim. </w:t>
-        </w:r>
-      </w:hyperlink>
-      <w:hyperlink r:id="rId214">
-        <w:r>
-          <w:rPr>
-            <w:lang w:val="id_ID" w:bidi="id_ID"/>
-          </w:rPr>
-          <w:rPr>
-            <w:color w:val="0000EE"/>
-            <w:u w:val="single"/>
-          </w:rPr>
-          <w:t>1:6–14</w:t>
-        </w:r>
-      </w:hyperlink>
-      <w:r>
-        <w:rPr>
-          <w:lang w:val="id_ID" w:bidi="id_ID"/>
-        </w:rPr>
-        <w:t xml:space="preserve">; </w:t>
-      </w:r>
-      <w:hyperlink r:id="rId215">
-        <w:r>
-          <w:rPr>
-            <w:lang w:val="id_ID" w:bidi="id_ID"/>
-          </w:rPr>
-          <w:rPr>
-            <w:color w:val="0000EE"/>
-            <w:u w:val="single"/>
-          </w:rPr>
-          <w:t>2:1–15</w:t>
-        </w:r>
-      </w:hyperlink>
+      <w:r>
+        <w:rPr>
+          <w:lang w:val="id_ID" w:bidi="id_ID"/>
+        </w:rPr>
+        <w:t xml:space="preserve">2Tim. </w:t>
+      </w:r>
+      <w:r>
+        <w:rPr>
+          <w:lang w:val="id_ID" w:bidi="id_ID"/>
+        </w:rPr>
+        <w:t>1:6–14</w:t>
+      </w:r>
+      <w:r>
+        <w:rPr>
+          <w:lang w:val="id_ID" w:bidi="id_ID"/>
+        </w:rPr>
+        <w:t xml:space="preserve">; </w:t>
+      </w:r>
+      <w:r>
+        <w:rPr>
+          <w:lang w:val="id_ID" w:bidi="id_ID"/>
+        </w:rPr>
+        <w:t>2:1–15</w:t>
+      </w:r>
       <w:r>
         <w:rPr>
           <w:lang w:val="id_ID" w:bidi="id_ID"/>
         </w:rPr>
         <w:t xml:space="preserve">, </w:t>
       </w:r>
-      <w:hyperlink r:id="rId216">
-        <w:r>
-          <w:rPr>
-            <w:lang w:val="id_ID" w:bidi="id_ID"/>
-          </w:rPr>
-          <w:rPr>
-            <w:color w:val="0000EE"/>
-            <w:u w:val="single"/>
-          </w:rPr>
-          <w:t>24–26</w:t>
-        </w:r>
-      </w:hyperlink>
-      <w:r>
-        <w:rPr>
-          <w:lang w:val="id_ID" w:bidi="id_ID"/>
-        </w:rPr>
-        <w:t xml:space="preserve">; </w:t>
-      </w:r>
-      <w:hyperlink r:id="rId16">
-        <w:r>
-          <w:rPr>
-            <w:lang w:val="id_ID" w:bidi="id_ID"/>
-          </w:rPr>
-          <w:rPr>
-            <w:color w:val="0000EE"/>
-            <w:u w:val="single"/>
-          </w:rPr>
-          <w:t>3:12</w:t>
-        </w:r>
-      </w:hyperlink>
+      <w:r>
+        <w:rPr>
+          <w:lang w:val="id_ID" w:bidi="id_ID"/>
+        </w:rPr>
+        <w:t>24–26</w:t>
+      </w:r>
+      <w:r>
+        <w:rPr>
+          <w:lang w:val="id_ID" w:bidi="id_ID"/>
+        </w:rPr>
+        <w:t xml:space="preserve">; </w:t>
+      </w:r>
+      <w:r>
+        <w:rPr>
+          <w:lang w:val="id_ID" w:bidi="id_ID"/>
+        </w:rPr>
+        <w:t>3:12</w:t>
+      </w:r>
       <w:r>
         <w:rPr>
           <w:lang w:val="id_ID" w:bidi="id_ID"/>
@@ -7262,54 +5756,36 @@
         </w:rPr>
         <w:t xml:space="preserve">Paulus secara tuntas menyerahkan jubah kepemimpinan kepada Timotius (bdk. </w:t>
       </w:r>
-      <w:hyperlink r:id="rId217">
-        <w:r>
-          <w:rPr>
-            <w:lang w:val="id_ID" w:bidi="id_ID"/>
-          </w:rPr>
-          <w:rPr>
-            <w:color w:val="0000EE"/>
-            <w:u w:val="single"/>
-          </w:rPr>
-          <w:t>Ul. 31:7–8</w:t>
-        </w:r>
-      </w:hyperlink>
-      <w:r>
-        <w:rPr>
-          <w:lang w:val="id_ID" w:bidi="id_ID"/>
-        </w:rPr>
-        <w:t xml:space="preserve">; </w:t>
-      </w:r>
-      <w:hyperlink r:id="rId218">
-        <w:r>
-          <w:rPr>
-            <w:lang w:val="id_ID" w:bidi="id_ID"/>
-          </w:rPr>
-          <w:rPr>
-            <w:color w:val="0000EE"/>
-            <w:u w:val="single"/>
-          </w:rPr>
-          <w:t>34:9</w:t>
-        </w:r>
-      </w:hyperlink>
-      <w:r>
-        <w:rPr>
-          <w:lang w:val="id_ID" w:bidi="id_ID"/>
-        </w:rPr>
-        <w:t xml:space="preserve">; </w:t>
-      </w:r>
-      <w:hyperlink r:id="rId219">
-        <w:r>
-          <w:rPr>
-            <w:lang w:val="id_ID" w:bidi="id_ID"/>
-          </w:rPr>
-          <w:rPr>
-            <w:color w:val="0000EE"/>
-            <w:u w:val="single"/>
-          </w:rPr>
-          <w:t>2Raj. 2:1–18</w:t>
-        </w:r>
-      </w:hyperlink>
+      <w:r>
+        <w:rPr>
+          <w:lang w:val="id_ID" w:bidi="id_ID"/>
+        </w:rPr>
+        <w:t>Ul. 31:7–8</w:t>
+      </w:r>
+      <w:r>
+        <w:rPr>
+          <w:lang w:val="id_ID" w:bidi="id_ID"/>
+        </w:rPr>
+        <w:t xml:space="preserve">; </w:t>
+      </w:r>
+      <w:r>
+        <w:rPr>
+          <w:lang w:val="id_ID" w:bidi="id_ID"/>
+        </w:rPr>
+        <w:t>34:9</w:t>
+      </w:r>
+      <w:r>
+        <w:rPr>
+          <w:lang w:val="id_ID" w:bidi="id_ID"/>
+        </w:rPr>
+        <w:t xml:space="preserve">; </w:t>
+      </w:r>
+      <w:r>
+        <w:rPr>
+          <w:lang w:val="id_ID" w:bidi="id_ID"/>
+        </w:rPr>
+        <w:t>2Raj. 2:1–18</w:t>
+      </w:r>
       <w:r>
         <w:rPr>
           <w:lang w:val="id_ID" w:bidi="id_ID"/>
@@ -7364,108 +5840,72 @@
         </w:rPr>
         <w:t xml:space="preserve">Paulus menggambarkan kematiannya sebagai persembahan minuman yang dicurahkan kepada Allah (lihat </w:t>
       </w:r>
-      <w:hyperlink r:id="rId220">
-        <w:r>
-          <w:rPr>
-            <w:lang w:val="id_ID" w:bidi="id_ID"/>
-          </w:rPr>
-          <w:rPr>
-            <w:color w:val="0000EE"/>
-            <w:u w:val="single"/>
-          </w:rPr>
-          <w:t>Kel. 29:40–41</w:t>
-        </w:r>
-      </w:hyperlink>
-      <w:r>
-        <w:rPr>
-          <w:lang w:val="id_ID" w:bidi="id_ID"/>
-        </w:rPr>
-        <w:t xml:space="preserve">; </w:t>
-      </w:r>
-      <w:hyperlink r:id="rId221">
-        <w:r>
-          <w:rPr>
-            <w:lang w:val="id_ID" w:bidi="id_ID"/>
-          </w:rPr>
-          <w:rPr>
-            <w:color w:val="0000EE"/>
-            <w:u w:val="single"/>
-          </w:rPr>
-          <w:t>Im. 23:13</w:t>
-        </w:r>
-      </w:hyperlink>
-      <w:r>
-        <w:rPr>
-          <w:lang w:val="id_ID" w:bidi="id_ID"/>
-        </w:rPr>
-        <w:t xml:space="preserve">; </w:t>
-      </w:r>
-      <w:hyperlink r:id="rId222">
-        <w:r>
-          <w:rPr>
-            <w:lang w:val="id_ID" w:bidi="id_ID"/>
-          </w:rPr>
-          <w:rPr>
-            <w:color w:val="0000EE"/>
-            <w:u w:val="single"/>
-          </w:rPr>
-          <w:t>Bil. 28:7</w:t>
-        </w:r>
-      </w:hyperlink>
-      <w:r>
-        <w:rPr>
-          <w:lang w:val="id_ID" w:bidi="id_ID"/>
-        </w:rPr>
-        <w:t xml:space="preserve">; </w:t>
-      </w:r>
-      <w:hyperlink r:id="rId223">
-        <w:r>
-          <w:rPr>
-            <w:lang w:val="id_ID" w:bidi="id_ID"/>
-          </w:rPr>
-          <w:rPr>
-            <w:color w:val="0000EE"/>
-            <w:u w:val="single"/>
-          </w:rPr>
-          <w:t>Flp. 2:17</w:t>
-        </w:r>
-      </w:hyperlink>
+      <w:r>
+        <w:rPr>
+          <w:lang w:val="id_ID" w:bidi="id_ID"/>
+        </w:rPr>
+        <w:t>Kel. 29:40–41</w:t>
+      </w:r>
+      <w:r>
+        <w:rPr>
+          <w:lang w:val="id_ID" w:bidi="id_ID"/>
+        </w:rPr>
+        <w:t xml:space="preserve">; </w:t>
+      </w:r>
+      <w:r>
+        <w:rPr>
+          <w:lang w:val="id_ID" w:bidi="id_ID"/>
+        </w:rPr>
+        <w:t>Im. 23:13</w:t>
+      </w:r>
+      <w:r>
+        <w:rPr>
+          <w:lang w:val="id_ID" w:bidi="id_ID"/>
+        </w:rPr>
+        <w:t xml:space="preserve">; </w:t>
+      </w:r>
+      <w:r>
+        <w:rPr>
+          <w:lang w:val="id_ID" w:bidi="id_ID"/>
+        </w:rPr>
+        <w:t>Bil. 28:7</w:t>
+      </w:r>
+      <w:r>
+        <w:rPr>
+          <w:lang w:val="id_ID" w:bidi="id_ID"/>
+        </w:rPr>
+        <w:t xml:space="preserve">; </w:t>
+      </w:r>
+      <w:r>
+        <w:rPr>
+          <w:lang w:val="id_ID" w:bidi="id_ID"/>
+        </w:rPr>
+        <w:t>Flp. 2:17</w:t>
+      </w:r>
       <w:r>
         <w:rPr>
           <w:lang w:val="id_ID" w:bidi="id_ID"/>
         </w:rPr>
         <w:t xml:space="preserve">); persembahan ini turut serta dalam korban Kristus sendiri (lihat </w:t>
       </w:r>
-      <w:hyperlink r:id="rId224">
-        <w:r>
-          <w:rPr>
-            <w:lang w:val="id_ID" w:bidi="id_ID"/>
-          </w:rPr>
-          <w:rPr>
-            <w:color w:val="0000EE"/>
-            <w:u w:val="single"/>
-          </w:rPr>
-          <w:t>Kol. 1:24</w:t>
-        </w:r>
-      </w:hyperlink>
+      <w:r>
+        <w:rPr>
+          <w:lang w:val="id_ID" w:bidi="id_ID"/>
+        </w:rPr>
+        <w:t>Kol. 1:24</w:t>
+      </w:r>
       <w:r>
         <w:rPr>
           <w:lang w:val="id_ID" w:bidi="id_ID"/>
         </w:rPr>
         <w:t xml:space="preserve">; lihat juga </w:t>
       </w:r>
-      <w:hyperlink r:id="rId225">
-        <w:r>
-          <w:rPr>
-            <w:lang w:val="id_ID" w:bidi="id_ID"/>
-          </w:rPr>
-          <w:rPr>
-            <w:color w:val="0000EE"/>
-            <w:u w:val="single"/>
-          </w:rPr>
-          <w:t>Rm. 12:1</w:t>
-        </w:r>
-      </w:hyperlink>
+      <w:r>
+        <w:rPr>
+          <w:lang w:val="id_ID" w:bidi="id_ID"/>
+        </w:rPr>
+        <w:t>Rm. 12:1</w:t>
+      </w:r>
       <w:r>
         <w:rPr>
           <w:lang w:val="id_ID" w:bidi="id_ID"/>
@@ -7604,144 +6044,96 @@
         </w:rPr>
         <w:t xml:space="preserve">; bandingkan </w:t>
       </w:r>
-      <w:hyperlink r:id="rId226">
-        <w:r>
-          <w:rPr>
-            <w:lang w:val="id_ID" w:bidi="id_ID"/>
-          </w:rPr>
-          <w:rPr>
-            <w:color w:val="0000EE"/>
-            <w:u w:val="single"/>
-          </w:rPr>
-          <w:t>Kisah. 20:24</w:t>
-        </w:r>
-      </w:hyperlink>
+      <w:r>
+        <w:rPr>
+          <w:lang w:val="id_ID" w:bidi="id_ID"/>
+        </w:rPr>
+        <w:t>Kisah. 20:24</w:t>
+      </w:r>
       <w:r>
         <w:rPr>
           <w:lang w:val="id_ID" w:bidi="id_ID"/>
         </w:rPr>
         <w:t xml:space="preserve">). Ia telah menjaga integritas iman Kristen dan menginginkan Timotius mengikuti teladannya (lihat </w:t>
       </w:r>
-      <w:hyperlink r:id="rId227">
-        <w:r>
-          <w:rPr>
-            <w:lang w:val="id_ID" w:bidi="id_ID"/>
-          </w:rPr>
-          <w:rPr>
-            <w:color w:val="0000EE"/>
-            <w:u w:val="single"/>
-          </w:rPr>
-          <w:t>2Tim. 2:3–7</w:t>
-        </w:r>
-      </w:hyperlink>
-      <w:r>
-        <w:rPr>
-          <w:lang w:val="id_ID" w:bidi="id_ID"/>
-        </w:rPr>
-        <w:t xml:space="preserve">; </w:t>
-      </w:r>
-      <w:hyperlink r:id="rId228">
-        <w:r>
-          <w:rPr>
-            <w:lang w:val="id_ID" w:bidi="id_ID"/>
-          </w:rPr>
-          <w:rPr>
-            <w:color w:val="0000EE"/>
-            <w:u w:val="single"/>
-          </w:rPr>
-          <w:t>1Tim. 1:18</w:t>
-        </w:r>
-      </w:hyperlink>
-      <w:r>
-        <w:rPr>
-          <w:lang w:val="id_ID" w:bidi="id_ID"/>
-        </w:rPr>
-        <w:t xml:space="preserve">; </w:t>
-      </w:r>
-      <w:hyperlink r:id="rId229">
-        <w:r>
-          <w:rPr>
-            <w:lang w:val="id_ID" w:bidi="id_ID"/>
-          </w:rPr>
-          <w:rPr>
-            <w:color w:val="0000EE"/>
-            <w:u w:val="single"/>
-          </w:rPr>
-          <w:t>6:12</w:t>
-        </w:r>
-      </w:hyperlink>
+      <w:r>
+        <w:rPr>
+          <w:lang w:val="id_ID" w:bidi="id_ID"/>
+        </w:rPr>
+        <w:t>2Tim. 2:3–7</w:t>
+      </w:r>
+      <w:r>
+        <w:rPr>
+          <w:lang w:val="id_ID" w:bidi="id_ID"/>
+        </w:rPr>
+        <w:t xml:space="preserve">; </w:t>
+      </w:r>
+      <w:r>
+        <w:rPr>
+          <w:lang w:val="id_ID" w:bidi="id_ID"/>
+        </w:rPr>
+        <w:t>1Tim. 1:18</w:t>
+      </w:r>
+      <w:r>
+        <w:rPr>
+          <w:lang w:val="id_ID" w:bidi="id_ID"/>
+        </w:rPr>
+        <w:t xml:space="preserve">; </w:t>
+      </w:r>
+      <w:r>
+        <w:rPr>
+          <w:lang w:val="id_ID" w:bidi="id_ID"/>
+        </w:rPr>
+        <w:t>6:12</w:t>
+      </w:r>
       <w:r>
         <w:rPr>
           <w:lang w:val="id_ID" w:bidi="id_ID"/>
         </w:rPr>
         <w:t xml:space="preserve">; bandingkan </w:t>
       </w:r>
-      <w:hyperlink r:id="rId230">
-        <w:r>
-          <w:rPr>
-            <w:lang w:val="id_ID" w:bidi="id_ID"/>
-          </w:rPr>
-          <w:rPr>
-            <w:color w:val="0000EE"/>
-            <w:u w:val="single"/>
-          </w:rPr>
-          <w:t>Rm. 15:30–31</w:t>
-        </w:r>
-      </w:hyperlink>
-      <w:r>
-        <w:rPr>
-          <w:lang w:val="id_ID" w:bidi="id_ID"/>
-        </w:rPr>
-        <w:t xml:space="preserve">; </w:t>
-      </w:r>
-      <w:hyperlink r:id="rId231">
-        <w:r>
-          <w:rPr>
-            <w:lang w:val="id_ID" w:bidi="id_ID"/>
-          </w:rPr>
-          <w:rPr>
-            <w:color w:val="0000EE"/>
-            <w:u w:val="single"/>
-          </w:rPr>
-          <w:t>1Kor. 9:25–27</w:t>
-        </w:r>
-      </w:hyperlink>
-      <w:r>
-        <w:rPr>
-          <w:lang w:val="id_ID" w:bidi="id_ID"/>
-        </w:rPr>
-        <w:t xml:space="preserve">; </w:t>
-      </w:r>
-      <w:hyperlink r:id="rId232">
-        <w:r>
-          <w:rPr>
-            <w:lang w:val="id_ID" w:bidi="id_ID"/>
-          </w:rPr>
-          <w:rPr>
-            <w:color w:val="0000EE"/>
-            <w:u w:val="single"/>
-          </w:rPr>
-          <w:t>Ibr. 12:1</w:t>
-        </w:r>
-      </w:hyperlink>
-      <w:r>
-        <w:rPr>
-          <w:lang w:val="id_ID" w:bidi="id_ID"/>
-        </w:rPr>
-        <w:t xml:space="preserve">; </w:t>
-      </w:r>
-      <w:hyperlink r:id="rId233">
-        <w:r>
-          <w:rPr>
-            <w:lang w:val="id_ID" w:bidi="id_ID"/>
-          </w:rPr>
-          <w:rPr>
-            <w:color w:val="0000EE"/>
-            <w:u w:val="single"/>
-          </w:rPr>
-          <w:t>Yudas 1:3</w:t>
-        </w:r>
-      </w:hyperlink>
+      <w:r>
+        <w:rPr>
+          <w:lang w:val="id_ID" w:bidi="id_ID"/>
+        </w:rPr>
+        <w:t>Rm. 15:30–31</w:t>
+      </w:r>
+      <w:r>
+        <w:rPr>
+          <w:lang w:val="id_ID" w:bidi="id_ID"/>
+        </w:rPr>
+        <w:t xml:space="preserve">; </w:t>
+      </w:r>
+      <w:r>
+        <w:rPr>
+          <w:lang w:val="id_ID" w:bidi="id_ID"/>
+        </w:rPr>
+        <w:t>1Kor. 9:25–27</w:t>
+      </w:r>
+      <w:r>
+        <w:rPr>
+          <w:lang w:val="id_ID" w:bidi="id_ID"/>
+        </w:rPr>
+        <w:t xml:space="preserve">; </w:t>
+      </w:r>
+      <w:r>
+        <w:rPr>
+          <w:lang w:val="id_ID" w:bidi="id_ID"/>
+        </w:rPr>
+        <w:t>Ibr. 12:1</w:t>
+      </w:r>
+      <w:r>
+        <w:rPr>
+          <w:lang w:val="id_ID" w:bidi="id_ID"/>
+        </w:rPr>
+        <w:t xml:space="preserve">; </w:t>
+      </w:r>
+      <w:r>
+        <w:rPr>
+          <w:lang w:val="id_ID" w:bidi="id_ID"/>
+        </w:rPr>
+        <w:t>Yudas 1:3</w:t>
+      </w:r>
       <w:r>
         <w:rPr>
           <w:lang w:val="id_ID" w:bidi="id_ID"/>
@@ -7796,108 +6188,72 @@
         </w:rPr>
         <w:t xml:space="preserve">Hanya satu hal yang tersisa bagi Paulus: mahkota kemenangan (lihat juga </w:t>
       </w:r>
-      <w:hyperlink r:id="rId234">
-        <w:r>
-          <w:rPr>
-            <w:lang w:val="id_ID" w:bidi="id_ID"/>
-          </w:rPr>
-          <w:rPr>
-            <w:color w:val="0000EE"/>
-            <w:u w:val="single"/>
-          </w:rPr>
-          <w:t>Yak. 1:12</w:t>
-        </w:r>
-      </w:hyperlink>
-      <w:r>
-        <w:rPr>
-          <w:lang w:val="id_ID" w:bidi="id_ID"/>
-        </w:rPr>
-        <w:t xml:space="preserve">; </w:t>
-      </w:r>
-      <w:hyperlink r:id="rId235">
-        <w:r>
-          <w:rPr>
-            <w:lang w:val="id_ID" w:bidi="id_ID"/>
-          </w:rPr>
-          <w:rPr>
-            <w:color w:val="0000EE"/>
-            <w:u w:val="single"/>
-          </w:rPr>
-          <w:t>1Ptr. 5:4</w:t>
-        </w:r>
-      </w:hyperlink>
-      <w:r>
-        <w:rPr>
-          <w:lang w:val="id_ID" w:bidi="id_ID"/>
-        </w:rPr>
-        <w:t xml:space="preserve">; </w:t>
-      </w:r>
-      <w:hyperlink r:id="rId236">
-        <w:r>
-          <w:rPr>
-            <w:lang w:val="id_ID" w:bidi="id_ID"/>
-          </w:rPr>
-          <w:rPr>
-            <w:color w:val="0000EE"/>
-            <w:u w:val="single"/>
-          </w:rPr>
-          <w:t>Why. 2:10</w:t>
-        </w:r>
-      </w:hyperlink>
-      <w:r>
-        <w:rPr>
-          <w:lang w:val="id_ID" w:bidi="id_ID"/>
-        </w:rPr>
-        <w:t xml:space="preserve">; </w:t>
-      </w:r>
-      <w:hyperlink r:id="rId237">
-        <w:r>
-          <w:rPr>
-            <w:lang w:val="id_ID" w:bidi="id_ID"/>
-          </w:rPr>
-          <w:rPr>
-            <w:color w:val="0000EE"/>
-            <w:u w:val="single"/>
-          </w:rPr>
-          <w:t>3:11</w:t>
-        </w:r>
-      </w:hyperlink>
+      <w:r>
+        <w:rPr>
+          <w:lang w:val="id_ID" w:bidi="id_ID"/>
+        </w:rPr>
+        <w:t>Yak. 1:12</w:t>
+      </w:r>
+      <w:r>
+        <w:rPr>
+          <w:lang w:val="id_ID" w:bidi="id_ID"/>
+        </w:rPr>
+        <w:t xml:space="preserve">; </w:t>
+      </w:r>
+      <w:r>
+        <w:rPr>
+          <w:lang w:val="id_ID" w:bidi="id_ID"/>
+        </w:rPr>
+        <w:t>1Ptr. 5:4</w:t>
+      </w:r>
+      <w:r>
+        <w:rPr>
+          <w:lang w:val="id_ID" w:bidi="id_ID"/>
+        </w:rPr>
+        <w:t xml:space="preserve">; </w:t>
+      </w:r>
+      <w:r>
+        <w:rPr>
+          <w:lang w:val="id_ID" w:bidi="id_ID"/>
+        </w:rPr>
+        <w:t>Why. 2:10</w:t>
+      </w:r>
+      <w:r>
+        <w:rPr>
+          <w:lang w:val="id_ID" w:bidi="id_ID"/>
+        </w:rPr>
+        <w:t xml:space="preserve">; </w:t>
+      </w:r>
+      <w:r>
+        <w:rPr>
+          <w:lang w:val="id_ID" w:bidi="id_ID"/>
+        </w:rPr>
+        <w:t>3:11</w:t>
+      </w:r>
       <w:r>
         <w:rPr>
           <w:lang w:val="id_ID" w:bidi="id_ID"/>
         </w:rPr>
         <w:t xml:space="preserve">). • Jika kita hidup dengan harapan bahwa Kristus benar-benar akan datang kembali, kita dapat dengan antusias menantikan kedatangan-Nya (lihat </w:t>
       </w:r>
-      <w:hyperlink r:id="rId238">
-        <w:r>
-          <w:rPr>
-            <w:lang w:val="id_ID" w:bidi="id_ID"/>
-          </w:rPr>
-          <w:rPr>
-            <w:color w:val="0000EE"/>
-            <w:u w:val="single"/>
-          </w:rPr>
-          <w:t>1Tim. 6:14</w:t>
-        </w:r>
-      </w:hyperlink>
+      <w:r>
+        <w:rPr>
+          <w:lang w:val="id_ID" w:bidi="id_ID"/>
+        </w:rPr>
+        <w:t>1Tim. 6:14</w:t>
+      </w:r>
       <w:r>
         <w:rPr>
           <w:lang w:val="id_ID" w:bidi="id_ID"/>
         </w:rPr>
         <w:t>) untuk mendirikan kerajaan-Nya (</w:t>
       </w:r>
-      <w:hyperlink r:id="rId239">
-        <w:r>
-          <w:rPr>
-            <w:lang w:val="id_ID" w:bidi="id_ID"/>
-          </w:rPr>
-          <w:rPr>
-            <w:color w:val="0000EE"/>
-            <w:u w:val="single"/>
-          </w:rPr>
-          <w:t>2Tim. 4:1</w:t>
-        </w:r>
-      </w:hyperlink>
+      <w:r>
+        <w:rPr>
+          <w:lang w:val="id_ID" w:bidi="id_ID"/>
+        </w:rPr>
+        <w:t>2Tim. 4:1</w:t>
+      </w:r>
       <w:r>
         <w:rPr>
           <w:lang w:val="id_ID" w:bidi="id_ID"/>
@@ -7952,36 +6308,24 @@
         </w:rPr>
         <w:t xml:space="preserve">Paulus secara tegas meminta Timotius datang ke Roma (lihat </w:t>
       </w:r>
-      <w:hyperlink r:id="rId240">
-        <w:r>
-          <w:rPr>
-            <w:lang w:val="id_ID" w:bidi="id_ID"/>
-          </w:rPr>
-          <w:rPr>
-            <w:color w:val="0000EE"/>
-            <w:u w:val="single"/>
-          </w:rPr>
-          <w:t>2Tim.</w:t>
-        </w:r>
-      </w:hyperlink>
+      <w:r>
+        <w:rPr>
+          <w:lang w:val="id_ID" w:bidi="id_ID"/>
+        </w:rPr>
+        <w:t>2Tim.</w:t>
+      </w:r>
       <w:r>
         <w:rPr>
           <w:lang w:val="id_ID" w:bidi="id_ID"/>
         </w:rPr>
         <w:t xml:space="preserve"> </w:t>
       </w:r>
-      <w:hyperlink r:id="rId240">
-        <w:r>
-          <w:rPr>
-            <w:lang w:val="id_ID" w:bidi="id_ID"/>
-          </w:rPr>
-          <w:rPr>
-            <w:color w:val="0000EE"/>
-            <w:u w:val="single"/>
-          </w:rPr>
-          <w:t>1:4</w:t>
-        </w:r>
-      </w:hyperlink>
+      <w:r>
+        <w:rPr>
+          <w:lang w:val="id_ID" w:bidi="id_ID"/>
+        </w:rPr>
+        <w:t>1:4</w:t>
+      </w:r>
       <w:r>
         <w:rPr>
           <w:lang w:val="id_ID" w:bidi="id_ID"/>
@@ -8036,108 +6380,72 @@
         </w:rPr>
         <w:t xml:space="preserve">Demas: Lihat </w:t>
       </w:r>
-      <w:hyperlink r:id="rId241">
-        <w:r>
-          <w:rPr>
-            <w:lang w:val="id_ID" w:bidi="id_ID"/>
-          </w:rPr>
-          <w:rPr>
-            <w:color w:val="0000EE"/>
-            <w:u w:val="single"/>
-          </w:rPr>
-          <w:t>Kol. 4:14</w:t>
-        </w:r>
-      </w:hyperlink>
-      <w:r>
-        <w:rPr>
-          <w:lang w:val="id_ID" w:bidi="id_ID"/>
-        </w:rPr>
-        <w:t xml:space="preserve">; </w:t>
-      </w:r>
-      <w:hyperlink r:id="rId242">
-        <w:r>
-          <w:rPr>
-            <w:lang w:val="id_ID" w:bidi="id_ID"/>
-          </w:rPr>
-          <w:rPr>
-            <w:color w:val="0000EE"/>
-            <w:u w:val="single"/>
-          </w:rPr>
-          <w:t>Flm. 1:24</w:t>
-        </w:r>
-      </w:hyperlink>
+      <w:r>
+        <w:rPr>
+          <w:lang w:val="id_ID" w:bidi="id_ID"/>
+        </w:rPr>
+        <w:t>Kol. 4:14</w:t>
+      </w:r>
+      <w:r>
+        <w:rPr>
+          <w:lang w:val="id_ID" w:bidi="id_ID"/>
+        </w:rPr>
+        <w:t xml:space="preserve">; </w:t>
+      </w:r>
+      <w:r>
+        <w:rPr>
+          <w:lang w:val="id_ID" w:bidi="id_ID"/>
+        </w:rPr>
+        <w:t>Flm. 1:24</w:t>
+      </w:r>
       <w:r>
         <w:rPr>
           <w:lang w:val="id_ID" w:bidi="id_ID"/>
         </w:rPr>
         <w:t xml:space="preserve">. • meninggalkan: Lihat juga </w:t>
       </w:r>
-      <w:hyperlink r:id="rId243">
-        <w:r>
-          <w:rPr>
-            <w:lang w:val="id_ID" w:bidi="id_ID"/>
-          </w:rPr>
-          <w:rPr>
-            <w:color w:val="0000EE"/>
-            <w:u w:val="single"/>
-          </w:rPr>
-          <w:t>2Tim. 4:16–17</w:t>
-        </w:r>
-      </w:hyperlink>
+      <w:r>
+        <w:rPr>
+          <w:lang w:val="id_ID" w:bidi="id_ID"/>
+        </w:rPr>
+        <w:t>2Tim. 4:16–17</w:t>
+      </w:r>
       <w:r>
         <w:rPr>
           <w:lang w:val="id_ID" w:bidi="id_ID"/>
         </w:rPr>
         <w:t xml:space="preserve">; bandingkan </w:t>
       </w:r>
-      <w:hyperlink r:id="rId244">
-        <w:r>
-          <w:rPr>
-            <w:lang w:val="id_ID" w:bidi="id_ID"/>
-          </w:rPr>
-          <w:rPr>
-            <w:color w:val="0000EE"/>
-            <w:u w:val="single"/>
-          </w:rPr>
-          <w:t>Mzm. 22:1</w:t>
-        </w:r>
-      </w:hyperlink>
-      <w:r>
-        <w:rPr>
-          <w:lang w:val="id_ID" w:bidi="id_ID"/>
-        </w:rPr>
-        <w:t xml:space="preserve">; </w:t>
-      </w:r>
-      <w:hyperlink r:id="rId245">
-        <w:r>
-          <w:rPr>
-            <w:lang w:val="id_ID" w:bidi="id_ID"/>
-          </w:rPr>
-          <w:rPr>
-            <w:color w:val="0000EE"/>
-            <w:u w:val="single"/>
-          </w:rPr>
-          <w:t>Markus 15:34</w:t>
-        </w:r>
-      </w:hyperlink>
+      <w:r>
+        <w:rPr>
+          <w:lang w:val="id_ID" w:bidi="id_ID"/>
+        </w:rPr>
+        <w:t>Mzm. 22:1</w:t>
+      </w:r>
+      <w:r>
+        <w:rPr>
+          <w:lang w:val="id_ID" w:bidi="id_ID"/>
+        </w:rPr>
+        <w:t xml:space="preserve">; </w:t>
+      </w:r>
+      <w:r>
+        <w:rPr>
+          <w:lang w:val="id_ID" w:bidi="id_ID"/>
+        </w:rPr>
+        <w:t>Markus 15:34</w:t>
+      </w:r>
       <w:r>
         <w:rPr>
           <w:lang w:val="id_ID" w:bidi="id_ID"/>
         </w:rPr>
         <w:t>. • Mencintai hal-hal dunia dalam hidup ini bertentangan dengan pengharapan akan kedatangan Kristus yang mulia (</w:t>
       </w:r>
-      <w:hyperlink r:id="rId204">
-        <w:r>
-          <w:rPr>
-            <w:lang w:val="id_ID" w:bidi="id_ID"/>
-          </w:rPr>
-          <w:rPr>
-            <w:color w:val="0000EE"/>
-            <w:u w:val="single"/>
-          </w:rPr>
-          <w:t>2Tim. 4:8</w:t>
-        </w:r>
-      </w:hyperlink>
+      <w:r>
+        <w:rPr>
+          <w:lang w:val="id_ID" w:bidi="id_ID"/>
+        </w:rPr>
+        <w:t>2Tim. 4:8</w:t>
+      </w:r>
       <w:r>
         <w:rPr>
           <w:lang w:val="id_ID" w:bidi="id_ID"/>
@@ -8205,90 +6513,60 @@
         </w:rPr>
         <w:t xml:space="preserve"> penulis Injil Lukas dan Kisah Para Rasul, menemani Paulus dalam perjalanannya pada berbagai kesempatan. Sering dianggap bahwa Lukas bersama Paulus sebagai dokternya (</w:t>
       </w:r>
-      <w:hyperlink r:id="rId241">
-        <w:r>
-          <w:rPr>
-            <w:lang w:val="id_ID" w:bidi="id_ID"/>
-          </w:rPr>
-          <w:rPr>
-            <w:color w:val="0000EE"/>
-            <w:u w:val="single"/>
-          </w:rPr>
-          <w:t>Kol. 4:14</w:t>
-        </w:r>
-      </w:hyperlink>
+      <w:r>
+        <w:rPr>
+          <w:lang w:val="id_ID" w:bidi="id_ID"/>
+        </w:rPr>
+        <w:t>Kol. 4:14</w:t>
+      </w:r>
       <w:r>
         <w:rPr>
           <w:lang w:val="id_ID" w:bidi="id_ID"/>
         </w:rPr>
         <w:t xml:space="preserve">). Lukas adalah satu-satunya rekan kerja Paulus yang terus-menerus hadir bersamanya. Oleh karena itu, Paulus berharap agar Timotius segera datang. • Markus: Penilaian Paulus bahwa dia akan berguna bagiku, menceritakan kisah pengampunan dan penebusan (lihat </w:t>
       </w:r>
-      <w:hyperlink r:id="rId246">
-        <w:r>
-          <w:rPr>
-            <w:lang w:val="id_ID" w:bidi="id_ID"/>
-          </w:rPr>
-          <w:rPr>
-            <w:color w:val="0000EE"/>
-            <w:u w:val="single"/>
-          </w:rPr>
-          <w:t>Kisah. 13:13</w:t>
-        </w:r>
-      </w:hyperlink>
-      <w:r>
-        <w:rPr>
-          <w:lang w:val="id_ID" w:bidi="id_ID"/>
-        </w:rPr>
-        <w:t xml:space="preserve">; </w:t>
-      </w:r>
-      <w:hyperlink r:id="rId247">
-        <w:r>
-          <w:rPr>
-            <w:lang w:val="id_ID" w:bidi="id_ID"/>
-          </w:rPr>
-          <w:rPr>
-            <w:color w:val="0000EE"/>
-            <w:u w:val="single"/>
-          </w:rPr>
-          <w:t>15:36–40</w:t>
-        </w:r>
-      </w:hyperlink>
+      <w:r>
+        <w:rPr>
+          <w:lang w:val="id_ID" w:bidi="id_ID"/>
+        </w:rPr>
+        <w:t>Kisah. 13:13</w:t>
+      </w:r>
+      <w:r>
+        <w:rPr>
+          <w:lang w:val="id_ID" w:bidi="id_ID"/>
+        </w:rPr>
+        <w:t xml:space="preserve">; </w:t>
+      </w:r>
+      <w:r>
+        <w:rPr>
+          <w:lang w:val="id_ID" w:bidi="id_ID"/>
+        </w:rPr>
+        <w:t>15:36–40</w:t>
+      </w:r>
       <w:r>
         <w:rPr>
           <w:lang w:val="id_ID" w:bidi="id_ID"/>
         </w:rPr>
         <w:t xml:space="preserve">; lihat juga </w:t>
       </w:r>
-      <w:hyperlink r:id="rId248">
-        <w:r>
-          <w:rPr>
-            <w:lang w:val="id_ID" w:bidi="id_ID"/>
-          </w:rPr>
-          <w:rPr>
-            <w:color w:val="0000EE"/>
-            <w:u w:val="single"/>
-          </w:rPr>
-          <w:t>Kol. 4:10</w:t>
-        </w:r>
-      </w:hyperlink>
-      <w:r>
-        <w:rPr>
-          <w:lang w:val="id_ID" w:bidi="id_ID"/>
-        </w:rPr>
-        <w:t xml:space="preserve">; </w:t>
-      </w:r>
-      <w:hyperlink r:id="rId242">
-        <w:r>
-          <w:rPr>
-            <w:lang w:val="id_ID" w:bidi="id_ID"/>
-          </w:rPr>
-          <w:rPr>
-            <w:color w:val="0000EE"/>
-            <w:u w:val="single"/>
-          </w:rPr>
-          <w:t>Flm. 1:24</w:t>
-        </w:r>
-      </w:hyperlink>
+      <w:r>
+        <w:rPr>
+          <w:lang w:val="id_ID" w:bidi="id_ID"/>
+        </w:rPr>
+        <w:t>Kol. 4:10</w:t>
+      </w:r>
+      <w:r>
+        <w:rPr>
+          <w:lang w:val="id_ID" w:bidi="id_ID"/>
+        </w:rPr>
+        <w:t xml:space="preserve">; </w:t>
+      </w:r>
+      <w:r>
+        <w:rPr>
+          <w:lang w:val="id_ID" w:bidi="id_ID"/>
+        </w:rPr>
+        <w:t>Flm. 1:24</w:t>
+      </w:r>
       <w:r>
         <w:rPr>
           <w:lang w:val="id_ID" w:bidi="id_ID"/>
@@ -8343,108 +6621,72 @@
         </w:rPr>
         <w:t xml:space="preserve">Tikhikus tampaknya adalah seorang Yunani (diisyaratkan dalam </w:t>
       </w:r>
-      <w:hyperlink r:id="rId249">
-        <w:r>
-          <w:rPr>
-            <w:lang w:val="id_ID" w:bidi="id_ID"/>
-          </w:rPr>
-          <w:rPr>
-            <w:color w:val="0000EE"/>
-            <w:u w:val="single"/>
-          </w:rPr>
-          <w:t>Kol. 4:7–8</w:t>
-        </w:r>
-      </w:hyperlink>
+      <w:r>
+        <w:rPr>
+          <w:lang w:val="id_ID" w:bidi="id_ID"/>
+        </w:rPr>
+        <w:t>Kol. 4:7–8</w:t>
+      </w:r>
       <w:r>
         <w:rPr>
           <w:lang w:val="id_ID" w:bidi="id_ID"/>
         </w:rPr>
         <w:t xml:space="preserve">, </w:t>
       </w:r>
-      <w:hyperlink r:id="rId250">
-        <w:r>
-          <w:rPr>
-            <w:lang w:val="id_ID" w:bidi="id_ID"/>
-          </w:rPr>
-          <w:rPr>
-            <w:color w:val="0000EE"/>
-            <w:u w:val="single"/>
-          </w:rPr>
-          <w:t>10–11</w:t>
-        </w:r>
-      </w:hyperlink>
+      <w:r>
+        <w:rPr>
+          <w:lang w:val="id_ID" w:bidi="id_ID"/>
+        </w:rPr>
+        <w:t>10–11</w:t>
+      </w:r>
       <w:r>
         <w:rPr>
           <w:lang w:val="id_ID" w:bidi="id_ID"/>
         </w:rPr>
         <w:t xml:space="preserve">) dari Asia Kecil (lihat juga </w:t>
       </w:r>
-      <w:hyperlink r:id="rId251">
-        <w:r>
-          <w:rPr>
-            <w:lang w:val="id_ID" w:bidi="id_ID"/>
-          </w:rPr>
-          <w:rPr>
-            <w:color w:val="0000EE"/>
-            <w:u w:val="single"/>
-          </w:rPr>
-          <w:t>Kisah. 20:4</w:t>
-        </w:r>
-      </w:hyperlink>
-      <w:r>
-        <w:rPr>
-          <w:lang w:val="id_ID" w:bidi="id_ID"/>
-        </w:rPr>
-        <w:t xml:space="preserve">; </w:t>
-      </w:r>
-      <w:hyperlink r:id="rId252">
-        <w:r>
-          <w:rPr>
-            <w:lang w:val="id_ID" w:bidi="id_ID"/>
-          </w:rPr>
-          <w:rPr>
-            <w:color w:val="0000EE"/>
-            <w:u w:val="single"/>
-          </w:rPr>
-          <w:t>Ef. 6:21–22</w:t>
-        </w:r>
-      </w:hyperlink>
-      <w:r>
-        <w:rPr>
-          <w:lang w:val="id_ID" w:bidi="id_ID"/>
-        </w:rPr>
-        <w:t xml:space="preserve">; </w:t>
-      </w:r>
-      <w:hyperlink r:id="rId249">
-        <w:r>
-          <w:rPr>
-            <w:lang w:val="id_ID" w:bidi="id_ID"/>
-          </w:rPr>
-          <w:rPr>
-            <w:color w:val="0000EE"/>
-            <w:u w:val="single"/>
-          </w:rPr>
-          <w:t>Kol. 4:7–8</w:t>
-        </w:r>
-      </w:hyperlink>
-      <w:r>
-        <w:rPr>
-          <w:lang w:val="id_ID" w:bidi="id_ID"/>
-        </w:rPr>
-        <w:t xml:space="preserve">; </w:t>
-      </w:r>
-      <w:hyperlink r:id="rId253">
-        <w:r>
-          <w:rPr>
-            <w:lang w:val="id_ID" w:bidi="id_ID"/>
-          </w:rPr>
-          <w:rPr>
-            <w:color w:val="0000EE"/>
-            <w:u w:val="single"/>
-          </w:rPr>
-          <w:t>Titus 3:12</w:t>
-        </w:r>
-      </w:hyperlink>
+      <w:r>
+        <w:rPr>
+          <w:lang w:val="id_ID" w:bidi="id_ID"/>
+        </w:rPr>
+        <w:t>Kisah. 20:4</w:t>
+      </w:r>
+      <w:r>
+        <w:rPr>
+          <w:lang w:val="id_ID" w:bidi="id_ID"/>
+        </w:rPr>
+        <w:t xml:space="preserve">; </w:t>
+      </w:r>
+      <w:r>
+        <w:rPr>
+          <w:lang w:val="id_ID" w:bidi="id_ID"/>
+        </w:rPr>
+        <w:t>Ef. 6:21–22</w:t>
+      </w:r>
+      <w:r>
+        <w:rPr>
+          <w:lang w:val="id_ID" w:bidi="id_ID"/>
+        </w:rPr>
+        <w:t xml:space="preserve">; </w:t>
+      </w:r>
+      <w:r>
+        <w:rPr>
+          <w:lang w:val="id_ID" w:bidi="id_ID"/>
+        </w:rPr>
+        <w:t>Kol. 4:7–8</w:t>
+      </w:r>
+      <w:r>
+        <w:rPr>
+          <w:lang w:val="id_ID" w:bidi="id_ID"/>
+        </w:rPr>
+        <w:t xml:space="preserve">; </w:t>
+      </w:r>
+      <w:r>
+        <w:rPr>
+          <w:lang w:val="id_ID" w:bidi="id_ID"/>
+        </w:rPr>
+        <w:t>Titus 3:12</w:t>
+      </w:r>
       <w:r>
         <w:rPr>
           <w:lang w:val="id_ID" w:bidi="id_ID"/>
@@ -8523,30 +6765,18 @@
         </w:rPr>
         <w:t>Penangkapan dan pemindahan Paulus ke Roma tampaknya tidak memberinya kesempatan untuk mengumpulkan barang-barangnya. • jubah: Musim dingin akan segera tiba (</w:t>
       </w:r>
-      <w:hyperlink r:id="rId243">
-        <w:r>
-          <w:rPr>
-            <w:lang w:val="id_ID" w:bidi="id_ID"/>
-          </w:rPr>
-          <w:rPr>
-            <w:color w:val="0000EE"/>
-            <w:u w:val="single"/>
-          </w:rPr>
-          <w:t xml:space="preserve">2Tim. </w:t>
-        </w:r>
-      </w:hyperlink>
-      <w:hyperlink r:id="rId33">
-        <w:r>
-          <w:rPr>
-            <w:lang w:val="id_ID" w:bidi="id_ID"/>
-          </w:rPr>
-          <w:rPr>
-            <w:color w:val="0000EE"/>
-            <w:u w:val="single"/>
-          </w:rPr>
-          <w:t>4:21</w:t>
-        </w:r>
-      </w:hyperlink>
+      <w:r>
+        <w:rPr>
+          <w:lang w:val="id_ID" w:bidi="id_ID"/>
+        </w:rPr>
+        <w:t xml:space="preserve">2Tim. </w:t>
+      </w:r>
+      <w:r>
+        <w:rPr>
+          <w:lang w:val="id_ID" w:bidi="id_ID"/>
+        </w:rPr>
+        <w:t>4:21</w:t>
+      </w:r>
       <w:r>
         <w:rPr>
           <w:lang w:val="id_ID" w:bidi="id_ID"/>
@@ -8601,72 +6831,48 @@
         </w:rPr>
         <w:t xml:space="preserve">Aleksander adalah nama yang umum (lihat </w:t>
       </w:r>
-      <w:hyperlink r:id="rId254">
-        <w:r>
-          <w:rPr>
-            <w:lang w:val="id_ID" w:bidi="id_ID"/>
-          </w:rPr>
-          <w:rPr>
-            <w:color w:val="0000EE"/>
-            <w:u w:val="single"/>
-          </w:rPr>
-          <w:t>Markus 15:21</w:t>
-        </w:r>
-      </w:hyperlink>
-      <w:r>
-        <w:rPr>
-          <w:lang w:val="id_ID" w:bidi="id_ID"/>
-        </w:rPr>
-        <w:t xml:space="preserve">; </w:t>
-      </w:r>
-      <w:hyperlink r:id="rId255">
-        <w:r>
-          <w:rPr>
-            <w:lang w:val="id_ID" w:bidi="id_ID"/>
-          </w:rPr>
-          <w:rPr>
-            <w:color w:val="0000EE"/>
-            <w:u w:val="single"/>
-          </w:rPr>
-          <w:t>Kisah. 4:6</w:t>
-        </w:r>
-      </w:hyperlink>
-      <w:r>
-        <w:rPr>
-          <w:lang w:val="id_ID" w:bidi="id_ID"/>
-        </w:rPr>
-        <w:t xml:space="preserve">; </w:t>
-      </w:r>
-      <w:hyperlink r:id="rId256">
-        <w:r>
-          <w:rPr>
-            <w:lang w:val="id_ID" w:bidi="id_ID"/>
-          </w:rPr>
-          <w:rPr>
-            <w:color w:val="0000EE"/>
-            <w:u w:val="single"/>
-          </w:rPr>
-          <w:t>19:33</w:t>
-        </w:r>
-      </w:hyperlink>
+      <w:r>
+        <w:rPr>
+          <w:lang w:val="id_ID" w:bidi="id_ID"/>
+        </w:rPr>
+        <w:t>Markus 15:21</w:t>
+      </w:r>
+      <w:r>
+        <w:rPr>
+          <w:lang w:val="id_ID" w:bidi="id_ID"/>
+        </w:rPr>
+        <w:t xml:space="preserve">; </w:t>
+      </w:r>
+      <w:r>
+        <w:rPr>
+          <w:lang w:val="id_ID" w:bidi="id_ID"/>
+        </w:rPr>
+        <w:t>Kisah. 4:6</w:t>
+      </w:r>
+      <w:r>
+        <w:rPr>
+          <w:lang w:val="id_ID" w:bidi="id_ID"/>
+        </w:rPr>
+        <w:t xml:space="preserve">; </w:t>
+      </w:r>
+      <w:r>
+        <w:rPr>
+          <w:lang w:val="id_ID" w:bidi="id_ID"/>
+        </w:rPr>
+        <w:t>19:33</w:t>
+      </w:r>
       <w:r>
         <w:rPr>
           <w:lang w:val="id_ID" w:bidi="id_ID"/>
         </w:rPr>
         <w:t xml:space="preserve">). Aleksander si tukang tembaga mungkin adalah orang yang sama seperti yang disebutkan dalam </w:t>
       </w:r>
-      <w:hyperlink r:id="rId104">
-        <w:r>
-          <w:rPr>
-            <w:lang w:val="id_ID" w:bidi="id_ID"/>
-          </w:rPr>
-          <w:rPr>
-            <w:color w:val="0000EE"/>
-            <w:u w:val="single"/>
-          </w:rPr>
-          <w:t>1Tim. 1:20</w:t>
-        </w:r>
-      </w:hyperlink>
+      <w:r>
+        <w:rPr>
+          <w:lang w:val="id_ID" w:bidi="id_ID"/>
+        </w:rPr>
+        <w:t>1Tim. 1:20</w:t>
+      </w:r>
       <w:r>
         <w:rPr>
           <w:lang w:val="id_ID" w:bidi="id_ID"/>
@@ -8721,18 +6927,12 @@
         </w:rPr>
         <w:t>Pada waktu pembelaanku yang pertama: Sebuah persidangan di Roma dibagi menjadi dua tahap, penyelidikan awal dan persidangan yang sebenarnya. Paulus mungkin merujuk pada yang pertama ini. Ini juga bisa merujuk pada penahanan pertamanya di Roma (</w:t>
       </w:r>
-      <w:hyperlink r:id="rId257">
-        <w:r>
-          <w:rPr>
-            <w:lang w:val="id_ID" w:bidi="id_ID"/>
-          </w:rPr>
-          <w:rPr>
-            <w:color w:val="0000EE"/>
-            <w:u w:val="single"/>
-          </w:rPr>
-          <w:t>Kisah Para Rasul 28</w:t>
-        </w:r>
-      </w:hyperlink>
+      <w:r>
+        <w:rPr>
+          <w:lang w:val="id_ID" w:bidi="id_ID"/>
+        </w:rPr>
+        <w:t>Kisah Para Rasul 28</w:t>
+      </w:r>
       <w:r>
         <w:rPr>
           <w:lang w:val="id_ID" w:bidi="id_ID"/>
@@ -8811,108 +7011,72 @@
         </w:rPr>
         <w:t>supaya dengan perantaraanku Injil diberitakan: Paulus mengubah pembelaannya di pengadilan menjadi kesempatan untuk memberitakan Kabar Baik, seperti dalam pengalamannya sebelumnya (</w:t>
       </w:r>
-      <w:hyperlink r:id="rId258">
-        <w:r>
-          <w:rPr>
-            <w:lang w:val="id_ID" w:bidi="id_ID"/>
-          </w:rPr>
-          <w:rPr>
-            <w:color w:val="0000EE"/>
-            <w:u w:val="single"/>
-          </w:rPr>
-          <w:t>Kisah Para Rasul 22:1–24:27</w:t>
-        </w:r>
-      </w:hyperlink>
-      <w:r>
-        <w:rPr>
-          <w:lang w:val="id_ID" w:bidi="id_ID"/>
-        </w:rPr>
-        <w:t xml:space="preserve">; </w:t>
-      </w:r>
-      <w:hyperlink r:id="rId259">
-        <w:r>
-          <w:rPr>
-            <w:lang w:val="id_ID" w:bidi="id_ID"/>
-          </w:rPr>
-          <w:rPr>
-            <w:color w:val="0000EE"/>
-            <w:u w:val="single"/>
-          </w:rPr>
-          <w:t>26:1–29</w:t>
-        </w:r>
-      </w:hyperlink>
+      <w:r>
+        <w:rPr>
+          <w:lang w:val="id_ID" w:bidi="id_ID"/>
+        </w:rPr>
+        <w:t>Kisah Para Rasul 22:1–24:27</w:t>
+      </w:r>
+      <w:r>
+        <w:rPr>
+          <w:lang w:val="id_ID" w:bidi="id_ID"/>
+        </w:rPr>
+        <w:t xml:space="preserve">; </w:t>
+      </w:r>
+      <w:r>
+        <w:rPr>
+          <w:lang w:val="id_ID" w:bidi="id_ID"/>
+        </w:rPr>
+        <w:t>26:1–29</w:t>
+      </w:r>
       <w:r>
         <w:rPr>
           <w:lang w:val="id_ID" w:bidi="id_ID"/>
         </w:rPr>
         <w:t xml:space="preserve">; lihat juga </w:t>
       </w:r>
-      <w:hyperlink r:id="rId260">
-        <w:r>
-          <w:rPr>
-            <w:lang w:val="id_ID" w:bidi="id_ID"/>
-          </w:rPr>
-          <w:rPr>
-            <w:color w:val="0000EE"/>
-            <w:u w:val="single"/>
-          </w:rPr>
-          <w:t>2Tim. 2:9–10</w:t>
-        </w:r>
-      </w:hyperlink>
-      <w:r>
-        <w:rPr>
-          <w:lang w:val="id_ID" w:bidi="id_ID"/>
-        </w:rPr>
-        <w:t xml:space="preserve">; </w:t>
-      </w:r>
-      <w:hyperlink r:id="rId96">
-        <w:r>
-          <w:rPr>
-            <w:lang w:val="id_ID" w:bidi="id_ID"/>
-          </w:rPr>
-          <w:rPr>
-            <w:color w:val="0000EE"/>
-            <w:u w:val="single"/>
-          </w:rPr>
-          <w:t>Flp. 1:12–14</w:t>
-        </w:r>
-      </w:hyperlink>
+      <w:r>
+        <w:rPr>
+          <w:lang w:val="id_ID" w:bidi="id_ID"/>
+        </w:rPr>
+        <w:t>2Tim. 2:9–10</w:t>
+      </w:r>
+      <w:r>
+        <w:rPr>
+          <w:lang w:val="id_ID" w:bidi="id_ID"/>
+        </w:rPr>
+        <w:t xml:space="preserve">; </w:t>
+      </w:r>
+      <w:r>
+        <w:rPr>
+          <w:lang w:val="id_ID" w:bidi="id_ID"/>
+        </w:rPr>
+        <w:t>Flp. 1:12–14</w:t>
+      </w:r>
       <w:r>
         <w:rPr>
           <w:lang w:val="id_ID" w:bidi="id_ID"/>
         </w:rPr>
         <w:t>). • dan semua orang bukan Yahudi mendengarkannya: Paulus merasa bahwa ia telah menyelesaikan tugasnya (</w:t>
       </w:r>
-      <w:hyperlink r:id="rId261">
-        <w:r>
-          <w:rPr>
-            <w:lang w:val="id_ID" w:bidi="id_ID"/>
-          </w:rPr>
-          <w:rPr>
-            <w:color w:val="0000EE"/>
-            <w:u w:val="single"/>
-          </w:rPr>
-          <w:t>2Tim. 4:7–8</w:t>
-        </w:r>
-      </w:hyperlink>
+      <w:r>
+        <w:rPr>
+          <w:lang w:val="id_ID" w:bidi="id_ID"/>
+        </w:rPr>
+        <w:t>2Tim. 4:7–8</w:t>
+      </w:r>
       <w:r>
         <w:rPr>
           <w:lang w:val="id_ID" w:bidi="id_ID"/>
         </w:rPr>
         <w:t xml:space="preserve">). Perjanjian Lama secara khusus telah menuliskan pertobatan bangsa-bangsa (misalnya, </w:t>
       </w:r>
-      <w:hyperlink r:id="rId262">
-        <w:r>
-          <w:rPr>
-            <w:lang w:val="id_ID" w:bidi="id_ID"/>
-          </w:rPr>
-          <w:rPr>
-            <w:color w:val="0000EE"/>
-            <w:u w:val="single"/>
-          </w:rPr>
-          <w:t>Mzm. 22:27–29</w:t>
-        </w:r>
-      </w:hyperlink>
+      <w:r>
+        <w:rPr>
+          <w:lang w:val="id_ID" w:bidi="id_ID"/>
+        </w:rPr>
+        <w:t>Mzm. 22:27–29</w:t>
+      </w:r>
       <w:r>
         <w:rPr>
           <w:lang w:val="id_ID" w:bidi="id_ID"/>
@@ -8932,108 +7096,72 @@
         </w:rPr>
         <w:t xml:space="preserve">): Singa sering menjadi kiasan untuk musuh (lihat </w:t>
       </w:r>
-      <w:hyperlink r:id="rId263">
-        <w:r>
-          <w:rPr>
-            <w:lang w:val="id_ID" w:bidi="id_ID"/>
-          </w:rPr>
-          <w:rPr>
-            <w:color w:val="0000EE"/>
-            <w:u w:val="single"/>
-          </w:rPr>
-          <w:t>Mzm. 7:2</w:t>
-        </w:r>
-      </w:hyperlink>
-      <w:r>
-        <w:rPr>
-          <w:lang w:val="id_ID" w:bidi="id_ID"/>
-        </w:rPr>
-        <w:t xml:space="preserve">; </w:t>
-      </w:r>
-      <w:hyperlink r:id="rId264">
-        <w:r>
-          <w:rPr>
-            <w:lang w:val="id_ID" w:bidi="id_ID"/>
-          </w:rPr>
-          <w:rPr>
-            <w:color w:val="0000EE"/>
-            <w:u w:val="single"/>
-          </w:rPr>
-          <w:t>35:17</w:t>
-        </w:r>
-      </w:hyperlink>
+      <w:r>
+        <w:rPr>
+          <w:lang w:val="id_ID" w:bidi="id_ID"/>
+        </w:rPr>
+        <w:t>Mzm. 7:2</w:t>
+      </w:r>
+      <w:r>
+        <w:rPr>
+          <w:lang w:val="id_ID" w:bidi="id_ID"/>
+        </w:rPr>
+        <w:t xml:space="preserve">; </w:t>
+      </w:r>
+      <w:r>
+        <w:rPr>
+          <w:lang w:val="id_ID" w:bidi="id_ID"/>
+        </w:rPr>
+        <w:t>35:17</w:t>
+      </w:r>
       <w:r>
         <w:rPr>
           <w:lang w:val="id_ID" w:bidi="id_ID"/>
         </w:rPr>
         <w:t xml:space="preserve">; bandingkan </w:t>
       </w:r>
-      <w:hyperlink r:id="rId265">
-        <w:r>
-          <w:rPr>
-            <w:lang w:val="id_ID" w:bidi="id_ID"/>
-          </w:rPr>
-          <w:rPr>
-            <w:color w:val="0000EE"/>
-            <w:u w:val="single"/>
-          </w:rPr>
-          <w:t>Dan. 6</w:t>
-        </w:r>
-      </w:hyperlink>
-      <w:r>
-        <w:rPr>
-          <w:lang w:val="id_ID" w:bidi="id_ID"/>
-        </w:rPr>
-        <w:t xml:space="preserve">; </w:t>
-      </w:r>
-      <w:hyperlink r:id="rId266">
-        <w:r>
-          <w:rPr>
-            <w:lang w:val="id_ID" w:bidi="id_ID"/>
-          </w:rPr>
-          <w:rPr>
-            <w:color w:val="0000EE"/>
-            <w:u w:val="single"/>
-          </w:rPr>
-          <w:t>Ibr. 11:33</w:t>
-        </w:r>
-      </w:hyperlink>
+      <w:r>
+        <w:rPr>
+          <w:lang w:val="id_ID" w:bidi="id_ID"/>
+        </w:rPr>
+        <w:t>Dan. 6</w:t>
+      </w:r>
+      <w:r>
+        <w:rPr>
+          <w:lang w:val="id_ID" w:bidi="id_ID"/>
+        </w:rPr>
+        <w:t xml:space="preserve">; </w:t>
+      </w:r>
+      <w:r>
+        <w:rPr>
+          <w:lang w:val="id_ID" w:bidi="id_ID"/>
+        </w:rPr>
+        <w:t>Ibr. 11:33</w:t>
+      </w:r>
       <w:r>
         <w:rPr>
           <w:lang w:val="id_ID" w:bidi="id_ID"/>
         </w:rPr>
         <w:t>). Di sini, mungkin merujuk pada singa-singa asli di arena, kepada kaisar, kepada guru palsu, atau kepada Setan (</w:t>
       </w:r>
-      <w:hyperlink r:id="rId267">
-        <w:r>
-          <w:rPr>
-            <w:lang w:val="id_ID" w:bidi="id_ID"/>
-          </w:rPr>
-          <w:rPr>
-            <w:color w:val="0000EE"/>
-            <w:u w:val="single"/>
-          </w:rPr>
-          <w:t>1Ptr. 5:8</w:t>
-        </w:r>
-      </w:hyperlink>
+      <w:r>
+        <w:rPr>
+          <w:lang w:val="id_ID" w:bidi="id_ID"/>
+        </w:rPr>
+        <w:t>1Ptr. 5:8</w:t>
+      </w:r>
       <w:r>
         <w:rPr>
           <w:lang w:val="id_ID" w:bidi="id_ID"/>
         </w:rPr>
         <w:t xml:space="preserve">; bandingkan </w:t>
       </w:r>
-      <w:hyperlink r:id="rId268">
-        <w:r>
-          <w:rPr>
-            <w:lang w:val="id_ID" w:bidi="id_ID"/>
-          </w:rPr>
-          <w:rPr>
-            <w:color w:val="0000EE"/>
-            <w:u w:val="single"/>
-          </w:rPr>
-          <w:t>Mzm. 22:22</w:t>
-        </w:r>
-      </w:hyperlink>
+      <w:r>
+        <w:rPr>
+          <w:lang w:val="id_ID" w:bidi="id_ID"/>
+        </w:rPr>
+        <w:t>Mzm. 22:22</w:t>
+      </w:r>
       <w:r>
         <w:rPr>
           <w:lang w:val="id_ID" w:bidi="id_ID"/>
@@ -9088,162 +7216,102 @@
         </w:rPr>
         <w:t>Allah akan terus menguatkan Paulus dan menjaganya tetap kuat dalam iman (</w:t>
       </w:r>
-      <w:hyperlink r:id="rId243">
-        <w:r>
-          <w:rPr>
-            <w:lang w:val="id_ID" w:bidi="id_ID"/>
-          </w:rPr>
-          <w:rPr>
-            <w:color w:val="0000EE"/>
-            <w:u w:val="single"/>
-          </w:rPr>
-          <w:t xml:space="preserve">2Tim. </w:t>
-        </w:r>
-      </w:hyperlink>
-      <w:hyperlink r:id="rId269">
-        <w:r>
-          <w:rPr>
-            <w:lang w:val="id_ID" w:bidi="id_ID"/>
-          </w:rPr>
-          <w:rPr>
-            <w:color w:val="0000EE"/>
-            <w:u w:val="single"/>
-          </w:rPr>
-          <w:t>4:7</w:t>
-        </w:r>
-      </w:hyperlink>
+      <w:r>
+        <w:rPr>
+          <w:lang w:val="id_ID" w:bidi="id_ID"/>
+        </w:rPr>
+        <w:t xml:space="preserve">2Tim. </w:t>
+      </w:r>
+      <w:r>
+        <w:rPr>
+          <w:lang w:val="id_ID" w:bidi="id_ID"/>
+        </w:rPr>
+        <w:t>4:7</w:t>
+      </w:r>
       <w:r>
         <w:rPr>
           <w:lang w:val="id_ID" w:bidi="id_ID"/>
         </w:rPr>
         <w:t xml:space="preserve">) hingga akhir hidupnya (lihat </w:t>
       </w:r>
-      <w:hyperlink r:id="rId243">
-        <w:r>
-          <w:rPr>
-            <w:lang w:val="id_ID" w:bidi="id_ID"/>
-          </w:rPr>
-          <w:rPr>
-            <w:color w:val="0000EE"/>
-            <w:u w:val="single"/>
-          </w:rPr>
-          <w:t xml:space="preserve">2Tim. </w:t>
-        </w:r>
-      </w:hyperlink>
-      <w:hyperlink r:id="rId92">
-        <w:r>
-          <w:rPr>
-            <w:lang w:val="id_ID" w:bidi="id_ID"/>
-          </w:rPr>
-          <w:rPr>
-            <w:color w:val="0000EE"/>
-            <w:u w:val="single"/>
-          </w:rPr>
-          <w:t>1:12</w:t>
-        </w:r>
-      </w:hyperlink>
+      <w:r>
+        <w:rPr>
+          <w:lang w:val="id_ID" w:bidi="id_ID"/>
+        </w:rPr>
+        <w:t xml:space="preserve">2Tim. </w:t>
+      </w:r>
+      <w:r>
+        <w:rPr>
+          <w:lang w:val="id_ID" w:bidi="id_ID"/>
+        </w:rPr>
+        <w:t>1:12</w:t>
+      </w:r>
       <w:r>
         <w:rPr>
           <w:lang w:val="id_ID" w:bidi="id_ID"/>
         </w:rPr>
         <w:t xml:space="preserve">). • Kerajaan surgawi milik Tuhan bertentangan dengan kerajaan duniawi yang akan menghakimi Paulus (lihat juga </w:t>
       </w:r>
-      <w:hyperlink r:id="rId243">
-        <w:r>
-          <w:rPr>
-            <w:lang w:val="id_ID" w:bidi="id_ID"/>
-          </w:rPr>
-          <w:rPr>
-            <w:color w:val="0000EE"/>
-            <w:u w:val="single"/>
-          </w:rPr>
-          <w:t xml:space="preserve">2Tim. </w:t>
-        </w:r>
-      </w:hyperlink>
-      <w:hyperlink r:id="rId239">
-        <w:r>
-          <w:rPr>
-            <w:lang w:val="id_ID" w:bidi="id_ID"/>
-          </w:rPr>
-          <w:rPr>
-            <w:color w:val="0000EE"/>
-            <w:u w:val="single"/>
-          </w:rPr>
-          <w:t>4:1</w:t>
-        </w:r>
-      </w:hyperlink>
-      <w:r>
-        <w:rPr>
-          <w:lang w:val="id_ID" w:bidi="id_ID"/>
-        </w:rPr>
-        <w:t xml:space="preserve">; </w:t>
-      </w:r>
-      <w:hyperlink r:id="rId270">
-        <w:r>
-          <w:rPr>
-            <w:lang w:val="id_ID" w:bidi="id_ID"/>
-          </w:rPr>
-          <w:rPr>
-            <w:color w:val="0000EE"/>
-            <w:u w:val="single"/>
-          </w:rPr>
-          <w:t>1Kor. 15:48–49</w:t>
-        </w:r>
-      </w:hyperlink>
-      <w:r>
-        <w:rPr>
-          <w:lang w:val="id_ID" w:bidi="id_ID"/>
-        </w:rPr>
-        <w:t xml:space="preserve">; </w:t>
-      </w:r>
-      <w:hyperlink r:id="rId271">
-        <w:r>
-          <w:rPr>
-            <w:lang w:val="id_ID" w:bidi="id_ID"/>
-          </w:rPr>
-          <w:rPr>
-            <w:color w:val="0000EE"/>
-            <w:u w:val="single"/>
-          </w:rPr>
-          <w:t>Ibr 12:18–29</w:t>
-        </w:r>
-      </w:hyperlink>
+      <w:r>
+        <w:rPr>
+          <w:lang w:val="id_ID" w:bidi="id_ID"/>
+        </w:rPr>
+        <w:t xml:space="preserve">2Tim. </w:t>
+      </w:r>
+      <w:r>
+        <w:rPr>
+          <w:lang w:val="id_ID" w:bidi="id_ID"/>
+        </w:rPr>
+        <w:t>4:1</w:t>
+      </w:r>
+      <w:r>
+        <w:rPr>
+          <w:lang w:val="id_ID" w:bidi="id_ID"/>
+        </w:rPr>
+        <w:t xml:space="preserve">; </w:t>
+      </w:r>
+      <w:r>
+        <w:rPr>
+          <w:lang w:val="id_ID" w:bidi="id_ID"/>
+        </w:rPr>
+        <w:t>1Kor. 15:48–49</w:t>
+      </w:r>
+      <w:r>
+        <w:rPr>
+          <w:lang w:val="id_ID" w:bidi="id_ID"/>
+        </w:rPr>
+        <w:t xml:space="preserve">; </w:t>
+      </w:r>
+      <w:r>
+        <w:rPr>
+          <w:lang w:val="id_ID" w:bidi="id_ID"/>
+        </w:rPr>
+        <w:t>Ibr 12:18–29</w:t>
+      </w:r>
       <w:r>
         <w:rPr>
           <w:lang w:val="id_ID" w:bidi="id_ID"/>
         </w:rPr>
         <w:t xml:space="preserve">). • Bagi-Nyalah kemuliaan … Amin.: Doksologi Paulus menjelang hukuman mati mengungkapkan keyakinan bahwa kemuliaan Allah akan ditegakkan (bdk. </w:t>
       </w:r>
-      <w:hyperlink r:id="rId272">
-        <w:r>
-          <w:rPr>
-            <w:lang w:val="id_ID" w:bidi="id_ID"/>
-          </w:rPr>
-          <w:rPr>
-            <w:color w:val="0000EE"/>
-            <w:u w:val="single"/>
-          </w:rPr>
-          <w:t>1Tim. 1:17</w:t>
-        </w:r>
-      </w:hyperlink>
-      <w:r>
-        <w:rPr>
-          <w:lang w:val="id_ID" w:bidi="id_ID"/>
-        </w:rPr>
-        <w:t xml:space="preserve">; </w:t>
-      </w:r>
-      <w:hyperlink r:id="rId273">
-        <w:r>
-          <w:rPr>
-            <w:lang w:val="id_ID" w:bidi="id_ID"/>
-          </w:rPr>
-          <w:rPr>
-            <w:color w:val="0000EE"/>
-            <w:u w:val="single"/>
-          </w:rPr>
-          <w:t>6:15–16</w:t>
-        </w:r>
-      </w:hyperlink>
+      <w:r>
+        <w:rPr>
+          <w:lang w:val="id_ID" w:bidi="id_ID"/>
+        </w:rPr>
+        <w:t>1Tim. 1:17</w:t>
+      </w:r>
+      <w:r>
+        <w:rPr>
+          <w:lang w:val="id_ID" w:bidi="id_ID"/>
+        </w:rPr>
+        <w:t xml:space="preserve">; </w:t>
+      </w:r>
+      <w:r>
+        <w:rPr>
+          <w:lang w:val="id_ID" w:bidi="id_ID"/>
+        </w:rPr>
+        <w:t>6:15–16</w:t>
+      </w:r>
       <w:r>
         <w:rPr>
           <w:lang w:val="id_ID" w:bidi="id_ID"/>
@@ -9263,18 +7331,12 @@
         </w:rPr>
         <w:t xml:space="preserve">): Bahasa Yunani menunjukkan bahwa pujian ini ditujukan kepada “Tuhan” dari kalimat sebelumnya, yaitu kepada Yesus (bdk. </w:t>
       </w:r>
-      <w:hyperlink r:id="rId274">
-        <w:r>
-          <w:rPr>
-            <w:lang w:val="id_ID" w:bidi="id_ID"/>
-          </w:rPr>
-          <w:rPr>
-            <w:color w:val="0000EE"/>
-            <w:u w:val="single"/>
-          </w:rPr>
-          <w:t>Titus 2:13</w:t>
-        </w:r>
-      </w:hyperlink>
+      <w:r>
+        <w:rPr>
+          <w:lang w:val="id_ID" w:bidi="id_ID"/>
+        </w:rPr>
+        <w:t>Titus 2:13</w:t>
+      </w:r>
       <w:r>
         <w:rPr>
           <w:lang w:val="id_ID" w:bidi="id_ID"/>
@@ -9329,108 +7391,72 @@
         </w:rPr>
         <w:t>Priskila dan Akwila pernah berada di Efesus (</w:t>
       </w:r>
-      <w:hyperlink r:id="rId275">
-        <w:r>
-          <w:rPr>
-            <w:lang w:val="id_ID" w:bidi="id_ID"/>
-          </w:rPr>
-          <w:rPr>
-            <w:color w:val="0000EE"/>
-            <w:u w:val="single"/>
-          </w:rPr>
-          <w:t>Kisah. 18:26</w:t>
-        </w:r>
-      </w:hyperlink>
-      <w:r>
-        <w:rPr>
-          <w:lang w:val="id_ID" w:bidi="id_ID"/>
-        </w:rPr>
-        <w:t xml:space="preserve">; </w:t>
-      </w:r>
-      <w:hyperlink r:id="rId276">
-        <w:r>
-          <w:rPr>
-            <w:lang w:val="id_ID" w:bidi="id_ID"/>
-          </w:rPr>
-          <w:rPr>
-            <w:color w:val="0000EE"/>
-            <w:u w:val="single"/>
-          </w:rPr>
-          <w:t>1Kor. 16:19</w:t>
-        </w:r>
-      </w:hyperlink>
+      <w:r>
+        <w:rPr>
+          <w:lang w:val="id_ID" w:bidi="id_ID"/>
+        </w:rPr>
+        <w:t>Kisah. 18:26</w:t>
+      </w:r>
+      <w:r>
+        <w:rPr>
+          <w:lang w:val="id_ID" w:bidi="id_ID"/>
+        </w:rPr>
+        <w:t xml:space="preserve">; </w:t>
+      </w:r>
+      <w:r>
+        <w:rPr>
+          <w:lang w:val="id_ID" w:bidi="id_ID"/>
+        </w:rPr>
+        <w:t>1Kor. 16:19</w:t>
+      </w:r>
       <w:r>
         <w:rPr>
           <w:lang w:val="id_ID" w:bidi="id_ID"/>
         </w:rPr>
         <w:t>) dan mungkin berada di sana saat ini. Mereka juga pernah tinggal di Roma (</w:t>
       </w:r>
-      <w:hyperlink r:id="rId277">
-        <w:r>
-          <w:rPr>
-            <w:lang w:val="id_ID" w:bidi="id_ID"/>
-          </w:rPr>
-          <w:rPr>
-            <w:color w:val="0000EE"/>
-            <w:u w:val="single"/>
-          </w:rPr>
-          <w:t>Kisah. 18:2</w:t>
-        </w:r>
-      </w:hyperlink>
-      <w:r>
-        <w:rPr>
-          <w:lang w:val="id_ID" w:bidi="id_ID"/>
-        </w:rPr>
-        <w:t xml:space="preserve">; </w:t>
-      </w:r>
-      <w:hyperlink r:id="rId278">
-        <w:r>
-          <w:rPr>
-            <w:lang w:val="id_ID" w:bidi="id_ID"/>
-          </w:rPr>
-          <w:rPr>
-            <w:color w:val="0000EE"/>
-            <w:u w:val="single"/>
-          </w:rPr>
-          <w:t>Rm. 16:3</w:t>
-        </w:r>
-      </w:hyperlink>
+      <w:r>
+        <w:rPr>
+          <w:lang w:val="id_ID" w:bidi="id_ID"/>
+        </w:rPr>
+        <w:t>Kisah. 18:2</w:t>
+      </w:r>
+      <w:r>
+        <w:rPr>
+          <w:lang w:val="id_ID" w:bidi="id_ID"/>
+        </w:rPr>
+        <w:t xml:space="preserve">; </w:t>
+      </w:r>
+      <w:r>
+        <w:rPr>
+          <w:lang w:val="id_ID" w:bidi="id_ID"/>
+        </w:rPr>
+        <w:t>Rm. 16:3</w:t>
+      </w:r>
       <w:r>
         <w:rPr>
           <w:lang w:val="id_ID" w:bidi="id_ID"/>
         </w:rPr>
         <w:t xml:space="preserve">), tempat Paulus berada saat ini. Hal ini mungkin menunjukkan bahwa Timotius masih di Efesus (lihat </w:t>
       </w:r>
-      <w:hyperlink r:id="rId279">
-        <w:r>
-          <w:rPr>
-            <w:lang w:val="id_ID" w:bidi="id_ID"/>
-          </w:rPr>
-          <w:rPr>
-            <w:color w:val="0000EE"/>
-            <w:u w:val="single"/>
-          </w:rPr>
-          <w:t>1Tim. 1:3</w:t>
-        </w:r>
-      </w:hyperlink>
+      <w:r>
+        <w:rPr>
+          <w:lang w:val="id_ID" w:bidi="id_ID"/>
+        </w:rPr>
+        <w:t>1Tim. 1:3</w:t>
+      </w:r>
       <w:r>
         <w:rPr>
           <w:lang w:val="id_ID" w:bidi="id_ID"/>
         </w:rPr>
         <w:t xml:space="preserve">). • Paulus dengan penuh penghargaan menyebut Onesiforus dalam </w:t>
       </w:r>
-      <w:hyperlink r:id="rId280">
-        <w:r>
-          <w:rPr>
-            <w:lang w:val="id_ID" w:bidi="id_ID"/>
-          </w:rPr>
-          <w:rPr>
-            <w:color w:val="0000EE"/>
-            <w:u w:val="single"/>
-          </w:rPr>
-          <w:t>2Tim. 1:16</w:t>
-        </w:r>
-      </w:hyperlink>
+      <w:r>
+        <w:rPr>
+          <w:lang w:val="id_ID" w:bidi="id_ID"/>
+        </w:rPr>
+        <w:t>2Tim. 1:16</w:t>
+      </w:r>
       <w:r>
         <w:rPr>
           <w:lang w:val="id_ID" w:bidi="id_ID"/>
@@ -9485,54 +7511,36 @@
         </w:rPr>
         <w:t xml:space="preserve">Seperti dalam beberapa surat Paulus, surat ini diakhiri dengan salam dan nasihat-nasihat penutup (misalnya, </w:t>
       </w:r>
-      <w:hyperlink r:id="rId281">
-        <w:r>
-          <w:rPr>
-            <w:lang w:val="id_ID" w:bidi="id_ID"/>
-          </w:rPr>
-          <w:rPr>
-            <w:color w:val="0000EE"/>
-            <w:u w:val="single"/>
-          </w:rPr>
-          <w:t>Rm. 16:1–23</w:t>
-        </w:r>
-      </w:hyperlink>
-      <w:r>
-        <w:rPr>
-          <w:lang w:val="id_ID" w:bidi="id_ID"/>
-        </w:rPr>
-        <w:t xml:space="preserve">; </w:t>
-      </w:r>
-      <w:hyperlink r:id="rId282">
-        <w:r>
-          <w:rPr>
-            <w:lang w:val="id_ID" w:bidi="id_ID"/>
-          </w:rPr>
-          <w:rPr>
-            <w:color w:val="0000EE"/>
-            <w:u w:val="single"/>
-          </w:rPr>
-          <w:t>1Kor. 16:19–21</w:t>
-        </w:r>
-      </w:hyperlink>
-      <w:r>
-        <w:rPr>
-          <w:lang w:val="id_ID" w:bidi="id_ID"/>
-        </w:rPr>
-        <w:t xml:space="preserve">; </w:t>
-      </w:r>
-      <w:hyperlink r:id="rId283">
-        <w:r>
-          <w:rPr>
-            <w:lang w:val="id_ID" w:bidi="id_ID"/>
-          </w:rPr>
-          <w:rPr>
-            <w:color w:val="0000EE"/>
-            <w:u w:val="single"/>
-          </w:rPr>
-          <w:t>2Kor. 13:12</w:t>
-        </w:r>
-      </w:hyperlink>
+      <w:r>
+        <w:rPr>
+          <w:lang w:val="id_ID" w:bidi="id_ID"/>
+        </w:rPr>
+        <w:t>Rm. 16:1–23</w:t>
+      </w:r>
+      <w:r>
+        <w:rPr>
+          <w:lang w:val="id_ID" w:bidi="id_ID"/>
+        </w:rPr>
+        <w:t xml:space="preserve">; </w:t>
+      </w:r>
+      <w:r>
+        <w:rPr>
+          <w:lang w:val="id_ID" w:bidi="id_ID"/>
+        </w:rPr>
+        <w:t>1Kor. 16:19–21</w:t>
+      </w:r>
+      <w:r>
+        <w:rPr>
+          <w:lang w:val="id_ID" w:bidi="id_ID"/>
+        </w:rPr>
+        <w:t xml:space="preserve">; </w:t>
+      </w:r>
+      <w:r>
+        <w:rPr>
+          <w:lang w:val="id_ID" w:bidi="id_ID"/>
+        </w:rPr>
+        <w:t>2Kor. 13:12</w:t>
+      </w:r>
       <w:r>
         <w:rPr>
           <w:lang w:val="id_ID" w:bidi="id_ID"/>
@@ -9587,90 +7595,60 @@
         </w:rPr>
         <w:t>Erastus adalah penduduk Korintus (</w:t>
       </w:r>
-      <w:hyperlink r:id="rId284">
-        <w:r>
-          <w:rPr>
-            <w:lang w:val="id_ID" w:bidi="id_ID"/>
-          </w:rPr>
-          <w:rPr>
-            <w:color w:val="0000EE"/>
-            <w:u w:val="single"/>
-          </w:rPr>
-          <w:t>Kisah Para Rasul 19:22</w:t>
-        </w:r>
-      </w:hyperlink>
-      <w:r>
-        <w:rPr>
-          <w:lang w:val="id_ID" w:bidi="id_ID"/>
-        </w:rPr>
-        <w:t xml:space="preserve">; </w:t>
-      </w:r>
-      <w:hyperlink r:id="rId285">
-        <w:r>
-          <w:rPr>
-            <w:lang w:val="id_ID" w:bidi="id_ID"/>
-          </w:rPr>
-          <w:rPr>
-            <w:color w:val="0000EE"/>
-            <w:u w:val="single"/>
-          </w:rPr>
-          <w:t>Rm. 16:23</w:t>
-        </w:r>
-      </w:hyperlink>
+      <w:r>
+        <w:rPr>
+          <w:lang w:val="id_ID" w:bidi="id_ID"/>
+        </w:rPr>
+        <w:t>Kisah Para Rasul 19:22</w:t>
+      </w:r>
+      <w:r>
+        <w:rPr>
+          <w:lang w:val="id_ID" w:bidi="id_ID"/>
+        </w:rPr>
+        <w:t xml:space="preserve">; </w:t>
+      </w:r>
+      <w:r>
+        <w:rPr>
+          <w:lang w:val="id_ID" w:bidi="id_ID"/>
+        </w:rPr>
+        <w:t>Rm. 16:23</w:t>
+      </w:r>
       <w:r>
         <w:rPr>
           <w:lang w:val="id_ID" w:bidi="id_ID"/>
         </w:rPr>
         <w:t>). Penggalian arkeologi modern telah menemukan sebuah prasasti di Korintus yang menyebutkan seorang bernama Erastus yang merupakan bendahara kota; dia mungkin orang yang sama dengan Erastus yang disebut di kitab ini. • Trofimus (</w:t>
       </w:r>
-      <w:hyperlink r:id="rId251">
-        <w:r>
-          <w:rPr>
-            <w:lang w:val="id_ID" w:bidi="id_ID"/>
-          </w:rPr>
-          <w:rPr>
-            <w:color w:val="0000EE"/>
-            <w:u w:val="single"/>
-          </w:rPr>
-          <w:t>Kisah Para Rasul 20:4</w:t>
-        </w:r>
-      </w:hyperlink>
-      <w:r>
-        <w:rPr>
-          <w:lang w:val="id_ID" w:bidi="id_ID"/>
-        </w:rPr>
-        <w:t xml:space="preserve">; </w:t>
-      </w:r>
-      <w:hyperlink r:id="rId286">
-        <w:r>
-          <w:rPr>
-            <w:lang w:val="id_ID" w:bidi="id_ID"/>
-          </w:rPr>
-          <w:rPr>
-            <w:color w:val="0000EE"/>
-            <w:u w:val="single"/>
-          </w:rPr>
-          <w:t>21:29</w:t>
-        </w:r>
-      </w:hyperlink>
+      <w:r>
+        <w:rPr>
+          <w:lang w:val="id_ID" w:bidi="id_ID"/>
+        </w:rPr>
+        <w:t>Kisah Para Rasul 20:4</w:t>
+      </w:r>
+      <w:r>
+        <w:rPr>
+          <w:lang w:val="id_ID" w:bidi="id_ID"/>
+        </w:rPr>
+        <w:t xml:space="preserve">; </w:t>
+      </w:r>
+      <w:r>
+        <w:rPr>
+          <w:lang w:val="id_ID" w:bidi="id_ID"/>
+        </w:rPr>
+        <w:t>21:29</w:t>
+      </w:r>
       <w:r>
         <w:rPr>
           <w:lang w:val="id_ID" w:bidi="id_ID"/>
         </w:rPr>
         <w:t>) adalah seorang dari Efesus yang terkait dengan Tikhikus (</w:t>
       </w:r>
-      <w:hyperlink r:id="rId287">
-        <w:r>
-          <w:rPr>
-            <w:lang w:val="id_ID" w:bidi="id_ID"/>
-          </w:rPr>
-          <w:rPr>
-            <w:color w:val="0000EE"/>
-            <w:u w:val="single"/>
-          </w:rPr>
-          <w:t>2Tim. 4:12</w:t>
-        </w:r>
-      </w:hyperlink>
+      <w:r>
+        <w:rPr>
+          <w:lang w:val="id_ID" w:bidi="id_ID"/>
+        </w:rPr>
+        <w:t>2Tim. 4:12</w:t>
+      </w:r>
       <w:r>
         <w:rPr>
           <w:lang w:val="id_ID" w:bidi="id_ID"/>
@@ -9725,96 +7703,60 @@
         </w:rPr>
         <w:t xml:space="preserve">sebelum musim dingin: Paulus mungkin khawatir akan ada penundaan yang lama jika Timotius melewatkan kesempatan ini untuk bepergian di musim gugur (lihat </w:t>
       </w:r>
-      <w:hyperlink r:id="rId243">
-        <w:r>
-          <w:rPr>
-            <w:lang w:val="id_ID" w:bidi="id_ID"/>
-          </w:rPr>
-          <w:rPr>
-            <w:color w:val="0000EE"/>
-            <w:u w:val="single"/>
-          </w:rPr>
-          <w:t xml:space="preserve">2Tim. </w:t>
-        </w:r>
-      </w:hyperlink>
-      <w:hyperlink r:id="rId240">
-        <w:r>
-          <w:rPr>
-            <w:lang w:val="id_ID" w:bidi="id_ID"/>
-          </w:rPr>
-          <w:rPr>
-            <w:color w:val="0000EE"/>
-            <w:u w:val="single"/>
-          </w:rPr>
-          <w:t>1:4</w:t>
-        </w:r>
-      </w:hyperlink>
-      <w:r>
-        <w:rPr>
-          <w:lang w:val="id_ID" w:bidi="id_ID"/>
-        </w:rPr>
-        <w:t xml:space="preserve">; </w:t>
-      </w:r>
-      <w:hyperlink r:id="rId32">
-        <w:r>
-          <w:rPr>
-            <w:lang w:val="id_ID" w:bidi="id_ID"/>
-          </w:rPr>
-          <w:rPr>
-            <w:color w:val="0000EE"/>
-            <w:u w:val="single"/>
-          </w:rPr>
-          <w:t>4:9</w:t>
-        </w:r>
-      </w:hyperlink>
+      <w:r>
+        <w:rPr>
+          <w:lang w:val="id_ID" w:bidi="id_ID"/>
+        </w:rPr>
+        <w:t xml:space="preserve">2Tim. </w:t>
+      </w:r>
+      <w:r>
+        <w:rPr>
+          <w:lang w:val="id_ID" w:bidi="id_ID"/>
+        </w:rPr>
+        <w:t>1:4</w:t>
+      </w:r>
+      <w:r>
+        <w:rPr>
+          <w:lang w:val="id_ID" w:bidi="id_ID"/>
+        </w:rPr>
+        <w:t xml:space="preserve">; </w:t>
+      </w:r>
+      <w:r>
+        <w:rPr>
+          <w:lang w:val="id_ID" w:bidi="id_ID"/>
+        </w:rPr>
+        <w:t>4:9</w:t>
+      </w:r>
       <w:r>
         <w:rPr>
           <w:lang w:val="id_ID" w:bidi="id_ID"/>
         </w:rPr>
         <w:t xml:space="preserve">). Musim dingin menutup perjalanan melintasi Laut Adriatik dari November hingga Maret (lihat </w:t>
       </w:r>
-      <w:hyperlink r:id="rId288">
-        <w:r>
-          <w:rPr>
-            <w:lang w:val="id_ID" w:bidi="id_ID"/>
-          </w:rPr>
-          <w:rPr>
-            <w:color w:val="0000EE"/>
-            <w:u w:val="single"/>
-          </w:rPr>
-          <w:t>Kisah Para Rasul 27:12</w:t>
-        </w:r>
-      </w:hyperlink>
+      <w:r>
+        <w:rPr>
+          <w:lang w:val="id_ID" w:bidi="id_ID"/>
+        </w:rPr>
+        <w:t>Kisah Para Rasul 27:12</w:t>
+      </w:r>
       <w:r>
         <w:rPr>
           <w:lang w:val="id_ID" w:bidi="id_ID"/>
         </w:rPr>
         <w:t>). Paulus mungkin juga merasa perlu untuk menerima jubahnya (</w:t>
       </w:r>
-      <w:hyperlink r:id="rId243">
-        <w:r>
-          <w:rPr>
-            <w:lang w:val="id_ID" w:bidi="id_ID"/>
-          </w:rPr>
-          <w:rPr>
-            <w:color w:val="0000EE"/>
-            <w:u w:val="single"/>
-          </w:rPr>
-          <w:t xml:space="preserve">2Tim. </w:t>
-        </w:r>
-      </w:hyperlink>
-      <w:hyperlink r:id="rId289">
-        <w:r>
-          <w:rPr>
-            <w:lang w:val="id_ID" w:bidi="id_ID"/>
-          </w:rPr>
-          <w:rPr>
-            <w:color w:val="0000EE"/>
-            <w:u w:val="single"/>
-          </w:rPr>
-          <w:t>4:13</w:t>
-        </w:r>
-      </w:hyperlink>
+      <w:r>
+        <w:rPr>
+          <w:lang w:val="id_ID" w:bidi="id_ID"/>
+        </w:rPr>
+        <w:t xml:space="preserve">2Tim. </w:t>
+      </w:r>
+      <w:r>
+        <w:rPr>
+          <w:lang w:val="id_ID" w:bidi="id_ID"/>
+        </w:rPr>
+        <w:t>4:13</w:t>
+      </w:r>
       <w:r>
         <w:rPr>
           <w:lang w:val="id_ID" w:bidi="id_ID"/>
@@ -9882,90 +7824,60 @@
         </w:rPr>
         <w:t xml:space="preserve">Cara pengungkapan atau pengkalimatan di sini sangat khas, mungkin untuk menekankan apa yang telah dikatakan di </w:t>
       </w:r>
-      <w:hyperlink r:id="rId290">
-        <w:r>
-          <w:rPr>
-            <w:lang w:val="id_ID" w:bidi="id_ID"/>
-          </w:rPr>
-          <w:rPr>
-            <w:color w:val="0000EE"/>
-            <w:u w:val="single"/>
-          </w:rPr>
-          <w:t>2Tim. 1:6–8</w:t>
-        </w:r>
-      </w:hyperlink>
-      <w:r>
-        <w:rPr>
-          <w:lang w:val="id_ID" w:bidi="id_ID"/>
-        </w:rPr>
-        <w:t xml:space="preserve">; </w:t>
-      </w:r>
-      <w:hyperlink r:id="rId291">
-        <w:r>
-          <w:rPr>
-            <w:lang w:val="id_ID" w:bidi="id_ID"/>
-          </w:rPr>
-          <w:rPr>
-            <w:color w:val="0000EE"/>
-            <w:u w:val="single"/>
-          </w:rPr>
-          <w:t>2:1</w:t>
-        </w:r>
-      </w:hyperlink>
+      <w:r>
+        <w:rPr>
+          <w:lang w:val="id_ID" w:bidi="id_ID"/>
+        </w:rPr>
+        <w:t>2Tim. 1:6–8</w:t>
+      </w:r>
+      <w:r>
+        <w:rPr>
+          <w:lang w:val="id_ID" w:bidi="id_ID"/>
+        </w:rPr>
+        <w:t xml:space="preserve">; </w:t>
+      </w:r>
+      <w:r>
+        <w:rPr>
+          <w:lang w:val="id_ID" w:bidi="id_ID"/>
+        </w:rPr>
+        <w:t>2:1</w:t>
+      </w:r>
       <w:r>
         <w:rPr>
           <w:lang w:val="id_ID" w:bidi="id_ID"/>
         </w:rPr>
         <w:t xml:space="preserve"> (bandingkan </w:t>
       </w:r>
-      <w:hyperlink r:id="rId292">
-        <w:r>
-          <w:rPr>
-            <w:lang w:val="id_ID" w:bidi="id_ID"/>
-          </w:rPr>
-          <w:rPr>
-            <w:color w:val="0000EE"/>
-            <w:u w:val="single"/>
-          </w:rPr>
-          <w:t>Gal. 6:18</w:t>
-        </w:r>
-      </w:hyperlink>
-      <w:r>
-        <w:rPr>
-          <w:lang w:val="id_ID" w:bidi="id_ID"/>
-        </w:rPr>
-        <w:t xml:space="preserve">; </w:t>
-      </w:r>
-      <w:hyperlink r:id="rId293">
-        <w:r>
-          <w:rPr>
-            <w:lang w:val="id_ID" w:bidi="id_ID"/>
-          </w:rPr>
-          <w:rPr>
-            <w:color w:val="0000EE"/>
-            <w:u w:val="single"/>
-          </w:rPr>
-          <w:t>Flp. 4:23</w:t>
-        </w:r>
-      </w:hyperlink>
-      <w:r>
-        <w:rPr>
-          <w:lang w:val="id_ID" w:bidi="id_ID"/>
-        </w:rPr>
-        <w:t xml:space="preserve">; </w:t>
-      </w:r>
-      <w:hyperlink r:id="rId294">
-        <w:r>
-          <w:rPr>
-            <w:lang w:val="id_ID" w:bidi="id_ID"/>
-          </w:rPr>
-          <w:rPr>
-            <w:color w:val="0000EE"/>
-            <w:u w:val="single"/>
-          </w:rPr>
-          <w:t>Flm. 1:25</w:t>
-        </w:r>
-      </w:hyperlink>
+      <w:r>
+        <w:rPr>
+          <w:lang w:val="id_ID" w:bidi="id_ID"/>
+        </w:rPr>
+        <w:t>Gal. 6:18</w:t>
+      </w:r>
+      <w:r>
+        <w:rPr>
+          <w:lang w:val="id_ID" w:bidi="id_ID"/>
+        </w:rPr>
+        <w:t xml:space="preserve">; </w:t>
+      </w:r>
+      <w:r>
+        <w:rPr>
+          <w:lang w:val="id_ID" w:bidi="id_ID"/>
+        </w:rPr>
+        <w:t>Flp. 4:23</w:t>
+      </w:r>
+      <w:r>
+        <w:rPr>
+          <w:lang w:val="id_ID" w:bidi="id_ID"/>
+        </w:rPr>
+        <w:t xml:space="preserve">; </w:t>
+      </w:r>
+      <w:r>
+        <w:rPr>
+          <w:lang w:val="id_ID" w:bidi="id_ID"/>
+        </w:rPr>
+        <w:t>Flm. 1:25</w:t>
+      </w:r>
       <w:r>
         <w:rPr>
           <w:lang w:val="id_ID" w:bidi="id_ID"/>
